--- a/التقرير.docx
+++ b/التقرير.docx
@@ -306,7 +306,16 @@
           <w:szCs w:val="28"/>
           <w:rtl/>
         </w:rPr>
-        <w:t xml:space="preserve"> وتنظيم استهلاك موارد الخادم</w:t>
+        <w:t xml:space="preserve"> وتنظيم استهلاك موارد </w:t>
+      </w:r>
+      <w:proofErr w:type="gramStart"/>
+      <w:r>
+        <w:rPr>
+          <w:sz w:val="28"/>
+          <w:szCs w:val="28"/>
+          <w:rtl/>
+        </w:rPr>
+        <w:t>الخادم</w:t>
       </w:r>
       <w:r>
         <w:rPr>
@@ -329,7 +338,15 @@
           <w:sz w:val="28"/>
           <w:szCs w:val="28"/>
         </w:rPr>
-        <w:t>(CPU &amp; RAM)</w:t>
+        <w:t>(</w:t>
+      </w:r>
+      <w:proofErr w:type="gramEnd"/>
+      <w:r>
+        <w:rPr>
+          <w:sz w:val="28"/>
+          <w:szCs w:val="28"/>
+        </w:rPr>
+        <w:t>CPU &amp; RAM)</w:t>
       </w:r>
       <w:r>
         <w:rPr>
@@ -844,7 +861,7 @@
                     </pic:cNvPicPr>
                   </pic:nvPicPr>
                   <pic:blipFill>
-                    <a:blip r:embed="rId5">
+                    <a:blip r:embed="rId8">
                       <a:extLst>
                         <a:ext uri="{28A0092B-C50C-407E-A947-70E740481C1C}">
                           <a14:useLocalDpi xmlns:a14="http://schemas.microsoft.com/office/drawing/2010/main" val="0"/>
@@ -1043,7 +1060,7 @@
                     </pic:cNvPicPr>
                   </pic:nvPicPr>
                   <pic:blipFill>
-                    <a:blip r:embed="rId6">
+                    <a:blip r:embed="rId9">
                       <a:extLst>
                         <a:ext uri="{28A0092B-C50C-407E-A947-70E740481C1C}">
                           <a14:useLocalDpi xmlns:a14="http://schemas.microsoft.com/office/drawing/2010/main" val="0"/>
@@ -1202,7 +1219,7 @@
                     </pic:cNvPicPr>
                   </pic:nvPicPr>
                   <pic:blipFill>
-                    <a:blip r:embed="rId7">
+                    <a:blip r:embed="rId10">
                       <a:extLst>
                         <a:ext uri="{28A0092B-C50C-407E-A947-70E740481C1C}">
                           <a14:useLocalDpi xmlns:a14="http://schemas.microsoft.com/office/drawing/2010/main" val="0"/>
@@ -1304,14 +1321,23 @@
           <w:szCs w:val="28"/>
           <w:u w:val="single"/>
         </w:rPr>
-        <w:t>Order Items)</w:t>
-      </w:r>
-      <w:r>
-        <w:rPr>
-          <w:rFonts w:hint="cs"/>
+        <w:t>Order Items</w:t>
+      </w:r>
+      <w:proofErr w:type="gramStart"/>
+      <w:r>
+        <w:rPr>
           <w:sz w:val="28"/>
           <w:szCs w:val="28"/>
           <w:u w:val="single"/>
+        </w:rPr>
+        <w:t>)</w:t>
+      </w:r>
+      <w:r>
+        <w:rPr>
+          <w:rFonts w:hint="cs"/>
+          <w:sz w:val="28"/>
+          <w:szCs w:val="28"/>
+          <w:u w:val="single"/>
           <w:rtl/>
         </w:rPr>
         <w:t>:</w:t>
@@ -1329,7 +1355,16 @@
           <w:szCs w:val="28"/>
           <w:rtl/>
         </w:rPr>
-        <w:t xml:space="preserve"> هو الجدول الذي يربط الطلب بالمنتج، حيث يسجل لكل طلب ما هي المنتجات التي تم شراؤها وبأي كمية وبأي سعر في تلك اللحظة. </w:t>
+        <w:t xml:space="preserve"> هو</w:t>
+      </w:r>
+      <w:proofErr w:type="gramEnd"/>
+      <w:r>
+        <w:rPr>
+          <w:sz w:val="28"/>
+          <w:szCs w:val="28"/>
+          <w:rtl/>
+        </w:rPr>
+        <w:t xml:space="preserve"> الجدول الذي يربط الطلب بالمنتج، حيث يسجل لكل طلب ما هي المنتجات التي تم شراؤها وبأي كمية وبأي سعر في تلك اللحظة. </w:t>
       </w:r>
     </w:p>
     <w:p>
@@ -1372,7 +1407,7 @@
                     </pic:cNvPicPr>
                   </pic:nvPicPr>
                   <pic:blipFill>
-                    <a:blip r:embed="rId8">
+                    <a:blip r:embed="rId11">
                       <a:extLst>
                         <a:ext uri="{28A0092B-C50C-407E-A947-70E740481C1C}">
                           <a14:useLocalDpi xmlns:a14="http://schemas.microsoft.com/office/drawing/2010/main" val="0"/>
@@ -1450,7 +1485,7 @@
     </w:p>
     <w:p>
       <w:pPr>
-        <w:pStyle w:val="a6"/>
+        <w:pStyle w:val="ListParagraph"/>
         <w:numPr>
           <w:ilvl w:val="1"/>
           <w:numId w:val="6"/>
@@ -1480,7 +1515,7 @@
     </w:p>
     <w:p>
       <w:pPr>
-        <w:pStyle w:val="a6"/>
+        <w:pStyle w:val="ListParagraph"/>
         <w:bidi/>
         <w:rPr>
           <w:b/>
@@ -1564,20 +1599,20 @@
     </w:p>
     <w:p>
       <w:pPr>
-        <w:pStyle w:val="a6"/>
-        <w:bidi/>
-        <w:rPr>
-          <w:b/>
-          <w:bCs/>
-          <w:sz w:val="28"/>
-          <w:szCs w:val="28"/>
-          <w:rtl/>
-        </w:rPr>
-      </w:pPr>
-    </w:p>
-    <w:p>
-      <w:pPr>
-        <w:pStyle w:val="a6"/>
+        <w:pStyle w:val="ListParagraph"/>
+        <w:bidi/>
+        <w:rPr>
+          <w:b/>
+          <w:bCs/>
+          <w:sz w:val="28"/>
+          <w:szCs w:val="28"/>
+          <w:rtl/>
+        </w:rPr>
+      </w:pPr>
+    </w:p>
+    <w:p>
+      <w:pPr>
+        <w:pStyle w:val="ListParagraph"/>
         <w:bidi/>
         <w:rPr>
           <w:sz w:val="28"/>
@@ -1651,18 +1686,18 @@
     </w:p>
     <w:p>
       <w:pPr>
-        <w:pStyle w:val="a6"/>
-        <w:bidi/>
-        <w:rPr>
-          <w:sz w:val="28"/>
-          <w:szCs w:val="28"/>
-          <w:rtl/>
-        </w:rPr>
-      </w:pPr>
-    </w:p>
-    <w:p>
-      <w:pPr>
-        <w:pStyle w:val="a6"/>
+        <w:pStyle w:val="ListParagraph"/>
+        <w:bidi/>
+        <w:rPr>
+          <w:sz w:val="28"/>
+          <w:szCs w:val="28"/>
+          <w:rtl/>
+        </w:rPr>
+      </w:pPr>
+    </w:p>
+    <w:p>
+      <w:pPr>
+        <w:pStyle w:val="ListParagraph"/>
         <w:bidi/>
         <w:rPr>
           <w:sz w:val="28"/>
@@ -1729,6 +1764,7 @@
         <w:t xml:space="preserve"> دالة </w:t>
       </w:r>
       <w:proofErr w:type="spellStart"/>
+      <w:proofErr w:type="gramStart"/>
       <w:r>
         <w:rPr>
           <w:sz w:val="28"/>
@@ -1742,23 +1778,30 @@
           <w:sz w:val="28"/>
           <w:szCs w:val="28"/>
         </w:rPr>
-        <w:t>()</w:t>
-      </w:r>
-    </w:p>
-    <w:p>
-      <w:pPr>
-        <w:pStyle w:val="a6"/>
-        <w:bidi/>
-        <w:rPr>
-          <w:sz w:val="28"/>
-          <w:szCs w:val="28"/>
-          <w:rtl/>
-        </w:rPr>
-      </w:pPr>
-    </w:p>
-    <w:p>
-      <w:pPr>
-        <w:pStyle w:val="a6"/>
+        <w:t>(</w:t>
+      </w:r>
+      <w:proofErr w:type="gramEnd"/>
+      <w:r>
+        <w:rPr>
+          <w:sz w:val="28"/>
+          <w:szCs w:val="28"/>
+        </w:rPr>
+        <w:t>)</w:t>
+      </w:r>
+    </w:p>
+    <w:p>
+      <w:pPr>
+        <w:pStyle w:val="ListParagraph"/>
+        <w:bidi/>
+        <w:rPr>
+          <w:sz w:val="28"/>
+          <w:szCs w:val="28"/>
+        </w:rPr>
+      </w:pPr>
+    </w:p>
+    <w:p>
+      <w:pPr>
+        <w:pStyle w:val="ListParagraph"/>
         <w:bidi/>
         <w:rPr>
           <w:sz w:val="28"/>
@@ -1788,7 +1831,7 @@
                     </pic:cNvPicPr>
                   </pic:nvPicPr>
                   <pic:blipFill>
-                    <a:blip r:embed="rId9">
+                    <a:blip r:embed="rId12">
                       <a:extLst>
                         <a:ext uri="{28A0092B-C50C-407E-A947-70E740481C1C}">
                           <a14:useLocalDpi xmlns:a14="http://schemas.microsoft.com/office/drawing/2010/main" val="0"/>
@@ -1822,18 +1865,18 @@
     </w:p>
     <w:p>
       <w:pPr>
-        <w:pStyle w:val="a6"/>
-        <w:bidi/>
-        <w:rPr>
-          <w:sz w:val="28"/>
-          <w:szCs w:val="28"/>
-          <w:rtl/>
-        </w:rPr>
-      </w:pPr>
-    </w:p>
-    <w:p>
-      <w:pPr>
-        <w:pStyle w:val="a6"/>
+        <w:pStyle w:val="ListParagraph"/>
+        <w:bidi/>
+        <w:rPr>
+          <w:sz w:val="28"/>
+          <w:szCs w:val="28"/>
+          <w:rtl/>
+        </w:rPr>
+      </w:pPr>
+    </w:p>
+    <w:p>
+      <w:pPr>
+        <w:pStyle w:val="ListParagraph"/>
         <w:bidi/>
         <w:rPr>
           <w:sz w:val="28"/>
@@ -1891,18 +1934,18 @@
     </w:p>
     <w:p>
       <w:pPr>
-        <w:pStyle w:val="a6"/>
-        <w:bidi/>
-        <w:rPr>
-          <w:sz w:val="28"/>
-          <w:szCs w:val="28"/>
-          <w:rtl/>
-        </w:rPr>
-      </w:pPr>
-    </w:p>
-    <w:p>
-      <w:pPr>
-        <w:pStyle w:val="a6"/>
+        <w:pStyle w:val="ListParagraph"/>
+        <w:bidi/>
+        <w:rPr>
+          <w:sz w:val="28"/>
+          <w:szCs w:val="28"/>
+          <w:rtl/>
+        </w:rPr>
+      </w:pPr>
+    </w:p>
+    <w:p>
+      <w:pPr>
+        <w:pStyle w:val="ListParagraph"/>
         <w:bidi/>
         <w:rPr>
           <w:b/>
@@ -1940,7 +1983,7 @@
     </w:p>
     <w:p>
       <w:pPr>
-        <w:pStyle w:val="a6"/>
+        <w:pStyle w:val="ListParagraph"/>
         <w:numPr>
           <w:ilvl w:val="0"/>
           <w:numId w:val="3"/>
@@ -1971,7 +2014,7 @@
     </w:p>
     <w:p>
       <w:pPr>
-        <w:pStyle w:val="a6"/>
+        <w:pStyle w:val="ListParagraph"/>
         <w:bidi/>
         <w:rPr>
           <w:sz w:val="28"/>
@@ -2001,7 +2044,7 @@
                     </pic:cNvPicPr>
                   </pic:nvPicPr>
                   <pic:blipFill>
-                    <a:blip r:embed="rId5">
+                    <a:blip r:embed="rId8">
                       <a:extLst>
                         <a:ext uri="{28A0092B-C50C-407E-A947-70E740481C1C}">
                           <a14:useLocalDpi xmlns:a14="http://schemas.microsoft.com/office/drawing/2010/main" val="0"/>
@@ -2035,106 +2078,106 @@
     </w:p>
     <w:p>
       <w:pPr>
-        <w:pStyle w:val="a6"/>
-        <w:bidi/>
-        <w:rPr>
-          <w:sz w:val="28"/>
-          <w:szCs w:val="28"/>
-          <w:rtl/>
-        </w:rPr>
-      </w:pPr>
-    </w:p>
-    <w:p>
-      <w:pPr>
-        <w:pStyle w:val="a6"/>
-        <w:bidi/>
-        <w:rPr>
-          <w:sz w:val="28"/>
-          <w:szCs w:val="28"/>
-          <w:rtl/>
-        </w:rPr>
-      </w:pPr>
-    </w:p>
-    <w:p>
-      <w:pPr>
-        <w:pStyle w:val="a6"/>
-        <w:bidi/>
-        <w:rPr>
-          <w:sz w:val="28"/>
-          <w:szCs w:val="28"/>
-          <w:rtl/>
-        </w:rPr>
-      </w:pPr>
-    </w:p>
-    <w:p>
-      <w:pPr>
-        <w:pStyle w:val="a6"/>
-        <w:bidi/>
-        <w:rPr>
-          <w:sz w:val="28"/>
-          <w:szCs w:val="28"/>
-          <w:rtl/>
-        </w:rPr>
-      </w:pPr>
-    </w:p>
-    <w:p>
-      <w:pPr>
-        <w:pStyle w:val="a6"/>
-        <w:bidi/>
-        <w:rPr>
-          <w:sz w:val="28"/>
-          <w:szCs w:val="28"/>
-          <w:rtl/>
-        </w:rPr>
-      </w:pPr>
-    </w:p>
-    <w:p>
-      <w:pPr>
-        <w:pStyle w:val="a6"/>
-        <w:bidi/>
-        <w:rPr>
-          <w:sz w:val="28"/>
-          <w:szCs w:val="28"/>
-          <w:rtl/>
-        </w:rPr>
-      </w:pPr>
-    </w:p>
-    <w:p>
-      <w:pPr>
-        <w:pStyle w:val="a6"/>
-        <w:bidi/>
-        <w:rPr>
-          <w:sz w:val="28"/>
-          <w:szCs w:val="28"/>
-          <w:rtl/>
-        </w:rPr>
-      </w:pPr>
-    </w:p>
-    <w:p>
-      <w:pPr>
-        <w:pStyle w:val="a6"/>
-        <w:bidi/>
-        <w:rPr>
-          <w:sz w:val="28"/>
-          <w:szCs w:val="28"/>
-          <w:rtl/>
-        </w:rPr>
-      </w:pPr>
-    </w:p>
-    <w:p>
-      <w:pPr>
-        <w:pStyle w:val="a6"/>
-        <w:bidi/>
-        <w:rPr>
-          <w:sz w:val="28"/>
-          <w:szCs w:val="28"/>
-          <w:rtl/>
-        </w:rPr>
-      </w:pPr>
-    </w:p>
-    <w:p>
-      <w:pPr>
-        <w:pStyle w:val="a6"/>
+        <w:pStyle w:val="ListParagraph"/>
+        <w:bidi/>
+        <w:rPr>
+          <w:sz w:val="28"/>
+          <w:szCs w:val="28"/>
+          <w:rtl/>
+        </w:rPr>
+      </w:pPr>
+    </w:p>
+    <w:p>
+      <w:pPr>
+        <w:pStyle w:val="ListParagraph"/>
+        <w:bidi/>
+        <w:rPr>
+          <w:sz w:val="28"/>
+          <w:szCs w:val="28"/>
+          <w:rtl/>
+        </w:rPr>
+      </w:pPr>
+    </w:p>
+    <w:p>
+      <w:pPr>
+        <w:pStyle w:val="ListParagraph"/>
+        <w:bidi/>
+        <w:rPr>
+          <w:sz w:val="28"/>
+          <w:szCs w:val="28"/>
+          <w:rtl/>
+        </w:rPr>
+      </w:pPr>
+    </w:p>
+    <w:p>
+      <w:pPr>
+        <w:pStyle w:val="ListParagraph"/>
+        <w:bidi/>
+        <w:rPr>
+          <w:sz w:val="28"/>
+          <w:szCs w:val="28"/>
+          <w:rtl/>
+        </w:rPr>
+      </w:pPr>
+    </w:p>
+    <w:p>
+      <w:pPr>
+        <w:pStyle w:val="ListParagraph"/>
+        <w:bidi/>
+        <w:rPr>
+          <w:sz w:val="28"/>
+          <w:szCs w:val="28"/>
+          <w:rtl/>
+        </w:rPr>
+      </w:pPr>
+    </w:p>
+    <w:p>
+      <w:pPr>
+        <w:pStyle w:val="ListParagraph"/>
+        <w:bidi/>
+        <w:rPr>
+          <w:sz w:val="28"/>
+          <w:szCs w:val="28"/>
+          <w:rtl/>
+        </w:rPr>
+      </w:pPr>
+    </w:p>
+    <w:p>
+      <w:pPr>
+        <w:pStyle w:val="ListParagraph"/>
+        <w:bidi/>
+        <w:rPr>
+          <w:sz w:val="28"/>
+          <w:szCs w:val="28"/>
+          <w:rtl/>
+        </w:rPr>
+      </w:pPr>
+    </w:p>
+    <w:p>
+      <w:pPr>
+        <w:pStyle w:val="ListParagraph"/>
+        <w:bidi/>
+        <w:rPr>
+          <w:sz w:val="28"/>
+          <w:szCs w:val="28"/>
+          <w:rtl/>
+        </w:rPr>
+      </w:pPr>
+    </w:p>
+    <w:p>
+      <w:pPr>
+        <w:pStyle w:val="ListParagraph"/>
+        <w:bidi/>
+        <w:rPr>
+          <w:sz w:val="28"/>
+          <w:szCs w:val="28"/>
+          <w:rtl/>
+        </w:rPr>
+      </w:pPr>
+    </w:p>
+    <w:p>
+      <w:pPr>
+        <w:pStyle w:val="ListParagraph"/>
         <w:numPr>
           <w:ilvl w:val="0"/>
           <w:numId w:val="3"/>
@@ -2225,17 +2268,17 @@
     </w:p>
     <w:p>
       <w:pPr>
-        <w:pStyle w:val="a6"/>
-        <w:bidi/>
-        <w:rPr>
-          <w:sz w:val="28"/>
-          <w:szCs w:val="28"/>
-        </w:rPr>
-      </w:pPr>
-    </w:p>
-    <w:p>
-      <w:pPr>
-        <w:pStyle w:val="a6"/>
+        <w:pStyle w:val="ListParagraph"/>
+        <w:bidi/>
+        <w:rPr>
+          <w:sz w:val="28"/>
+          <w:szCs w:val="28"/>
+        </w:rPr>
+      </w:pPr>
+    </w:p>
+    <w:p>
+      <w:pPr>
+        <w:pStyle w:val="ListParagraph"/>
         <w:bidi/>
         <w:jc w:val="center"/>
         <w:rPr>
@@ -2265,7 +2308,7 @@
                     </pic:cNvPicPr>
                   </pic:nvPicPr>
                   <pic:blipFill>
-                    <a:blip r:embed="rId10" cstate="print">
+                    <a:blip r:embed="rId13" cstate="print">
                       <a:extLst>
                         <a:ext uri="{28A0092B-C50C-407E-A947-70E740481C1C}">
                           <a14:useLocalDpi xmlns:a14="http://schemas.microsoft.com/office/drawing/2010/main" val="0"/>
@@ -2299,17 +2342,17 @@
     </w:p>
     <w:p>
       <w:pPr>
-        <w:pStyle w:val="a6"/>
-        <w:bidi/>
-        <w:rPr>
-          <w:sz w:val="28"/>
-          <w:szCs w:val="28"/>
-        </w:rPr>
-      </w:pPr>
-    </w:p>
-    <w:p>
-      <w:pPr>
-        <w:pStyle w:val="a6"/>
+        <w:pStyle w:val="ListParagraph"/>
+        <w:bidi/>
+        <w:rPr>
+          <w:sz w:val="28"/>
+          <w:szCs w:val="28"/>
+        </w:rPr>
+      </w:pPr>
+    </w:p>
+    <w:p>
+      <w:pPr>
+        <w:pStyle w:val="ListParagraph"/>
         <w:numPr>
           <w:ilvl w:val="0"/>
           <w:numId w:val="3"/>
@@ -2340,7 +2383,7 @@
     </w:p>
     <w:p>
       <w:pPr>
-        <w:pStyle w:val="a6"/>
+        <w:pStyle w:val="ListParagraph"/>
         <w:bidi/>
         <w:rPr>
           <w:sz w:val="28"/>
@@ -2372,7 +2415,7 @@
                     <pic:cNvPicPr/>
                   </pic:nvPicPr>
                   <pic:blipFill>
-                    <a:blip r:embed="rId11"/>
+                    <a:blip r:embed="rId14"/>
                     <a:stretch>
                       <a:fillRect/>
                     </a:stretch>
@@ -2395,38 +2438,38 @@
     </w:p>
     <w:p>
       <w:pPr>
-        <w:pStyle w:val="a6"/>
-        <w:bidi/>
-        <w:rPr>
-          <w:sz w:val="28"/>
-          <w:szCs w:val="28"/>
-          <w:rtl/>
-        </w:rPr>
-      </w:pPr>
-    </w:p>
-    <w:p>
-      <w:pPr>
-        <w:pStyle w:val="a6"/>
-        <w:bidi/>
-        <w:rPr>
-          <w:sz w:val="28"/>
-          <w:szCs w:val="28"/>
-        </w:rPr>
-      </w:pPr>
-    </w:p>
-    <w:p>
-      <w:pPr>
-        <w:pStyle w:val="a6"/>
-        <w:bidi/>
-        <w:rPr>
-          <w:sz w:val="28"/>
-          <w:szCs w:val="28"/>
-        </w:rPr>
-      </w:pPr>
-    </w:p>
-    <w:p>
-      <w:pPr>
-        <w:pStyle w:val="a6"/>
+        <w:pStyle w:val="ListParagraph"/>
+        <w:bidi/>
+        <w:rPr>
+          <w:sz w:val="28"/>
+          <w:szCs w:val="28"/>
+          <w:rtl/>
+        </w:rPr>
+      </w:pPr>
+    </w:p>
+    <w:p>
+      <w:pPr>
+        <w:pStyle w:val="ListParagraph"/>
+        <w:bidi/>
+        <w:rPr>
+          <w:sz w:val="28"/>
+          <w:szCs w:val="28"/>
+        </w:rPr>
+      </w:pPr>
+    </w:p>
+    <w:p>
+      <w:pPr>
+        <w:pStyle w:val="ListParagraph"/>
+        <w:bidi/>
+        <w:rPr>
+          <w:sz w:val="28"/>
+          <w:szCs w:val="28"/>
+        </w:rPr>
+      </w:pPr>
+    </w:p>
+    <w:p>
+      <w:pPr>
+        <w:pStyle w:val="ListParagraph"/>
         <w:bidi/>
         <w:rPr>
           <w:sz w:val="28"/>
@@ -2457,7 +2500,7 @@
                     <pic:cNvPicPr/>
                   </pic:nvPicPr>
                   <pic:blipFill>
-                    <a:blip r:embed="rId12"/>
+                    <a:blip r:embed="rId15"/>
                     <a:stretch>
                       <a:fillRect/>
                     </a:stretch>
@@ -2480,67 +2523,253 @@
     </w:p>
     <w:p>
       <w:pPr>
-        <w:pStyle w:val="a6"/>
-        <w:bidi/>
-        <w:rPr>
-          <w:sz w:val="28"/>
-          <w:szCs w:val="28"/>
-        </w:rPr>
-      </w:pPr>
-    </w:p>
-    <w:p>
-      <w:pPr>
-        <w:pStyle w:val="a6"/>
-        <w:bidi/>
-        <w:rPr>
-          <w:sz w:val="28"/>
-          <w:szCs w:val="28"/>
-        </w:rPr>
-      </w:pPr>
-    </w:p>
-    <w:p>
-      <w:pPr>
-        <w:pStyle w:val="a6"/>
-        <w:bidi/>
-        <w:rPr>
-          <w:sz w:val="28"/>
-          <w:szCs w:val="28"/>
-        </w:rPr>
-      </w:pPr>
-    </w:p>
-    <w:p>
-      <w:pPr>
-        <w:pStyle w:val="a6"/>
-        <w:bidi/>
-        <w:rPr>
-          <w:sz w:val="28"/>
-          <w:szCs w:val="28"/>
-        </w:rPr>
-      </w:pPr>
-    </w:p>
-    <w:p>
-      <w:pPr>
-        <w:pStyle w:val="a6"/>
-        <w:bidi/>
-        <w:rPr>
-          <w:sz w:val="28"/>
-          <w:szCs w:val="28"/>
-        </w:rPr>
-      </w:pPr>
-    </w:p>
-    <w:p>
-      <w:pPr>
-        <w:pStyle w:val="a6"/>
-        <w:bidi/>
-        <w:rPr>
-          <w:sz w:val="28"/>
-          <w:szCs w:val="28"/>
-        </w:rPr>
-      </w:pPr>
-    </w:p>
-    <w:p>
-      <w:pPr>
-        <w:pStyle w:val="a6"/>
+        <w:pStyle w:val="ListParagraph"/>
+        <w:bidi/>
+        <w:rPr>
+          <w:sz w:val="28"/>
+          <w:szCs w:val="28"/>
+        </w:rPr>
+      </w:pPr>
+    </w:p>
+    <w:p>
+      <w:pPr>
+        <w:pStyle w:val="ListParagraph"/>
+        <w:bidi/>
+        <w:rPr>
+          <w:sz w:val="28"/>
+          <w:szCs w:val="28"/>
+          <w:rtl/>
+        </w:rPr>
+      </w:pPr>
+    </w:p>
+    <w:p>
+      <w:pPr>
+        <w:pStyle w:val="ListParagraph"/>
+        <w:bidi/>
+        <w:rPr>
+          <w:sz w:val="28"/>
+          <w:szCs w:val="28"/>
+          <w:rtl/>
+        </w:rPr>
+      </w:pPr>
+    </w:p>
+    <w:p>
+      <w:pPr>
+        <w:pStyle w:val="ListParagraph"/>
+        <w:bidi/>
+        <w:rPr>
+          <w:sz w:val="28"/>
+          <w:szCs w:val="28"/>
+          <w:rtl/>
+        </w:rPr>
+      </w:pPr>
+    </w:p>
+    <w:p>
+      <w:pPr>
+        <w:pStyle w:val="ListParagraph"/>
+        <w:bidi/>
+        <w:rPr>
+          <w:sz w:val="28"/>
+          <w:szCs w:val="28"/>
+          <w:rtl/>
+        </w:rPr>
+      </w:pPr>
+    </w:p>
+    <w:p>
+      <w:pPr>
+        <w:pStyle w:val="ListParagraph"/>
+        <w:bidi/>
+        <w:rPr>
+          <w:sz w:val="28"/>
+          <w:szCs w:val="28"/>
+          <w:rtl/>
+        </w:rPr>
+      </w:pPr>
+      <w:r>
+        <w:rPr>
+          <w:rFonts w:hint="cs"/>
+          <w:sz w:val="28"/>
+          <w:szCs w:val="28"/>
+          <w:rtl/>
+        </w:rPr>
+        <w:lastRenderedPageBreak/>
+        <w:t xml:space="preserve">او يمكن الاختبار عن طريق تشغيل ملف </w:t>
+      </w:r>
+      <w:proofErr w:type="gramStart"/>
+      <w:r>
+        <w:rPr>
+          <w:rFonts w:hint="cs"/>
+          <w:sz w:val="28"/>
+          <w:szCs w:val="28"/>
+          <w:rtl/>
+        </w:rPr>
+        <w:t>السكريبت</w:t>
+      </w:r>
+      <w:r>
+        <w:rPr>
+          <w:sz w:val="28"/>
+          <w:szCs w:val="28"/>
+        </w:rPr>
+        <w:t xml:space="preserve">  </w:t>
+      </w:r>
+      <w:r>
+        <w:rPr>
+          <w:sz w:val="28"/>
+          <w:szCs w:val="28"/>
+        </w:rPr>
+        <w:t>test_race_condition_and_rate_limiter.ps1</w:t>
+      </w:r>
+      <w:proofErr w:type="gramEnd"/>
+      <w:r>
+        <w:rPr>
+          <w:sz w:val="28"/>
+          <w:szCs w:val="28"/>
+        </w:rPr>
+        <w:t xml:space="preserve">            </w:t>
+      </w:r>
+    </w:p>
+    <w:p>
+      <w:pPr>
+        <w:pStyle w:val="ListParagraph"/>
+        <w:bidi/>
+        <w:rPr>
+          <w:sz w:val="28"/>
+          <w:szCs w:val="28"/>
+        </w:rPr>
+      </w:pPr>
+      <w:r>
+        <w:rPr>
+          <w:rFonts w:hint="cs"/>
+          <w:sz w:val="28"/>
+          <w:szCs w:val="28"/>
+          <w:rtl/>
+        </w:rPr>
+        <w:t xml:space="preserve">الذي يقوم بضرب طلبين بنفس اللحظة </w:t>
+      </w:r>
+      <w:r>
+        <w:rPr>
+          <w:sz w:val="28"/>
+          <w:szCs w:val="28"/>
+          <w:rtl/>
+        </w:rPr>
+        <w:br/>
+      </w:r>
+      <w:r>
+        <w:rPr>
+          <w:rFonts w:cs="Arial"/>
+          <w:sz w:val="28"/>
+          <w:szCs w:val="28"/>
+          <w:rtl/>
+        </w:rPr>
+        <w:drawing>
+          <wp:inline distT="0" distB="0" distL="0" distR="0" wp14:anchorId="086200D6" wp14:editId="548FA550">
+            <wp:extent cx="5638800" cy="783590"/>
+            <wp:effectExtent l="0" t="0" r="0" b="0"/>
+            <wp:docPr id="1267668589" name="Picture 1"/>
+            <wp:cNvGraphicFramePr>
+              <a:graphicFrameLocks xmlns:a="http://schemas.openxmlformats.org/drawingml/2006/main" noChangeAspect="1"/>
+            </wp:cNvGraphicFramePr>
+            <a:graphic xmlns:a="http://schemas.openxmlformats.org/drawingml/2006/main">
+              <a:graphicData uri="http://schemas.openxmlformats.org/drawingml/2006/picture">
+                <pic:pic xmlns:pic="http://schemas.openxmlformats.org/drawingml/2006/picture">
+                  <pic:nvPicPr>
+                    <pic:cNvPr id="1267668589" name=""/>
+                    <pic:cNvPicPr/>
+                  </pic:nvPicPr>
+                  <pic:blipFill>
+                    <a:blip r:embed="rId16"/>
+                    <a:stretch>
+                      <a:fillRect/>
+                    </a:stretch>
+                  </pic:blipFill>
+                  <pic:spPr>
+                    <a:xfrm>
+                      <a:off x="0" y="0"/>
+                      <a:ext cx="5638800" cy="783590"/>
+                    </a:xfrm>
+                    <a:prstGeom prst="rect">
+                      <a:avLst/>
+                    </a:prstGeom>
+                  </pic:spPr>
+                </pic:pic>
+              </a:graphicData>
+            </a:graphic>
+          </wp:inline>
+        </w:drawing>
+      </w:r>
+    </w:p>
+    <w:p>
+      <w:pPr>
+        <w:pStyle w:val="ListParagraph"/>
+        <w:bidi/>
+        <w:rPr>
+          <w:rFonts w:hint="cs"/>
+          <w:sz w:val="28"/>
+          <w:szCs w:val="28"/>
+          <w:rtl/>
+        </w:rPr>
+      </w:pPr>
+    </w:p>
+    <w:p>
+      <w:pPr>
+        <w:pStyle w:val="ListParagraph"/>
+        <w:bidi/>
+        <w:rPr>
+          <w:sz w:val="28"/>
+          <w:szCs w:val="28"/>
+        </w:rPr>
+      </w:pPr>
+      <w:r>
+        <w:rPr>
+          <w:rFonts w:hint="cs"/>
+          <w:sz w:val="28"/>
+          <w:szCs w:val="28"/>
+          <w:rtl/>
+        </w:rPr>
+        <w:t>فنجد ان الأول قد تم بنجاح وانخفضت قيمة المخزون من 1 الى 0</w:t>
+      </w:r>
+      <w:r>
+        <w:rPr>
+          <w:sz w:val="28"/>
+          <w:szCs w:val="28"/>
+          <w:rtl/>
+        </w:rPr>
+        <w:br/>
+      </w:r>
+      <w:r>
+        <w:rPr>
+          <w:rFonts w:hint="cs"/>
+          <w:sz w:val="28"/>
+          <w:szCs w:val="28"/>
+          <w:rtl/>
+        </w:rPr>
+        <w:t xml:space="preserve">والثاني فشل </w:t>
+      </w:r>
+    </w:p>
+    <w:p>
+      <w:pPr>
+        <w:pStyle w:val="ListParagraph"/>
+        <w:bidi/>
+        <w:rPr>
+          <w:sz w:val="28"/>
+          <w:szCs w:val="28"/>
+          <w:rtl/>
+        </w:rPr>
+      </w:pPr>
+    </w:p>
+    <w:p>
+      <w:pPr>
+        <w:pStyle w:val="ListParagraph"/>
+        <w:bidi/>
+        <w:rPr>
+          <w:sz w:val="28"/>
+          <w:szCs w:val="28"/>
+        </w:rPr>
+      </w:pPr>
+    </w:p>
+    <w:p>
+      <w:pPr>
+        <w:pStyle w:val="ListParagraph"/>
         <w:numPr>
           <w:ilvl w:val="1"/>
           <w:numId w:val="6"/>
@@ -2565,7 +2794,6 @@
           <w:u w:val="single"/>
           <w:rtl/>
         </w:rPr>
-        <w:lastRenderedPageBreak/>
         <w:t>الطلب الثاني:</w:t>
       </w:r>
     </w:p>
@@ -2704,7 +2932,16 @@
           <w:szCs w:val="28"/>
           <w:rtl/>
         </w:rPr>
-        <w:t xml:space="preserve"> مئات الطلبات في ثانية واحدة قد يتسبب ذلك في إغراق السيرفر وقاعدة البيانات مما يؤدي لبطء شديد أو توقف الخدمة عن بقية المستخدمين</w:t>
+        <w:t xml:space="preserve"> مئات الطلبات في ثانية واحدة قد يتسبب ذلك في إغراق السيرفر وقاعدة البيانات مما يؤدي لبطء شديد أو توقف الخدمة عن بقية </w:t>
+      </w:r>
+      <w:proofErr w:type="gramStart"/>
+      <w:r>
+        <w:rPr>
+          <w:sz w:val="28"/>
+          <w:szCs w:val="28"/>
+          <w:rtl/>
+        </w:rPr>
+        <w:t>المستخدمين</w:t>
       </w:r>
       <w:r>
         <w:rPr>
@@ -2722,6 +2959,7 @@
         </w:rPr>
         <w:t>.</w:t>
       </w:r>
+      <w:proofErr w:type="gramEnd"/>
     </w:p>
     <w:p>
       <w:pPr>
@@ -2830,16 +3068,35 @@
           <w:szCs w:val="28"/>
           <w:rtl/>
         </w:rPr>
-        <w:t>الخاص به</w:t>
-      </w:r>
-      <w:r>
-        <w:rPr>
-          <w:rFonts w:hint="cs"/>
-          <w:sz w:val="28"/>
-          <w:szCs w:val="28"/>
-          <w:rtl/>
-        </w:rPr>
-        <w:t xml:space="preserve"> ، </w:t>
+        <w:t xml:space="preserve">الخاص </w:t>
+      </w:r>
+      <w:proofErr w:type="gramStart"/>
+      <w:r>
+        <w:rPr>
+          <w:sz w:val="28"/>
+          <w:szCs w:val="28"/>
+          <w:rtl/>
+        </w:rPr>
+        <w:t>به</w:t>
+      </w:r>
+      <w:r>
+        <w:rPr>
+          <w:rFonts w:hint="cs"/>
+          <w:sz w:val="28"/>
+          <w:szCs w:val="28"/>
+          <w:rtl/>
+        </w:rPr>
+        <w:t xml:space="preserve"> ،</w:t>
+      </w:r>
+      <w:proofErr w:type="gramEnd"/>
+      <w:r>
+        <w:rPr>
+          <w:rFonts w:hint="cs"/>
+          <w:sz w:val="28"/>
+          <w:szCs w:val="28"/>
+          <w:rtl/>
+        </w:rPr>
+        <w:t xml:space="preserve"> </w:t>
       </w:r>
       <w:r>
         <w:rPr>
@@ -2987,7 +3244,7 @@
                     <pic:cNvPicPr/>
                   </pic:nvPicPr>
                   <pic:blipFill>
-                    <a:blip r:embed="rId13"/>
+                    <a:blip r:embed="rId17"/>
                     <a:stretch>
                       <a:fillRect/>
                     </a:stretch>
@@ -3024,6 +3281,39 @@
         <w:bidi/>
         <w:ind w:left="1080"/>
         <w:rPr>
+          <w:sz w:val="28"/>
+          <w:szCs w:val="28"/>
+          <w:rtl/>
+        </w:rPr>
+      </w:pPr>
+    </w:p>
+    <w:p>
+      <w:pPr>
+        <w:bidi/>
+        <w:ind w:left="1080"/>
+        <w:rPr>
+          <w:sz w:val="28"/>
+          <w:szCs w:val="28"/>
+          <w:rtl/>
+        </w:rPr>
+      </w:pPr>
+    </w:p>
+    <w:p>
+      <w:pPr>
+        <w:bidi/>
+        <w:ind w:left="1080"/>
+        <w:rPr>
+          <w:sz w:val="28"/>
+          <w:szCs w:val="28"/>
+          <w:rtl/>
+        </w:rPr>
+      </w:pPr>
+    </w:p>
+    <w:p>
+      <w:pPr>
+        <w:bidi/>
+        <w:ind w:left="1080"/>
+        <w:rPr>
           <w:b/>
           <w:bCs/>
           <w:sz w:val="28"/>
@@ -3042,6 +3332,7 @@
           <w:u w:val="single"/>
           <w:rtl/>
         </w:rPr>
+        <w:lastRenderedPageBreak/>
         <w:t>الاختبار</w:t>
       </w:r>
       <w:r>
@@ -3059,7 +3350,7 @@
     </w:p>
     <w:p>
       <w:pPr>
-        <w:pStyle w:val="a6"/>
+        <w:pStyle w:val="ListParagraph"/>
         <w:numPr>
           <w:ilvl w:val="0"/>
           <w:numId w:val="3"/>
@@ -3128,7 +3419,7 @@
     </w:p>
     <w:p>
       <w:pPr>
-        <w:pStyle w:val="a6"/>
+        <w:pStyle w:val="ListParagraph"/>
         <w:bidi/>
         <w:rPr>
           <w:b/>
@@ -3166,7 +3457,7 @@
                     <pic:cNvPicPr/>
                   </pic:nvPicPr>
                   <pic:blipFill>
-                    <a:blip r:embed="rId14"/>
+                    <a:blip r:embed="rId18"/>
                     <a:stretch>
                       <a:fillRect/>
                     </a:stretch>
@@ -3189,7 +3480,7 @@
     </w:p>
     <w:p>
       <w:pPr>
-        <w:pStyle w:val="a6"/>
+        <w:pStyle w:val="ListParagraph"/>
         <w:bidi/>
         <w:rPr>
           <w:b/>
@@ -3203,119 +3494,7 @@
     </w:p>
     <w:p>
       <w:pPr>
-        <w:pStyle w:val="a6"/>
-        <w:bidi/>
-        <w:rPr>
-          <w:b/>
-          <w:bCs/>
-          <w:sz w:val="28"/>
-          <w:szCs w:val="28"/>
-          <w:u w:val="single"/>
-          <w:rtl/>
-        </w:rPr>
-      </w:pPr>
-    </w:p>
-    <w:p>
-      <w:pPr>
-        <w:pStyle w:val="a6"/>
-        <w:bidi/>
-        <w:rPr>
-          <w:b/>
-          <w:bCs/>
-          <w:sz w:val="28"/>
-          <w:szCs w:val="28"/>
-          <w:u w:val="single"/>
-          <w:rtl/>
-        </w:rPr>
-      </w:pPr>
-    </w:p>
-    <w:p>
-      <w:pPr>
-        <w:pStyle w:val="a6"/>
-        <w:bidi/>
-        <w:rPr>
-          <w:b/>
-          <w:bCs/>
-          <w:sz w:val="28"/>
-          <w:szCs w:val="28"/>
-          <w:u w:val="single"/>
-          <w:rtl/>
-        </w:rPr>
-      </w:pPr>
-    </w:p>
-    <w:p>
-      <w:pPr>
-        <w:pStyle w:val="a6"/>
-        <w:bidi/>
-        <w:rPr>
-          <w:b/>
-          <w:bCs/>
-          <w:sz w:val="28"/>
-          <w:szCs w:val="28"/>
-          <w:u w:val="single"/>
-          <w:rtl/>
-        </w:rPr>
-      </w:pPr>
-    </w:p>
-    <w:p>
-      <w:pPr>
-        <w:pStyle w:val="a6"/>
-        <w:bidi/>
-        <w:rPr>
-          <w:b/>
-          <w:bCs/>
-          <w:sz w:val="28"/>
-          <w:szCs w:val="28"/>
-          <w:u w:val="single"/>
-          <w:rtl/>
-        </w:rPr>
-      </w:pPr>
-    </w:p>
-    <w:p>
-      <w:pPr>
-        <w:pStyle w:val="a6"/>
-        <w:bidi/>
-        <w:rPr>
-          <w:b/>
-          <w:bCs/>
-          <w:sz w:val="28"/>
-          <w:szCs w:val="28"/>
-          <w:u w:val="single"/>
-          <w:rtl/>
-        </w:rPr>
-      </w:pPr>
-    </w:p>
-    <w:p>
-      <w:pPr>
-        <w:pStyle w:val="a6"/>
-        <w:bidi/>
-        <w:rPr>
-          <w:b/>
-          <w:bCs/>
-          <w:sz w:val="28"/>
-          <w:szCs w:val="28"/>
-          <w:u w:val="single"/>
-          <w:rtl/>
-        </w:rPr>
-      </w:pPr>
-    </w:p>
-    <w:p>
-      <w:pPr>
-        <w:pStyle w:val="a6"/>
-        <w:bidi/>
-        <w:rPr>
-          <w:b/>
-          <w:bCs/>
-          <w:sz w:val="28"/>
-          <w:szCs w:val="28"/>
-          <w:u w:val="single"/>
-          <w:rtl/>
-        </w:rPr>
-      </w:pPr>
-    </w:p>
-    <w:p>
-      <w:pPr>
-        <w:pStyle w:val="a6"/>
+        <w:pStyle w:val="ListParagraph"/>
         <w:numPr>
           <w:ilvl w:val="0"/>
           <w:numId w:val="3"/>
@@ -3336,7 +3515,6 @@
           <w:szCs w:val="28"/>
           <w:rtl/>
         </w:rPr>
-        <w:lastRenderedPageBreak/>
         <w:t xml:space="preserve">نضغط على زر الشراء 6 مرات فنجد ان </w:t>
       </w:r>
       <w:proofErr w:type="spellStart"/>
@@ -3382,7 +3560,7 @@
     </w:p>
     <w:p>
       <w:pPr>
-        <w:pStyle w:val="a6"/>
+        <w:pStyle w:val="ListParagraph"/>
         <w:bidi/>
         <w:rPr>
           <w:b/>
@@ -3395,7 +3573,7 @@
     </w:p>
     <w:p>
       <w:pPr>
-        <w:pStyle w:val="a6"/>
+        <w:pStyle w:val="ListParagraph"/>
         <w:bidi/>
         <w:rPr>
           <w:b/>
@@ -3433,7 +3611,7 @@
                     <pic:cNvPicPr/>
                   </pic:nvPicPr>
                   <pic:blipFill>
-                    <a:blip r:embed="rId15"/>
+                    <a:blip r:embed="rId19"/>
                     <a:stretch>
                       <a:fillRect/>
                     </a:stretch>
@@ -3456,7 +3634,7 @@
     </w:p>
     <w:p>
       <w:pPr>
-        <w:pStyle w:val="a6"/>
+        <w:pStyle w:val="ListParagraph"/>
         <w:bidi/>
         <w:rPr>
           <w:b/>
@@ -3470,7 +3648,7 @@
     </w:p>
     <w:p>
       <w:pPr>
-        <w:pStyle w:val="a6"/>
+        <w:pStyle w:val="ListParagraph"/>
         <w:numPr>
           <w:ilvl w:val="0"/>
           <w:numId w:val="3"/>
@@ -3523,7 +3701,7 @@
     </w:p>
     <w:p>
       <w:pPr>
-        <w:pStyle w:val="a6"/>
+        <w:pStyle w:val="ListParagraph"/>
         <w:bidi/>
         <w:rPr>
           <w:b/>
@@ -3536,7 +3714,7 @@
     </w:p>
     <w:p>
       <w:pPr>
-        <w:pStyle w:val="a6"/>
+        <w:pStyle w:val="ListParagraph"/>
         <w:bidi/>
         <w:rPr>
           <w:b/>
@@ -3574,7 +3752,7 @@
                     <pic:cNvPicPr/>
                   </pic:nvPicPr>
                   <pic:blipFill>
-                    <a:blip r:embed="rId16"/>
+                    <a:blip r:embed="rId20"/>
                     <a:stretch>
                       <a:fillRect/>
                     </a:stretch>
@@ -3597,7 +3775,7 @@
     </w:p>
     <w:p>
       <w:pPr>
-        <w:pStyle w:val="a6"/>
+        <w:pStyle w:val="ListParagraph"/>
         <w:bidi/>
         <w:rPr>
           <w:b/>
@@ -3610,7 +3788,7 @@
     </w:p>
     <w:p>
       <w:pPr>
-        <w:pStyle w:val="a6"/>
+        <w:pStyle w:val="ListParagraph"/>
         <w:bidi/>
         <w:rPr>
           <w:b/>
@@ -3648,7 +3826,7 @@
                     <pic:cNvPicPr/>
                   </pic:nvPicPr>
                   <pic:blipFill>
-                    <a:blip r:embed="rId17"/>
+                    <a:blip r:embed="rId21"/>
                     <a:stretch>
                       <a:fillRect/>
                     </a:stretch>
@@ -3671,7 +3849,7 @@
     </w:p>
     <w:p>
       <w:pPr>
-        <w:pStyle w:val="a6"/>
+        <w:pStyle w:val="ListParagraph"/>
         <w:bidi/>
         <w:rPr>
           <w:b/>
@@ -3685,7 +3863,156 @@
     </w:p>
     <w:p>
       <w:pPr>
-        <w:pStyle w:val="a6"/>
+        <w:bidi/>
+        <w:rPr>
+          <w:rFonts w:hint="cs"/>
+          <w:sz w:val="28"/>
+          <w:szCs w:val="28"/>
+          <w:rtl/>
+        </w:rPr>
+      </w:pPr>
+      <w:r>
+        <w:rPr>
+          <w:rFonts w:hint="cs"/>
+          <w:sz w:val="28"/>
+          <w:szCs w:val="28"/>
+          <w:rtl/>
+        </w:rPr>
+        <w:lastRenderedPageBreak/>
+        <w:t xml:space="preserve">او يمكن الاختبار عن طريق تشغيل ملف السكريبت </w:t>
+      </w:r>
+      <w:r>
+        <w:rPr>
+          <w:sz w:val="28"/>
+          <w:szCs w:val="28"/>
+        </w:rPr>
+        <w:t>test-rate-limiter</w:t>
+      </w:r>
+      <w:r>
+        <w:rPr>
+          <w:sz w:val="28"/>
+          <w:szCs w:val="28"/>
+        </w:rPr>
+        <w:t>.ps1</w:t>
+      </w:r>
+      <w:r>
+        <w:rPr>
+          <w:sz w:val="28"/>
+          <w:szCs w:val="28"/>
+          <w:rtl/>
+        </w:rPr>
+        <w:br/>
+      </w:r>
+      <w:r>
+        <w:rPr>
+          <w:rFonts w:hint="cs"/>
+          <w:sz w:val="28"/>
+          <w:szCs w:val="28"/>
+          <w:rtl/>
+        </w:rPr>
+        <w:t>حيث نقوم برفع الحد الى24 طلب بدلا من 6, ويقوم السكريبت بضرب 26 طلب شراء</w:t>
+      </w:r>
+      <w:r>
+        <w:rPr>
+          <w:sz w:val="28"/>
+          <w:szCs w:val="28"/>
+          <w:rtl/>
+        </w:rPr>
+        <w:br/>
+      </w:r>
+      <w:r>
+        <w:rPr>
+          <w:rFonts w:hint="cs"/>
+          <w:sz w:val="28"/>
+          <w:szCs w:val="28"/>
+          <w:rtl/>
+        </w:rPr>
+        <w:t xml:space="preserve">فنجد ان الطلبات </w:t>
+      </w:r>
+      <w:proofErr w:type="gramStart"/>
+      <w:r>
+        <w:rPr>
+          <w:rFonts w:hint="cs"/>
+          <w:sz w:val="28"/>
+          <w:szCs w:val="28"/>
+          <w:rtl/>
+        </w:rPr>
+        <w:t>ال24</w:t>
+      </w:r>
+      <w:proofErr w:type="gramEnd"/>
+      <w:r>
+        <w:rPr>
+          <w:rFonts w:hint="cs"/>
+          <w:sz w:val="28"/>
+          <w:szCs w:val="28"/>
+          <w:rtl/>
+        </w:rPr>
+        <w:t xml:space="preserve"> الأولى تمت بنجاح بينما فشل طلبان </w:t>
+      </w:r>
+      <w:r>
+        <w:rPr>
+          <w:sz w:val="28"/>
+          <w:szCs w:val="28"/>
+          <w:rtl/>
+        </w:rPr>
+        <w:br/>
+      </w:r>
+      <w:r>
+        <w:rPr>
+          <w:rFonts w:cs="Arial"/>
+          <w:sz w:val="28"/>
+          <w:szCs w:val="28"/>
+          <w:rtl/>
+        </w:rPr>
+        <w:drawing>
+          <wp:inline distT="0" distB="0" distL="0" distR="0" wp14:anchorId="291915D7" wp14:editId="5DF20C51">
+            <wp:extent cx="5638800" cy="3771265"/>
+            <wp:effectExtent l="0" t="0" r="0" b="635"/>
+            <wp:docPr id="908156254" name="Picture 1"/>
+            <wp:cNvGraphicFramePr>
+              <a:graphicFrameLocks xmlns:a="http://schemas.openxmlformats.org/drawingml/2006/main" noChangeAspect="1"/>
+            </wp:cNvGraphicFramePr>
+            <a:graphic xmlns:a="http://schemas.openxmlformats.org/drawingml/2006/main">
+              <a:graphicData uri="http://schemas.openxmlformats.org/drawingml/2006/picture">
+                <pic:pic xmlns:pic="http://schemas.openxmlformats.org/drawingml/2006/picture">
+                  <pic:nvPicPr>
+                    <pic:cNvPr id="908156254" name=""/>
+                    <pic:cNvPicPr/>
+                  </pic:nvPicPr>
+                  <pic:blipFill>
+                    <a:blip r:embed="rId22"/>
+                    <a:stretch>
+                      <a:fillRect/>
+                    </a:stretch>
+                  </pic:blipFill>
+                  <pic:spPr>
+                    <a:xfrm>
+                      <a:off x="0" y="0"/>
+                      <a:ext cx="5638800" cy="3771265"/>
+                    </a:xfrm>
+                    <a:prstGeom prst="rect">
+                      <a:avLst/>
+                    </a:prstGeom>
+                  </pic:spPr>
+                </pic:pic>
+              </a:graphicData>
+            </a:graphic>
+          </wp:inline>
+        </w:drawing>
+      </w:r>
+      <w:r>
+        <w:rPr>
+          <w:rFonts w:hint="cs"/>
+          <w:sz w:val="28"/>
+          <w:szCs w:val="28"/>
+          <w:rtl/>
+        </w:rPr>
+        <w:t xml:space="preserve"> </w:t>
+      </w:r>
+    </w:p>
+    <w:p>
+      <w:pPr>
+        <w:pStyle w:val="ListParagraph"/>
         <w:bidi/>
         <w:rPr>
           <w:b/>
@@ -3699,7 +4026,7 @@
     </w:p>
     <w:p>
       <w:pPr>
-        <w:pStyle w:val="a6"/>
+        <w:pStyle w:val="ListParagraph"/>
         <w:bidi/>
         <w:rPr>
           <w:b/>
@@ -3707,13 +4034,12 @@
           <w:sz w:val="28"/>
           <w:szCs w:val="28"/>
           <w:u w:val="single"/>
-          <w:rtl/>
-        </w:rPr>
-      </w:pPr>
-    </w:p>
-    <w:p>
-      <w:pPr>
-        <w:pStyle w:val="a6"/>
+        </w:rPr>
+      </w:pPr>
+    </w:p>
+    <w:p>
+      <w:pPr>
+        <w:pStyle w:val="ListParagraph"/>
         <w:bidi/>
         <w:rPr>
           <w:b/>
@@ -3727,7 +4053,7 @@
     </w:p>
     <w:p>
       <w:pPr>
-        <w:pStyle w:val="a6"/>
+        <w:pStyle w:val="ListParagraph"/>
         <w:bidi/>
         <w:rPr>
           <w:b/>
@@ -3741,7 +4067,7 @@
     </w:p>
     <w:p>
       <w:pPr>
-        <w:pStyle w:val="a6"/>
+        <w:pStyle w:val="ListParagraph"/>
         <w:bidi/>
         <w:rPr>
           <w:b/>
@@ -3755,7 +4081,7 @@
     </w:p>
     <w:p>
       <w:pPr>
-        <w:pStyle w:val="a6"/>
+        <w:pStyle w:val="ListParagraph"/>
         <w:bidi/>
         <w:rPr>
           <w:b/>
@@ -3769,21 +4095,7 @@
     </w:p>
     <w:p>
       <w:pPr>
-        <w:pStyle w:val="a6"/>
-        <w:bidi/>
-        <w:rPr>
-          <w:b/>
-          <w:bCs/>
-          <w:sz w:val="28"/>
-          <w:szCs w:val="28"/>
-          <w:u w:val="single"/>
-          <w:rtl/>
-        </w:rPr>
-      </w:pPr>
-    </w:p>
-    <w:p>
-      <w:pPr>
-        <w:pStyle w:val="a6"/>
+        <w:pStyle w:val="ListParagraph"/>
         <w:numPr>
           <w:ilvl w:val="1"/>
           <w:numId w:val="6"/>
@@ -3808,8 +4120,340 @@
           <w:u w:val="single"/>
           <w:rtl/>
         </w:rPr>
+        <w:t xml:space="preserve">الطلب الثالث: </w:t>
+      </w:r>
+    </w:p>
+    <w:p>
+      <w:pPr>
+        <w:bidi/>
+        <w:ind w:left="1080"/>
+        <w:rPr>
+          <w:b/>
+          <w:bCs/>
+          <w:sz w:val="28"/>
+          <w:szCs w:val="28"/>
+          <w:rtl/>
+        </w:rPr>
+      </w:pPr>
+      <w:r>
+        <w:rPr>
+          <w:b/>
+          <w:bCs/>
+          <w:sz w:val="28"/>
+          <w:szCs w:val="28"/>
+          <w:rtl/>
+        </w:rPr>
+        <w:t xml:space="preserve">الأداء والمعالجة </w:t>
+      </w:r>
+      <w:proofErr w:type="gramStart"/>
+      <w:r>
+        <w:rPr>
+          <w:b/>
+          <w:bCs/>
+          <w:sz w:val="28"/>
+          <w:szCs w:val="28"/>
+          <w:rtl/>
+        </w:rPr>
+        <w:t>المؤجلة</w:t>
+      </w:r>
+      <w:r>
+        <w:rPr>
+          <w:b/>
+          <w:bCs/>
+          <w:sz w:val="28"/>
+          <w:szCs w:val="28"/>
+        </w:rPr>
+        <w:t xml:space="preserve"> </w:t>
+      </w:r>
+      <w:r>
+        <w:rPr>
+          <w:rFonts w:hint="cs"/>
+          <w:b/>
+          <w:bCs/>
+          <w:sz w:val="28"/>
+          <w:szCs w:val="28"/>
+          <w:rtl/>
+        </w:rPr>
+        <w:t xml:space="preserve"> </w:t>
+      </w:r>
+      <w:r>
+        <w:rPr>
+          <w:b/>
+          <w:bCs/>
+          <w:sz w:val="28"/>
+          <w:szCs w:val="28"/>
+        </w:rPr>
+        <w:t>(</w:t>
+      </w:r>
+      <w:proofErr w:type="gramEnd"/>
+      <w:r>
+        <w:rPr>
+          <w:b/>
+          <w:bCs/>
+          <w:sz w:val="28"/>
+          <w:szCs w:val="28"/>
+        </w:rPr>
+        <w:t>Performance - Asynchronous Queues)</w:t>
+      </w:r>
+      <w:r>
+        <w:rPr>
+          <w:rFonts w:hint="cs"/>
+          <w:b/>
+          <w:bCs/>
+          <w:sz w:val="28"/>
+          <w:szCs w:val="28"/>
+          <w:rtl/>
+        </w:rPr>
+        <w:t>:</w:t>
+      </w:r>
+    </w:p>
+    <w:p>
+      <w:pPr>
+        <w:bidi/>
+        <w:ind w:left="1080"/>
+        <w:rPr>
+          <w:sz w:val="28"/>
+          <w:szCs w:val="28"/>
+          <w:rtl/>
+        </w:rPr>
+      </w:pPr>
+      <w:r>
+        <w:rPr>
+          <w:sz w:val="28"/>
+          <w:szCs w:val="28"/>
+          <w:rtl/>
+        </w:rPr>
+        <w:t>هناك مهام ثقيلة برمجياً مثل إرسال إيميل تأكيد أو تحديث سجلات إحصائية ضخمة أو محاكاة عملية معالجة تستغرق وقتًا</w:t>
+      </w:r>
+      <w:r>
+        <w:rPr>
+          <w:rFonts w:hint="cs"/>
+          <w:sz w:val="28"/>
+          <w:szCs w:val="28"/>
+          <w:rtl/>
+        </w:rPr>
+        <w:t>.</w:t>
+      </w:r>
+    </w:p>
+    <w:p>
+      <w:pPr>
+        <w:bidi/>
+        <w:ind w:left="1080"/>
+        <w:rPr>
+          <w:sz w:val="28"/>
+          <w:szCs w:val="28"/>
+          <w:rtl/>
+        </w:rPr>
+      </w:pPr>
+      <w:r>
+        <w:rPr>
+          <w:sz w:val="28"/>
+          <w:szCs w:val="28"/>
+          <w:rtl/>
+        </w:rPr>
+        <w:t xml:space="preserve"> إذا نفذنا هذه المهام مباشرة أثناء طلب الشراء سيضطر المستخدم للانتظار </w:t>
+      </w:r>
+      <w:proofErr w:type="spellStart"/>
+      <w:r>
+        <w:rPr>
+          <w:sz w:val="28"/>
+          <w:szCs w:val="28"/>
+          <w:rtl/>
+        </w:rPr>
+        <w:t>لثوانٍ</w:t>
+      </w:r>
+      <w:proofErr w:type="spellEnd"/>
+      <w:r>
+        <w:rPr>
+          <w:sz w:val="28"/>
+          <w:szCs w:val="28"/>
+          <w:rtl/>
+        </w:rPr>
+        <w:t xml:space="preserve"> طويلة أمام شاشة بيضاء قبل أن يعرف هل نجحت العملية أم لا مما يؤدي لتجربة مستخدم سيئة</w:t>
+      </w:r>
+      <w:r>
+        <w:rPr>
+          <w:sz w:val="28"/>
+          <w:szCs w:val="28"/>
+        </w:rPr>
+        <w:t>.</w:t>
+      </w:r>
+    </w:p>
+    <w:p>
+      <w:pPr>
+        <w:bidi/>
+        <w:ind w:left="1080"/>
+        <w:rPr>
+          <w:rFonts w:hint="cs"/>
+          <w:sz w:val="28"/>
+          <w:szCs w:val="28"/>
+        </w:rPr>
+      </w:pPr>
+      <w:r>
+        <w:rPr>
+          <w:rFonts w:hint="cs"/>
+          <w:sz w:val="28"/>
+          <w:szCs w:val="28"/>
+          <w:rtl/>
+        </w:rPr>
         <w:lastRenderedPageBreak/>
-        <w:t xml:space="preserve">الطلب الثالث: </w:t>
+        <w:t>لحل هذه المشكلة استخدمنا نظام الطوابير "</w:t>
+      </w:r>
+      <w:r>
+        <w:rPr>
+          <w:sz w:val="28"/>
+          <w:szCs w:val="28"/>
+        </w:rPr>
+        <w:t>Queues</w:t>
+      </w:r>
+      <w:r>
+        <w:rPr>
+          <w:rFonts w:hint="cs"/>
+          <w:sz w:val="28"/>
+          <w:szCs w:val="28"/>
+          <w:rtl/>
+        </w:rPr>
+        <w:t xml:space="preserve">" ف </w:t>
+      </w:r>
+      <w:r>
+        <w:rPr>
+          <w:sz w:val="28"/>
+          <w:szCs w:val="28"/>
+          <w:rtl/>
+        </w:rPr>
+        <w:t xml:space="preserve">بدلاً من تنفيذ المهمة الثقيلة فوراً يقوم النظام بإنشاء تذكرة للمهمة ويضعها في جدول </w:t>
+      </w:r>
+      <w:proofErr w:type="gramStart"/>
+      <w:r>
+        <w:rPr>
+          <w:sz w:val="28"/>
+          <w:szCs w:val="28"/>
+        </w:rPr>
+        <w:t xml:space="preserve">jobs </w:t>
+      </w:r>
+      <w:r>
+        <w:rPr>
+          <w:rFonts w:hint="cs"/>
+          <w:sz w:val="28"/>
+          <w:szCs w:val="28"/>
+          <w:rtl/>
+        </w:rPr>
+        <w:t xml:space="preserve"> </w:t>
+      </w:r>
+      <w:r>
+        <w:rPr>
+          <w:sz w:val="28"/>
+          <w:szCs w:val="28"/>
+          <w:rtl/>
+        </w:rPr>
+        <w:t>في</w:t>
+      </w:r>
+      <w:proofErr w:type="gramEnd"/>
+      <w:r>
+        <w:rPr>
+          <w:sz w:val="28"/>
+          <w:szCs w:val="28"/>
+          <w:rtl/>
+        </w:rPr>
+        <w:t xml:space="preserve"> قاعدة البيانات</w:t>
+      </w:r>
+      <w:r>
+        <w:rPr>
+          <w:rFonts w:hint="cs"/>
+          <w:sz w:val="28"/>
+          <w:szCs w:val="28"/>
+          <w:rtl/>
+        </w:rPr>
+        <w:t xml:space="preserve"> ثم </w:t>
+      </w:r>
+      <w:r>
+        <w:rPr>
+          <w:sz w:val="28"/>
+          <w:szCs w:val="28"/>
+          <w:rtl/>
+        </w:rPr>
+        <w:t>يُرسل النظام رداً فورياً للمستخدم بكلمة "تم النجاح</w:t>
+      </w:r>
+      <w:r>
+        <w:rPr>
+          <w:sz w:val="28"/>
+          <w:szCs w:val="28"/>
+        </w:rPr>
+        <w:t>".</w:t>
+      </w:r>
+      <w:r>
+        <w:rPr>
+          <w:rFonts w:hint="cs"/>
+          <w:sz w:val="28"/>
+          <w:szCs w:val="28"/>
+          <w:rtl/>
+        </w:rPr>
+        <w:t xml:space="preserve"> </w:t>
+      </w:r>
+      <w:r>
+        <w:rPr>
+          <w:rFonts w:hint="cs"/>
+          <w:sz w:val="28"/>
+          <w:szCs w:val="28"/>
+          <w:rtl/>
+        </w:rPr>
+        <w:t xml:space="preserve">عن طريق تابع </w:t>
+      </w:r>
+      <w:r>
+        <w:rPr>
+          <w:sz w:val="28"/>
+          <w:szCs w:val="28"/>
+        </w:rPr>
+        <w:t>Dispatch</w:t>
+      </w:r>
+      <w:r>
+        <w:rPr>
+          <w:sz w:val="28"/>
+          <w:szCs w:val="28"/>
+          <w:rtl/>
+        </w:rPr>
+        <w:br/>
+      </w:r>
+      <w:r>
+        <w:rPr>
+          <w:rFonts w:hint="cs"/>
+          <w:sz w:val="28"/>
+          <w:szCs w:val="28"/>
+          <w:rtl/>
+        </w:rPr>
+        <w:t xml:space="preserve">على الرغم من وجود </w:t>
+      </w:r>
+      <w:r>
+        <w:rPr>
+          <w:sz w:val="28"/>
+          <w:szCs w:val="28"/>
+        </w:rPr>
+        <w:t xml:space="preserve">sleep  </w:t>
+      </w:r>
+      <w:r>
+        <w:rPr>
+          <w:rFonts w:hint="cs"/>
+          <w:sz w:val="28"/>
+          <w:szCs w:val="28"/>
+          <w:rtl/>
+        </w:rPr>
+        <w:t xml:space="preserve"> لمدة 5 ثوان داخل كلاس </w:t>
+      </w:r>
+      <w:proofErr w:type="spellStart"/>
+      <w:r>
+        <w:rPr>
+          <w:sz w:val="28"/>
+          <w:szCs w:val="28"/>
+        </w:rPr>
+        <w:t>PeocessOrderConfirmation</w:t>
+      </w:r>
+      <w:proofErr w:type="spellEnd"/>
+      <w:r>
+        <w:rPr>
+          <w:sz w:val="28"/>
+          <w:szCs w:val="28"/>
+        </w:rPr>
+        <w:t xml:space="preserve"> </w:t>
       </w:r>
     </w:p>
     <w:p>
@@ -3817,83 +4461,52 @@
         <w:bidi/>
         <w:ind w:left="1080"/>
         <w:rPr>
-          <w:b/>
-          <w:bCs/>
-          <w:sz w:val="28"/>
-          <w:szCs w:val="28"/>
-          <w:rtl/>
-        </w:rPr>
-      </w:pPr>
-      <w:r>
-        <w:rPr>
-          <w:b/>
-          <w:bCs/>
-          <w:sz w:val="28"/>
-          <w:szCs w:val="28"/>
-          <w:rtl/>
-        </w:rPr>
-        <w:t xml:space="preserve">الأداء والمعالجة </w:t>
-      </w:r>
-      <w:proofErr w:type="gramStart"/>
-      <w:r>
-        <w:rPr>
-          <w:b/>
-          <w:bCs/>
-          <w:sz w:val="28"/>
-          <w:szCs w:val="28"/>
-          <w:rtl/>
-        </w:rPr>
-        <w:t>المؤجلة</w:t>
-      </w:r>
-      <w:r>
-        <w:rPr>
-          <w:b/>
-          <w:bCs/>
-          <w:sz w:val="28"/>
-          <w:szCs w:val="28"/>
-        </w:rPr>
-        <w:t xml:space="preserve"> </w:t>
-      </w:r>
-      <w:r>
-        <w:rPr>
-          <w:rFonts w:hint="cs"/>
-          <w:b/>
-          <w:bCs/>
-          <w:sz w:val="28"/>
-          <w:szCs w:val="28"/>
-          <w:rtl/>
-        </w:rPr>
-        <w:t xml:space="preserve"> </w:t>
-      </w:r>
-      <w:r>
-        <w:rPr>
-          <w:b/>
-          <w:bCs/>
-          <w:sz w:val="28"/>
-          <w:szCs w:val="28"/>
-        </w:rPr>
-        <w:t>(</w:t>
-      </w:r>
-      <w:proofErr w:type="gramEnd"/>
-      <w:r>
-        <w:rPr>
-          <w:b/>
-          <w:bCs/>
-          <w:sz w:val="28"/>
-          <w:szCs w:val="28"/>
-        </w:rPr>
-        <w:t>Performance - Asynchronous Queues)</w:t>
-      </w:r>
-      <w:r>
-        <w:rPr>
-          <w:rFonts w:hint="cs"/>
-          <w:b/>
-          <w:bCs/>
-          <w:sz w:val="28"/>
-          <w:szCs w:val="28"/>
-          <w:rtl/>
-        </w:rPr>
-        <w:t>:</w:t>
+          <w:sz w:val="28"/>
+          <w:szCs w:val="28"/>
+        </w:rPr>
+      </w:pPr>
+      <w:r>
+        <w:rPr>
+          <w:rFonts w:cs="Arial"/>
+          <w:sz w:val="28"/>
+          <w:szCs w:val="28"/>
+          <w:rtl/>
+        </w:rPr>
+        <w:drawing>
+          <wp:inline distT="0" distB="0" distL="0" distR="0" wp14:anchorId="0EC62C73" wp14:editId="63A400D5">
+            <wp:extent cx="3743847" cy="352474"/>
+            <wp:effectExtent l="0" t="0" r="9525" b="9525"/>
+            <wp:docPr id="1093146137" name="Picture 1"/>
+            <wp:cNvGraphicFramePr>
+              <a:graphicFrameLocks xmlns:a="http://schemas.openxmlformats.org/drawingml/2006/main" noChangeAspect="1"/>
+            </wp:cNvGraphicFramePr>
+            <a:graphic xmlns:a="http://schemas.openxmlformats.org/drawingml/2006/main">
+              <a:graphicData uri="http://schemas.openxmlformats.org/drawingml/2006/picture">
+                <pic:pic xmlns:pic="http://schemas.openxmlformats.org/drawingml/2006/picture">
+                  <pic:nvPicPr>
+                    <pic:cNvPr id="1093146137" name=""/>
+                    <pic:cNvPicPr/>
+                  </pic:nvPicPr>
+                  <pic:blipFill>
+                    <a:blip r:embed="rId23"/>
+                    <a:stretch>
+                      <a:fillRect/>
+                    </a:stretch>
+                  </pic:blipFill>
+                  <pic:spPr>
+                    <a:xfrm>
+                      <a:off x="0" y="0"/>
+                      <a:ext cx="3743847" cy="352474"/>
+                    </a:xfrm>
+                    <a:prstGeom prst="rect">
+                      <a:avLst/>
+                    </a:prstGeom>
+                  </pic:spPr>
+                </pic:pic>
+              </a:graphicData>
+            </a:graphic>
+          </wp:inline>
+        </w:drawing>
       </w:r>
     </w:p>
     <w:p>
@@ -3901,231 +4514,10 @@
         <w:bidi/>
         <w:ind w:left="1080"/>
         <w:rPr>
-          <w:sz w:val="28"/>
-          <w:szCs w:val="28"/>
-          <w:rtl/>
-        </w:rPr>
-      </w:pPr>
-      <w:r>
-        <w:rPr>
-          <w:sz w:val="28"/>
-          <w:szCs w:val="28"/>
-          <w:rtl/>
-        </w:rPr>
-        <w:t>هناك مهام ثقيلة برمجياً مثل إرسال إيميل تأكيد أو تحديث سجلات إحصائية ضخمة أو محاكاة عملية معالجة تستغرق وقتًا</w:t>
-      </w:r>
-      <w:r>
-        <w:rPr>
-          <w:rFonts w:hint="cs"/>
-          <w:sz w:val="28"/>
-          <w:szCs w:val="28"/>
-          <w:rtl/>
-        </w:rPr>
-        <w:t>.</w:t>
-      </w:r>
-    </w:p>
-    <w:p>
-      <w:pPr>
-        <w:bidi/>
-        <w:ind w:left="1080"/>
-        <w:rPr>
-          <w:sz w:val="28"/>
-          <w:szCs w:val="28"/>
-          <w:rtl/>
-        </w:rPr>
-      </w:pPr>
-      <w:r>
-        <w:rPr>
-          <w:sz w:val="28"/>
-          <w:szCs w:val="28"/>
-          <w:rtl/>
-        </w:rPr>
-        <w:t xml:space="preserve"> إذا نفذنا هذه المهام مباشرة أثناء طلب الشراء سيضطر المستخدم للانتظار </w:t>
-      </w:r>
-      <w:proofErr w:type="spellStart"/>
-      <w:r>
-        <w:rPr>
-          <w:sz w:val="28"/>
-          <w:szCs w:val="28"/>
-          <w:rtl/>
-        </w:rPr>
-        <w:t>لثوانٍ</w:t>
-      </w:r>
-      <w:proofErr w:type="spellEnd"/>
-      <w:r>
-        <w:rPr>
-          <w:sz w:val="28"/>
-          <w:szCs w:val="28"/>
-          <w:rtl/>
-        </w:rPr>
-        <w:t xml:space="preserve"> طويلة أمام شاشة بيضاء قبل أن يعرف هل نجحت العملية أم لا مما يؤدي لتجربة مستخدم سيئة</w:t>
-      </w:r>
-      <w:r>
-        <w:rPr>
-          <w:sz w:val="28"/>
-          <w:szCs w:val="28"/>
-        </w:rPr>
-        <w:t>.</w:t>
-      </w:r>
-    </w:p>
-    <w:p>
-      <w:pPr>
-        <w:bidi/>
-        <w:ind w:left="1080"/>
-        <w:rPr>
-          <w:sz w:val="28"/>
-          <w:szCs w:val="28"/>
-          <w:rtl/>
-        </w:rPr>
-      </w:pPr>
-      <w:r>
-        <w:rPr>
-          <w:rFonts w:hint="cs"/>
-          <w:sz w:val="28"/>
-          <w:szCs w:val="28"/>
-          <w:rtl/>
-        </w:rPr>
-        <w:t>لحل هذه المشكلة استخدمنا نظام الطوابير "</w:t>
-      </w:r>
-      <w:r>
-        <w:rPr>
-          <w:sz w:val="28"/>
-          <w:szCs w:val="28"/>
-        </w:rPr>
-        <w:t>Queues</w:t>
-      </w:r>
-      <w:r>
-        <w:rPr>
-          <w:rFonts w:hint="cs"/>
-          <w:sz w:val="28"/>
-          <w:szCs w:val="28"/>
-          <w:rtl/>
-        </w:rPr>
-        <w:t xml:space="preserve">" ف </w:t>
-      </w:r>
-      <w:r>
-        <w:rPr>
-          <w:sz w:val="28"/>
-          <w:szCs w:val="28"/>
-          <w:rtl/>
-        </w:rPr>
-        <w:t xml:space="preserve">بدلاً من تنفيذ المهمة الثقيلة فوراً يقوم النظام بإنشاء تذكرة للمهمة ويضعها في جدول </w:t>
-      </w:r>
-      <w:proofErr w:type="gramStart"/>
-      <w:r>
-        <w:rPr>
-          <w:sz w:val="28"/>
-          <w:szCs w:val="28"/>
-        </w:rPr>
-        <w:t xml:space="preserve">jobs </w:t>
-      </w:r>
-      <w:r>
-        <w:rPr>
-          <w:rFonts w:hint="cs"/>
-          <w:sz w:val="28"/>
-          <w:szCs w:val="28"/>
-          <w:rtl/>
-        </w:rPr>
-        <w:t xml:space="preserve"> </w:t>
-      </w:r>
-      <w:r>
-        <w:rPr>
-          <w:sz w:val="28"/>
-          <w:szCs w:val="28"/>
-          <w:rtl/>
-        </w:rPr>
-        <w:t>في</w:t>
-      </w:r>
-      <w:proofErr w:type="gramEnd"/>
-      <w:r>
-        <w:rPr>
-          <w:sz w:val="28"/>
-          <w:szCs w:val="28"/>
-          <w:rtl/>
-        </w:rPr>
-        <w:t xml:space="preserve"> قاعدة البيانات</w:t>
-      </w:r>
-      <w:r>
-        <w:rPr>
-          <w:rFonts w:hint="cs"/>
-          <w:sz w:val="28"/>
-          <w:szCs w:val="28"/>
-          <w:rtl/>
-        </w:rPr>
-        <w:t xml:space="preserve"> ثم </w:t>
-      </w:r>
-      <w:r>
-        <w:rPr>
-          <w:sz w:val="28"/>
-          <w:szCs w:val="28"/>
-          <w:rtl/>
-        </w:rPr>
-        <w:t>يُرسل النظام رداً فورياً للمستخدم بكلمة "تم النجاح</w:t>
-      </w:r>
-      <w:r>
-        <w:rPr>
-          <w:sz w:val="28"/>
-          <w:szCs w:val="28"/>
-        </w:rPr>
-        <w:t>".</w:t>
-      </w:r>
-      <w:r>
-        <w:rPr>
-          <w:rFonts w:hint="cs"/>
-          <w:sz w:val="28"/>
-          <w:szCs w:val="28"/>
-          <w:rtl/>
-        </w:rPr>
-        <w:t xml:space="preserve"> </w:t>
-      </w:r>
-    </w:p>
-    <w:p>
-      <w:pPr>
-        <w:bidi/>
-        <w:ind w:left="1080"/>
-        <w:rPr>
-          <w:sz w:val="28"/>
-          <w:szCs w:val="28"/>
-        </w:rPr>
-      </w:pPr>
-      <w:r>
-        <w:rPr>
-          <w:sz w:val="28"/>
-          <w:szCs w:val="28"/>
-          <w:rtl/>
-        </w:rPr>
-        <w:t>يقوم محرك خلفي</w:t>
-      </w:r>
-      <w:r>
-        <w:rPr>
-          <w:sz w:val="28"/>
-          <w:szCs w:val="28"/>
-        </w:rPr>
-        <w:t xml:space="preserve"> (Queue Worker) </w:t>
-      </w:r>
-      <w:r>
-        <w:rPr>
-          <w:sz w:val="28"/>
-          <w:szCs w:val="28"/>
-          <w:rtl/>
-        </w:rPr>
-        <w:t>بمعالجة هذه المهام واحدة تلو الأخرى بعيداً عن عين المستخدم</w:t>
-      </w:r>
-      <w:r>
-        <w:rPr>
-          <w:sz w:val="28"/>
-          <w:szCs w:val="28"/>
-        </w:rPr>
-        <w:t>.</w:t>
-      </w:r>
-    </w:p>
-    <w:p>
-      <w:pPr>
-        <w:bidi/>
-        <w:ind w:left="1080"/>
-        <w:rPr>
-          <w:sz w:val="28"/>
-          <w:szCs w:val="28"/>
+          <w:rFonts w:hint="cs"/>
+          <w:sz w:val="28"/>
+          <w:szCs w:val="28"/>
+          <w:rtl/>
         </w:rPr>
       </w:pPr>
       <w:r>
@@ -4137,7 +4529,7 @@
           <w:rtl/>
         </w:rPr>
         <w:drawing>
-          <wp:inline distT="0" distB="0" distL="0" distR="0" wp14:anchorId="57B1EF0D" wp14:editId="602CB092">
+          <wp:inline distT="0" distB="0" distL="0" distR="0" wp14:anchorId="173DABB8" wp14:editId="33F169BE">
             <wp:extent cx="3696216" cy="1295581"/>
             <wp:effectExtent l="0" t="0" r="0" b="0"/>
             <wp:docPr id="492358106" name="Picture 1"/>
@@ -4152,7 +4544,7 @@
                     <pic:cNvPicPr/>
                   </pic:nvPicPr>
                   <pic:blipFill>
-                    <a:blip r:embed="rId18"/>
+                    <a:blip r:embed="rId24"/>
                     <a:stretch>
                       <a:fillRect/>
                     </a:stretch>
@@ -4182,6 +4574,36 @@
           <w:szCs w:val="28"/>
         </w:rPr>
       </w:pPr>
+      <w:r>
+        <w:rPr>
+          <w:sz w:val="28"/>
+          <w:szCs w:val="28"/>
+          <w:rtl/>
+        </w:rPr>
+        <w:t>يقوم محرك خلفي</w:t>
+      </w:r>
+      <w:r>
+        <w:rPr>
+          <w:sz w:val="28"/>
+          <w:szCs w:val="28"/>
+        </w:rPr>
+        <w:t xml:space="preserve"> (Queue Worker) </w:t>
+      </w:r>
+      <w:r>
+        <w:rPr>
+          <w:sz w:val="28"/>
+          <w:szCs w:val="28"/>
+          <w:rtl/>
+        </w:rPr>
+        <w:t>بمعالجة هذه المهام واحدة تلو الأخرى بعيداً عن عين المستخدم</w:t>
+      </w:r>
+      <w:r>
+        <w:rPr>
+          <w:sz w:val="28"/>
+          <w:szCs w:val="28"/>
+        </w:rPr>
+        <w:t>.</w:t>
+      </w:r>
     </w:p>
     <w:p>
       <w:pPr>
@@ -4223,7 +4645,7 @@
     </w:p>
     <w:p>
       <w:pPr>
-        <w:pStyle w:val="a6"/>
+        <w:pStyle w:val="ListParagraph"/>
         <w:numPr>
           <w:ilvl w:val="0"/>
           <w:numId w:val="3"/>
@@ -4276,7 +4698,7 @@
     </w:p>
     <w:p>
       <w:pPr>
-        <w:pStyle w:val="a6"/>
+        <w:pStyle w:val="ListParagraph"/>
         <w:bidi/>
         <w:rPr>
           <w:b/>
@@ -4313,7 +4735,7 @@
                     <pic:cNvPicPr/>
                   </pic:nvPicPr>
                   <pic:blipFill>
-                    <a:blip r:embed="rId19"/>
+                    <a:blip r:embed="rId25"/>
                     <a:stretch>
                       <a:fillRect/>
                     </a:stretch>
@@ -4336,7 +4758,7 @@
     </w:p>
     <w:p>
       <w:pPr>
-        <w:pStyle w:val="a6"/>
+        <w:pStyle w:val="ListParagraph"/>
         <w:bidi/>
         <w:rPr>
           <w:b/>
@@ -4349,7 +4771,7 @@
     </w:p>
     <w:p>
       <w:pPr>
-        <w:pStyle w:val="a6"/>
+        <w:pStyle w:val="ListParagraph"/>
         <w:numPr>
           <w:ilvl w:val="0"/>
           <w:numId w:val="3"/>
@@ -4415,7 +4837,7 @@
     </w:p>
     <w:p>
       <w:pPr>
-        <w:pStyle w:val="a6"/>
+        <w:pStyle w:val="ListParagraph"/>
         <w:bidi/>
         <w:rPr>
           <w:b/>
@@ -4453,7 +4875,7 @@
                     <pic:cNvPicPr/>
                   </pic:nvPicPr>
                   <pic:blipFill>
-                    <a:blip r:embed="rId20"/>
+                    <a:blip r:embed="rId26"/>
                     <a:stretch>
                       <a:fillRect/>
                     </a:stretch>
@@ -4476,7 +4898,7 @@
     </w:p>
     <w:p>
       <w:pPr>
-        <w:pStyle w:val="a6"/>
+        <w:pStyle w:val="ListParagraph"/>
         <w:numPr>
           <w:ilvl w:val="0"/>
           <w:numId w:val="3"/>
@@ -4550,17 +4972,17 @@
     </w:p>
     <w:p>
       <w:pPr>
-        <w:pStyle w:val="a6"/>
-        <w:bidi/>
-        <w:rPr>
-          <w:sz w:val="28"/>
-          <w:szCs w:val="28"/>
-        </w:rPr>
-      </w:pPr>
-    </w:p>
-    <w:p>
-      <w:pPr>
-        <w:pStyle w:val="a6"/>
+        <w:pStyle w:val="ListParagraph"/>
+        <w:bidi/>
+        <w:rPr>
+          <w:sz w:val="28"/>
+          <w:szCs w:val="28"/>
+        </w:rPr>
+      </w:pPr>
+    </w:p>
+    <w:p>
+      <w:pPr>
+        <w:pStyle w:val="ListParagraph"/>
         <w:bidi/>
         <w:rPr>
           <w:sz w:val="28"/>
@@ -4592,7 +5014,7 @@
                     <pic:cNvPicPr/>
                   </pic:nvPicPr>
                   <pic:blipFill>
-                    <a:blip r:embed="rId21"/>
+                    <a:blip r:embed="rId27"/>
                     <a:stretch>
                       <a:fillRect/>
                     </a:stretch>
@@ -4615,18 +5037,18 @@
     </w:p>
     <w:p>
       <w:pPr>
-        <w:pStyle w:val="a6"/>
-        <w:bidi/>
-        <w:rPr>
-          <w:sz w:val="28"/>
-          <w:szCs w:val="28"/>
-          <w:rtl/>
-        </w:rPr>
-      </w:pPr>
-    </w:p>
-    <w:p>
-      <w:pPr>
-        <w:pStyle w:val="a6"/>
+        <w:pStyle w:val="ListParagraph"/>
+        <w:bidi/>
+        <w:rPr>
+          <w:sz w:val="28"/>
+          <w:szCs w:val="28"/>
+          <w:rtl/>
+        </w:rPr>
+      </w:pPr>
+    </w:p>
+    <w:p>
+      <w:pPr>
+        <w:pStyle w:val="ListParagraph"/>
         <w:numPr>
           <w:ilvl w:val="0"/>
           <w:numId w:val="3"/>
@@ -4644,6 +5066,7 @@
           <w:szCs w:val="28"/>
           <w:rtl/>
         </w:rPr>
+        <w:lastRenderedPageBreak/>
         <w:t>نقوم ب</w:t>
       </w:r>
       <w:r>
@@ -4709,17 +5132,17 @@
     </w:p>
     <w:p>
       <w:pPr>
-        <w:pStyle w:val="a6"/>
-        <w:bidi/>
-        <w:rPr>
-          <w:sz w:val="28"/>
-          <w:szCs w:val="28"/>
-        </w:rPr>
-      </w:pPr>
-    </w:p>
-    <w:p>
-      <w:pPr>
-        <w:pStyle w:val="a6"/>
+        <w:pStyle w:val="ListParagraph"/>
+        <w:bidi/>
+        <w:rPr>
+          <w:sz w:val="28"/>
+          <w:szCs w:val="28"/>
+        </w:rPr>
+      </w:pPr>
+    </w:p>
+    <w:p>
+      <w:pPr>
+        <w:pStyle w:val="ListParagraph"/>
         <w:bidi/>
         <w:rPr>
           <w:sz w:val="28"/>
@@ -4751,7 +5174,7 @@
                     <pic:cNvPicPr/>
                   </pic:nvPicPr>
                   <pic:blipFill>
-                    <a:blip r:embed="rId22"/>
+                    <a:blip r:embed="rId28"/>
                     <a:stretch>
                       <a:fillRect/>
                     </a:stretch>
@@ -4774,29 +5197,343 @@
     </w:p>
     <w:p>
       <w:pPr>
-        <w:pStyle w:val="a6"/>
-        <w:bidi/>
-        <w:rPr>
-          <w:sz w:val="28"/>
-          <w:szCs w:val="28"/>
-          <w:rtl/>
-        </w:rPr>
-      </w:pPr>
-    </w:p>
-    <w:p>
-      <w:pPr>
-        <w:pStyle w:val="a6"/>
-        <w:bidi/>
-        <w:rPr>
-          <w:sz w:val="28"/>
-          <w:szCs w:val="28"/>
-          <w:rtl/>
-        </w:rPr>
-      </w:pPr>
-    </w:p>
-    <w:p>
-      <w:pPr>
-        <w:pStyle w:val="a6"/>
+        <w:pStyle w:val="ListParagraph"/>
+        <w:bidi/>
+        <w:rPr>
+          <w:sz w:val="28"/>
+          <w:szCs w:val="28"/>
+          <w:rtl/>
+        </w:rPr>
+      </w:pPr>
+    </w:p>
+    <w:p>
+      <w:pPr>
+        <w:pStyle w:val="ListParagraph"/>
+        <w:bidi/>
+        <w:rPr>
+          <w:sz w:val="28"/>
+          <w:szCs w:val="28"/>
+          <w:rtl/>
+        </w:rPr>
+      </w:pPr>
+      <w:r>
+        <w:rPr>
+          <w:rFonts w:hint="cs"/>
+          <w:sz w:val="28"/>
+          <w:szCs w:val="28"/>
+          <w:rtl/>
+        </w:rPr>
+        <w:t xml:space="preserve">او يمكن تنفيذ الاختبار عن طريق تشغيل ملف السكريبت </w:t>
+      </w:r>
+      <w:r>
+        <w:rPr>
+          <w:sz w:val="28"/>
+          <w:szCs w:val="28"/>
+        </w:rPr>
+        <w:t>test_async_queues</w:t>
+      </w:r>
+      <w:r>
+        <w:rPr>
+          <w:sz w:val="28"/>
+          <w:szCs w:val="28"/>
+        </w:rPr>
+        <w:t>.ps1</w:t>
+      </w:r>
+      <w:r>
+        <w:rPr>
+          <w:sz w:val="28"/>
+          <w:szCs w:val="28"/>
+          <w:rtl/>
+        </w:rPr>
+        <w:br/>
+      </w:r>
+      <w:r>
+        <w:rPr>
+          <w:rFonts w:hint="cs"/>
+          <w:sz w:val="28"/>
+          <w:szCs w:val="28"/>
+          <w:rtl/>
+        </w:rPr>
+        <w:t xml:space="preserve">الذي يقوم بضرب 10 طلبات شراء وحساب الوقت الكلي المستغرق للتنفيذ </w:t>
+      </w:r>
+      <w:r>
+        <w:rPr>
+          <w:sz w:val="28"/>
+          <w:szCs w:val="28"/>
+          <w:rtl/>
+        </w:rPr>
+        <w:br/>
+      </w:r>
+      <w:r>
+        <w:rPr>
+          <w:rFonts w:hint="cs"/>
+          <w:sz w:val="28"/>
+          <w:szCs w:val="28"/>
+          <w:rtl/>
+        </w:rPr>
+        <w:t xml:space="preserve">حيث 10 طلبات يجب ان تأخذ 50 ثانية بسبب وجود </w:t>
+      </w:r>
+      <w:r>
+        <w:rPr>
+          <w:sz w:val="28"/>
+          <w:szCs w:val="28"/>
+        </w:rPr>
+        <w:t>sleep</w:t>
+      </w:r>
+      <w:r>
+        <w:rPr>
+          <w:rFonts w:hint="cs"/>
+          <w:sz w:val="28"/>
+          <w:szCs w:val="28"/>
+          <w:rtl/>
+        </w:rPr>
+        <w:t xml:space="preserve"> لمدة 5 ثوان لكل طلب</w:t>
+      </w:r>
+    </w:p>
+    <w:p>
+      <w:pPr>
+        <w:pStyle w:val="ListParagraph"/>
+        <w:bidi/>
+        <w:rPr>
+          <w:sz w:val="28"/>
+          <w:szCs w:val="28"/>
+          <w:rtl/>
+        </w:rPr>
+      </w:pPr>
+      <w:r>
+        <w:rPr>
+          <w:sz w:val="28"/>
+          <w:szCs w:val="28"/>
+          <w:rtl/>
+        </w:rPr>
+        <w:br/>
+      </w:r>
+      <w:r>
+        <w:rPr>
+          <w:rFonts w:cs="Arial"/>
+          <w:sz w:val="28"/>
+          <w:szCs w:val="28"/>
+          <w:rtl/>
+        </w:rPr>
+        <w:drawing>
+          <wp:inline distT="0" distB="0" distL="0" distR="0" wp14:anchorId="2AF2EE47" wp14:editId="3425057E">
+            <wp:extent cx="5638800" cy="1934210"/>
+            <wp:effectExtent l="0" t="0" r="0" b="8890"/>
+            <wp:docPr id="1967239917" name="Picture 1"/>
+            <wp:cNvGraphicFramePr>
+              <a:graphicFrameLocks xmlns:a="http://schemas.openxmlformats.org/drawingml/2006/main" noChangeAspect="1"/>
+            </wp:cNvGraphicFramePr>
+            <a:graphic xmlns:a="http://schemas.openxmlformats.org/drawingml/2006/main">
+              <a:graphicData uri="http://schemas.openxmlformats.org/drawingml/2006/picture">
+                <pic:pic xmlns:pic="http://schemas.openxmlformats.org/drawingml/2006/picture">
+                  <pic:nvPicPr>
+                    <pic:cNvPr id="1967239917" name=""/>
+                    <pic:cNvPicPr/>
+                  </pic:nvPicPr>
+                  <pic:blipFill>
+                    <a:blip r:embed="rId29"/>
+                    <a:stretch>
+                      <a:fillRect/>
+                    </a:stretch>
+                  </pic:blipFill>
+                  <pic:spPr>
+                    <a:xfrm>
+                      <a:off x="0" y="0"/>
+                      <a:ext cx="5638800" cy="1934210"/>
+                    </a:xfrm>
+                    <a:prstGeom prst="rect">
+                      <a:avLst/>
+                    </a:prstGeom>
+                  </pic:spPr>
+                </pic:pic>
+              </a:graphicData>
+            </a:graphic>
+          </wp:inline>
+        </w:drawing>
+      </w:r>
+    </w:p>
+    <w:p>
+      <w:pPr>
+        <w:pStyle w:val="ListParagraph"/>
+        <w:bidi/>
+        <w:rPr>
+          <w:sz w:val="28"/>
+          <w:szCs w:val="28"/>
+          <w:rtl/>
+        </w:rPr>
+      </w:pPr>
+    </w:p>
+    <w:p>
+      <w:pPr>
+        <w:pStyle w:val="ListParagraph"/>
+        <w:bidi/>
+        <w:rPr>
+          <w:rFonts w:hint="cs"/>
+          <w:sz w:val="28"/>
+          <w:szCs w:val="28"/>
+          <w:rtl/>
+        </w:rPr>
+      </w:pPr>
+      <w:r>
+        <w:rPr>
+          <w:rFonts w:hint="cs"/>
+          <w:sz w:val="28"/>
+          <w:szCs w:val="28"/>
+          <w:rtl/>
+        </w:rPr>
+        <w:t xml:space="preserve">ولكن نجد ان الوقت الكلي هو اقل من ثانيتين بسبب وجود تابع </w:t>
+      </w:r>
+      <w:proofErr w:type="gramStart"/>
+      <w:r>
+        <w:rPr>
+          <w:rFonts w:hint="cs"/>
+          <w:sz w:val="28"/>
+          <w:szCs w:val="28"/>
+          <w:rtl/>
+        </w:rPr>
+        <w:t>ال</w:t>
+      </w:r>
+      <w:r>
+        <w:rPr>
+          <w:sz w:val="28"/>
+          <w:szCs w:val="28"/>
+        </w:rPr>
+        <w:t>Dispatch</w:t>
+      </w:r>
+      <w:proofErr w:type="gramEnd"/>
+      <w:r>
+        <w:rPr>
+          <w:rFonts w:hint="cs"/>
+          <w:sz w:val="28"/>
+          <w:szCs w:val="28"/>
+          <w:rtl/>
+        </w:rPr>
+        <w:t xml:space="preserve"> </w:t>
+      </w:r>
+      <w:r>
+        <w:rPr>
+          <w:sz w:val="28"/>
+          <w:szCs w:val="28"/>
+          <w:rtl/>
+        </w:rPr>
+        <w:br/>
+      </w:r>
+      <w:r>
+        <w:rPr>
+          <w:rFonts w:hint="cs"/>
+          <w:sz w:val="28"/>
+          <w:szCs w:val="28"/>
+          <w:rtl/>
+        </w:rPr>
+        <w:t xml:space="preserve">ونلاحظ ظهور 10 </w:t>
+      </w:r>
+      <w:proofErr w:type="gramStart"/>
+      <w:r>
+        <w:rPr>
+          <w:rFonts w:hint="cs"/>
+          <w:sz w:val="28"/>
+          <w:szCs w:val="28"/>
+          <w:rtl/>
+        </w:rPr>
+        <w:t>اسطر</w:t>
+      </w:r>
+      <w:proofErr w:type="gramEnd"/>
+      <w:r>
+        <w:rPr>
+          <w:rFonts w:hint="cs"/>
+          <w:sz w:val="28"/>
+          <w:szCs w:val="28"/>
+          <w:rtl/>
+        </w:rPr>
+        <w:t xml:space="preserve"> في جدول </w:t>
+      </w:r>
+      <w:proofErr w:type="gramStart"/>
+      <w:r>
+        <w:rPr>
+          <w:sz w:val="28"/>
+          <w:szCs w:val="28"/>
+        </w:rPr>
+        <w:t xml:space="preserve">jobs </w:t>
+      </w:r>
+      <w:r>
+        <w:rPr>
+          <w:rFonts w:hint="cs"/>
+          <w:sz w:val="28"/>
+          <w:szCs w:val="28"/>
+          <w:rtl/>
+        </w:rPr>
+        <w:t xml:space="preserve"> في</w:t>
+      </w:r>
+      <w:proofErr w:type="gramEnd"/>
+      <w:r>
+        <w:rPr>
+          <w:rFonts w:hint="cs"/>
+          <w:sz w:val="28"/>
+          <w:szCs w:val="28"/>
+          <w:rtl/>
+        </w:rPr>
+        <w:t xml:space="preserve"> </w:t>
+      </w:r>
+      <w:proofErr w:type="spellStart"/>
+      <w:r>
+        <w:rPr>
+          <w:rFonts w:hint="cs"/>
+          <w:sz w:val="28"/>
+          <w:szCs w:val="28"/>
+          <w:rtl/>
+        </w:rPr>
+        <w:t>الداتابيس</w:t>
+      </w:r>
+      <w:proofErr w:type="spellEnd"/>
+      <w:r>
+        <w:rPr>
+          <w:rFonts w:hint="cs"/>
+          <w:sz w:val="28"/>
+          <w:szCs w:val="28"/>
+          <w:rtl/>
+        </w:rPr>
+        <w:t xml:space="preserve"> تنتظر تشغيل </w:t>
+      </w:r>
+      <w:proofErr w:type="spellStart"/>
+      <w:r>
+        <w:rPr>
+          <w:sz w:val="28"/>
+          <w:szCs w:val="28"/>
+        </w:rPr>
+        <w:t>php</w:t>
+      </w:r>
+      <w:proofErr w:type="spellEnd"/>
+      <w:r>
+        <w:rPr>
+          <w:sz w:val="28"/>
+          <w:szCs w:val="28"/>
+        </w:rPr>
+        <w:t xml:space="preserve"> artisan </w:t>
+      </w:r>
+      <w:proofErr w:type="spellStart"/>
+      <w:proofErr w:type="gramStart"/>
+      <w:r>
+        <w:rPr>
+          <w:sz w:val="28"/>
+          <w:szCs w:val="28"/>
+        </w:rPr>
+        <w:t>queue:work</w:t>
+      </w:r>
+      <w:proofErr w:type="spellEnd"/>
+      <w:proofErr w:type="gramEnd"/>
+      <w:r>
+        <w:rPr>
+          <w:rFonts w:hint="cs"/>
+          <w:sz w:val="28"/>
+          <w:szCs w:val="28"/>
+          <w:rtl/>
+        </w:rPr>
+        <w:t xml:space="preserve"> لكي يتم معالجتها واحد تلو الاخر مستغرقة 50 ثانية</w:t>
+      </w:r>
+    </w:p>
+    <w:p>
+      <w:pPr>
+        <w:pStyle w:val="ListParagraph"/>
         <w:bidi/>
         <w:rPr>
           <w:sz w:val="28"/>
@@ -4816,7 +5553,7 @@
     </w:p>
     <w:p>
       <w:pPr>
-        <w:pStyle w:val="a6"/>
+        <w:pStyle w:val="ListParagraph"/>
         <w:numPr>
           <w:ilvl w:val="1"/>
           <w:numId w:val="6"/>
@@ -4846,7 +5583,7 @@
     </w:p>
     <w:p>
       <w:pPr>
-        <w:pStyle w:val="a6"/>
+        <w:pStyle w:val="ListParagraph"/>
         <w:bidi/>
         <w:rPr>
           <w:sz w:val="28"/>
@@ -4890,7 +5627,7 @@
     </w:p>
     <w:p>
       <w:pPr>
-        <w:pStyle w:val="a6"/>
+        <w:pStyle w:val="ListParagraph"/>
         <w:bidi/>
         <w:rPr>
           <w:sz w:val="28"/>
@@ -4993,19 +5730,18 @@
     </w:p>
     <w:p>
       <w:pPr>
-        <w:pStyle w:val="a6"/>
-        <w:bidi/>
-        <w:rPr>
-          <w:rFonts w:hint="cs"/>
-          <w:sz w:val="28"/>
-          <w:szCs w:val="28"/>
-          <w:rtl/>
-        </w:rPr>
-      </w:pPr>
-    </w:p>
-    <w:p>
-      <w:pPr>
-        <w:pStyle w:val="a6"/>
+        <w:pStyle w:val="ListParagraph"/>
+        <w:bidi/>
+        <w:rPr>
+          <w:sz w:val="28"/>
+          <w:szCs w:val="28"/>
+          <w:rtl/>
+        </w:rPr>
+      </w:pPr>
+    </w:p>
+    <w:p>
+      <w:pPr>
+        <w:pStyle w:val="ListParagraph"/>
         <w:bidi/>
         <w:rPr>
           <w:sz w:val="28"/>
@@ -5053,7 +5789,7 @@
     </w:p>
     <w:p>
       <w:pPr>
-        <w:pStyle w:val="a6"/>
+        <w:pStyle w:val="ListParagraph"/>
         <w:bidi/>
         <w:rPr>
           <w:sz w:val="28"/>
@@ -5083,7 +5819,6 @@
         </w:rPr>
         <w:t xml:space="preserve">يسمى </w:t>
       </w:r>
-      <w:proofErr w:type="spellStart"/>
       <w:proofErr w:type="gramStart"/>
       <w:r>
         <w:rPr>
@@ -5093,7 +5828,6 @@
         </w:rPr>
         <w:t>ProcessDailySalesBatch</w:t>
       </w:r>
-      <w:proofErr w:type="spellEnd"/>
       <w:r>
         <w:rPr>
           <w:sz w:val="28"/>
@@ -5127,12 +5861,21 @@
         </w:rPr>
         <w:t xml:space="preserve"> بتقسيم البيانات إلى مجموعات صغيرة، واستخدام دالة </w:t>
       </w:r>
-      <w:r>
-        <w:rPr>
-          <w:sz w:val="28"/>
-          <w:szCs w:val="28"/>
-        </w:rPr>
-        <w:t xml:space="preserve">Bus::batch </w:t>
+      <w:proofErr w:type="gramStart"/>
+      <w:r>
+        <w:rPr>
+          <w:sz w:val="28"/>
+          <w:szCs w:val="28"/>
+        </w:rPr>
+        <w:t>Bus::</w:t>
+      </w:r>
+      <w:proofErr w:type="gramEnd"/>
+      <w:r>
+        <w:rPr>
+          <w:sz w:val="28"/>
+          <w:szCs w:val="28"/>
+        </w:rPr>
+        <w:t xml:space="preserve">batch </w:t>
       </w:r>
       <w:r>
         <w:rPr>
@@ -5152,18 +5895,18 @@
     </w:p>
     <w:p>
       <w:pPr>
-        <w:pStyle w:val="a6"/>
-        <w:bidi/>
-        <w:rPr>
-          <w:sz w:val="28"/>
-          <w:szCs w:val="28"/>
-          <w:rtl/>
-        </w:rPr>
-      </w:pPr>
-    </w:p>
-    <w:p>
-      <w:pPr>
-        <w:pStyle w:val="a6"/>
+        <w:pStyle w:val="ListParagraph"/>
+        <w:bidi/>
+        <w:rPr>
+          <w:sz w:val="28"/>
+          <w:szCs w:val="28"/>
+          <w:rtl/>
+        </w:rPr>
+      </w:pPr>
+    </w:p>
+    <w:p>
+      <w:pPr>
+        <w:pStyle w:val="ListParagraph"/>
         <w:bidi/>
         <w:rPr>
           <w:sz w:val="28"/>
@@ -5174,6 +5917,7 @@
       <w:r>
         <w:rPr>
           <w:rFonts w:cs="Arial"/>
+          <w:noProof/>
           <w:sz w:val="28"/>
           <w:szCs w:val="28"/>
           <w:rtl/>
@@ -5194,7 +5938,7 @@
                     <pic:cNvPicPr/>
                   </pic:nvPicPr>
                   <pic:blipFill>
-                    <a:blip r:embed="rId23"/>
+                    <a:blip r:embed="rId30"/>
                     <a:stretch>
                       <a:fillRect/>
                     </a:stretch>
@@ -5217,46 +5961,44 @@
     </w:p>
     <w:p>
       <w:pPr>
-        <w:pStyle w:val="a6"/>
-        <w:bidi/>
-        <w:rPr>
-          <w:sz w:val="28"/>
-          <w:szCs w:val="28"/>
-          <w:rtl/>
-        </w:rPr>
-      </w:pPr>
-    </w:p>
-    <w:p>
-      <w:pPr>
-        <w:pStyle w:val="a6"/>
-        <w:bidi/>
-        <w:rPr>
-          <w:rFonts w:hint="cs"/>
-          <w:sz w:val="28"/>
-          <w:szCs w:val="28"/>
-          <w:rtl/>
-        </w:rPr>
-      </w:pPr>
-    </w:p>
-    <w:p>
-      <w:pPr>
-        <w:pStyle w:val="a6"/>
-        <w:bidi/>
-        <w:rPr>
-          <w:sz w:val="28"/>
-          <w:szCs w:val="28"/>
-          <w:rtl/>
-        </w:rPr>
-      </w:pPr>
-      <w:r>
-        <w:rPr>
-          <w:b/>
-          <w:bCs/>
-          <w:sz w:val="28"/>
-          <w:szCs w:val="28"/>
-          <w:rtl/>
-        </w:rPr>
-        <w:lastRenderedPageBreak/>
+        <w:pStyle w:val="ListParagraph"/>
+        <w:bidi/>
+        <w:rPr>
+          <w:sz w:val="28"/>
+          <w:szCs w:val="28"/>
+          <w:rtl/>
+        </w:rPr>
+      </w:pPr>
+    </w:p>
+    <w:p>
+      <w:pPr>
+        <w:pStyle w:val="ListParagraph"/>
+        <w:bidi/>
+        <w:rPr>
+          <w:sz w:val="28"/>
+          <w:szCs w:val="28"/>
+          <w:rtl/>
+        </w:rPr>
+      </w:pPr>
+    </w:p>
+    <w:p>
+      <w:pPr>
+        <w:pStyle w:val="ListParagraph"/>
+        <w:bidi/>
+        <w:rPr>
+          <w:sz w:val="28"/>
+          <w:szCs w:val="28"/>
+          <w:rtl/>
+        </w:rPr>
+      </w:pPr>
+      <w:r>
+        <w:rPr>
+          <w:b/>
+          <w:bCs/>
+          <w:sz w:val="28"/>
+          <w:szCs w:val="28"/>
+          <w:rtl/>
+        </w:rPr>
         <w:t>الاختبار والنتائج</w:t>
       </w:r>
       <w:r>
@@ -5360,18 +6102,18 @@
     </w:p>
     <w:p>
       <w:pPr>
-        <w:pStyle w:val="a6"/>
-        <w:bidi/>
-        <w:rPr>
-          <w:sz w:val="28"/>
-          <w:szCs w:val="28"/>
-          <w:rtl/>
-        </w:rPr>
-      </w:pPr>
-    </w:p>
-    <w:p>
-      <w:pPr>
-        <w:pStyle w:val="a6"/>
+        <w:pStyle w:val="ListParagraph"/>
+        <w:bidi/>
+        <w:rPr>
+          <w:sz w:val="28"/>
+          <w:szCs w:val="28"/>
+          <w:rtl/>
+        </w:rPr>
+      </w:pPr>
+    </w:p>
+    <w:p>
+      <w:pPr>
+        <w:pStyle w:val="ListParagraph"/>
         <w:bidi/>
         <w:rPr>
           <w:sz w:val="28"/>
@@ -5382,6 +6124,7 @@
       <w:r>
         <w:rPr>
           <w:rFonts w:cs="Arial"/>
+          <w:noProof/>
           <w:sz w:val="28"/>
           <w:szCs w:val="28"/>
           <w:rtl/>
@@ -5402,7 +6145,7 @@
                     <pic:cNvPicPr/>
                   </pic:nvPicPr>
                   <pic:blipFill>
-                    <a:blip r:embed="rId24"/>
+                    <a:blip r:embed="rId31"/>
                     <a:stretch>
                       <a:fillRect/>
                     </a:stretch>
@@ -5425,40 +6168,40 @@
     </w:p>
     <w:p>
       <w:pPr>
-        <w:pStyle w:val="a6"/>
-        <w:bidi/>
-        <w:rPr>
-          <w:sz w:val="28"/>
-          <w:szCs w:val="28"/>
-          <w:rtl/>
-        </w:rPr>
-      </w:pPr>
-    </w:p>
-    <w:p>
-      <w:pPr>
-        <w:pStyle w:val="a6"/>
-        <w:bidi/>
-        <w:rPr>
-          <w:sz w:val="28"/>
-          <w:szCs w:val="28"/>
-          <w:rtl/>
-        </w:rPr>
-      </w:pPr>
-    </w:p>
-    <w:p>
-      <w:pPr>
-        <w:pStyle w:val="a6"/>
-        <w:bidi/>
-        <w:rPr>
-          <w:sz w:val="28"/>
-          <w:szCs w:val="28"/>
-          <w:rtl/>
-        </w:rPr>
-      </w:pPr>
-    </w:p>
-    <w:p>
-      <w:pPr>
-        <w:pStyle w:val="a6"/>
+        <w:pStyle w:val="ListParagraph"/>
+        <w:bidi/>
+        <w:rPr>
+          <w:sz w:val="28"/>
+          <w:szCs w:val="28"/>
+          <w:rtl/>
+        </w:rPr>
+      </w:pPr>
+    </w:p>
+    <w:p>
+      <w:pPr>
+        <w:pStyle w:val="ListParagraph"/>
+        <w:bidi/>
+        <w:rPr>
+          <w:sz w:val="28"/>
+          <w:szCs w:val="28"/>
+          <w:rtl/>
+        </w:rPr>
+      </w:pPr>
+    </w:p>
+    <w:p>
+      <w:pPr>
+        <w:pStyle w:val="ListParagraph"/>
+        <w:bidi/>
+        <w:rPr>
+          <w:sz w:val="28"/>
+          <w:szCs w:val="28"/>
+          <w:rtl/>
+        </w:rPr>
+      </w:pPr>
+    </w:p>
+    <w:p>
+      <w:pPr>
+        <w:pStyle w:val="ListParagraph"/>
         <w:numPr>
           <w:ilvl w:val="1"/>
           <w:numId w:val="6"/>
@@ -5488,7 +6231,7 @@
     </w:p>
     <w:p>
       <w:pPr>
-        <w:pStyle w:val="a6"/>
+        <w:pStyle w:val="ListParagraph"/>
         <w:bidi/>
         <w:rPr>
           <w:sz w:val="28"/>
@@ -5532,7 +6275,7 @@
     </w:p>
     <w:p>
       <w:pPr>
-        <w:pStyle w:val="a6"/>
+        <w:pStyle w:val="ListParagraph"/>
         <w:bidi/>
         <w:rPr>
           <w:sz w:val="28"/>
@@ -5602,18 +6345,18 @@
     </w:p>
     <w:p>
       <w:pPr>
-        <w:pStyle w:val="a6"/>
-        <w:bidi/>
-        <w:rPr>
-          <w:sz w:val="28"/>
-          <w:szCs w:val="28"/>
-          <w:rtl/>
-        </w:rPr>
-      </w:pPr>
-    </w:p>
-    <w:p>
-      <w:pPr>
-        <w:pStyle w:val="a6"/>
+        <w:pStyle w:val="ListParagraph"/>
+        <w:bidi/>
+        <w:rPr>
+          <w:sz w:val="28"/>
+          <w:szCs w:val="28"/>
+          <w:rtl/>
+        </w:rPr>
+      </w:pPr>
+    </w:p>
+    <w:p>
+      <w:pPr>
+        <w:pStyle w:val="ListParagraph"/>
         <w:bidi/>
         <w:rPr>
           <w:sz w:val="28"/>
@@ -5706,7 +6449,7 @@
     </w:p>
     <w:p>
       <w:pPr>
-        <w:pStyle w:val="a6"/>
+        <w:pStyle w:val="ListParagraph"/>
         <w:bidi/>
         <w:rPr>
           <w:sz w:val="28"/>
@@ -5736,7 +6479,7 @@
     </w:p>
     <w:p>
       <w:pPr>
-        <w:pStyle w:val="a6"/>
+        <w:pStyle w:val="ListParagraph"/>
         <w:bidi/>
         <w:rPr>
           <w:sz w:val="28"/>
@@ -5798,7 +6541,7 @@
     </w:p>
     <w:p>
       <w:pPr>
-        <w:pStyle w:val="a6"/>
+        <w:pStyle w:val="ListParagraph"/>
         <w:bidi/>
         <w:ind w:left="418"/>
         <w:rPr>
@@ -5813,6 +6556,7 @@
           <w:sz w:val="28"/>
           <w:szCs w:val="28"/>
         </w:rPr>
+        <w:lastRenderedPageBreak/>
         <w:drawing>
           <wp:inline distT="0" distB="0" distL="0" distR="0" wp14:anchorId="5661B592" wp14:editId="1BDF6E13">
             <wp:extent cx="5091379" cy="2230755"/>
@@ -5831,7 +6575,7 @@
                     </pic:cNvPicPr>
                   </pic:nvPicPr>
                   <pic:blipFill>
-                    <a:blip r:embed="rId25">
+                    <a:blip r:embed="rId32">
                       <a:extLst>
                         <a:ext uri="{28A0092B-C50C-407E-A947-70E740481C1C}">
                           <a14:useLocalDpi xmlns:a14="http://schemas.microsoft.com/office/drawing/2010/main" val="0"/>
@@ -5865,22 +6609,20 @@
     </w:p>
     <w:p>
       <w:pPr>
-        <w:pStyle w:val="a6"/>
-        <w:bidi/>
-        <w:rPr>
-          <w:rFonts w:hint="cs"/>
-          <w:sz w:val="28"/>
-          <w:szCs w:val="28"/>
-          <w:rtl/>
-        </w:rPr>
-      </w:pPr>
-    </w:p>
-    <w:p>
-      <w:pPr>
-        <w:pStyle w:val="a6"/>
-        <w:bidi/>
-        <w:rPr>
-          <w:rFonts w:hint="cs"/>
+        <w:pStyle w:val="ListParagraph"/>
+        <w:bidi/>
+        <w:rPr>
+          <w:sz w:val="28"/>
+          <w:szCs w:val="28"/>
+          <w:rtl/>
+        </w:rPr>
+      </w:pPr>
+    </w:p>
+    <w:p>
+      <w:pPr>
+        <w:pStyle w:val="ListParagraph"/>
+        <w:bidi/>
+        <w:rPr>
           <w:sz w:val="28"/>
           <w:szCs w:val="28"/>
           <w:rtl/>
@@ -5906,21 +6648,19 @@
       <w:pPr>
         <w:bidi/>
         <w:rPr>
-          <w:rFonts w:hint="cs"/>
-          <w:sz w:val="28"/>
-          <w:szCs w:val="28"/>
-          <w:rtl/>
-        </w:rPr>
-      </w:pPr>
-      <w:r>
-        <w:rPr>
-          <w:b/>
-          <w:bCs/>
-          <w:sz w:val="28"/>
-          <w:szCs w:val="28"/>
-          <w:rtl/>
-        </w:rPr>
-        <w:lastRenderedPageBreak/>
+          <w:sz w:val="28"/>
+          <w:szCs w:val="28"/>
+          <w:rtl/>
+        </w:rPr>
+      </w:pPr>
+      <w:r>
+        <w:rPr>
+          <w:b/>
+          <w:bCs/>
+          <w:sz w:val="28"/>
+          <w:szCs w:val="28"/>
+          <w:rtl/>
+        </w:rPr>
         <w:t>الاختبار والنتائج</w:t>
       </w:r>
       <w:r>
@@ -5935,7 +6675,7 @@
     </w:p>
     <w:p>
       <w:pPr>
-        <w:pStyle w:val="a6"/>
+        <w:pStyle w:val="ListParagraph"/>
         <w:bidi/>
         <w:rPr>
           <w:sz w:val="28"/>
@@ -6042,7 +6782,7 @@
     </w:p>
     <w:p>
       <w:pPr>
-        <w:pStyle w:val="a6"/>
+        <w:pStyle w:val="ListParagraph"/>
         <w:numPr>
           <w:ilvl w:val="0"/>
           <w:numId w:val="3"/>
@@ -6074,19 +6814,18 @@
     </w:p>
     <w:p>
       <w:pPr>
-        <w:pStyle w:val="a6"/>
-        <w:bidi/>
-        <w:rPr>
-          <w:rFonts w:hint="cs"/>
-          <w:sz w:val="28"/>
-          <w:szCs w:val="28"/>
-          <w:rtl/>
-        </w:rPr>
-      </w:pPr>
-    </w:p>
-    <w:p>
-      <w:pPr>
-        <w:pStyle w:val="a6"/>
+        <w:pStyle w:val="ListParagraph"/>
+        <w:bidi/>
+        <w:rPr>
+          <w:sz w:val="28"/>
+          <w:szCs w:val="28"/>
+          <w:rtl/>
+        </w:rPr>
+      </w:pPr>
+    </w:p>
+    <w:p>
+      <w:pPr>
+        <w:pStyle w:val="ListParagraph"/>
         <w:numPr>
           <w:ilvl w:val="0"/>
           <w:numId w:val="3"/>
@@ -6117,10 +6856,9 @@
     </w:p>
     <w:p>
       <w:pPr>
-        <w:pStyle w:val="a6"/>
+        <w:pStyle w:val="ListParagraph"/>
         <w:ind w:right="1367"/>
         <w:rPr>
-          <w:rFonts w:hint="cs"/>
           <w:sz w:val="28"/>
           <w:szCs w:val="28"/>
           <w:rtl/>
@@ -6151,7 +6889,7 @@
                     </pic:cNvPicPr>
                   </pic:nvPicPr>
                   <pic:blipFill>
-                    <a:blip r:embed="rId26">
+                    <a:blip r:embed="rId33">
                       <a:extLst>
                         <a:ext uri="{28A0092B-C50C-407E-A947-70E740481C1C}">
                           <a14:useLocalDpi xmlns:a14="http://schemas.microsoft.com/office/drawing/2010/main" val="0"/>
@@ -6187,19 +6925,17 @@
       <w:pPr>
         <w:bidi/>
         <w:rPr>
-          <w:rFonts w:hint="cs"/>
-          <w:sz w:val="28"/>
-          <w:szCs w:val="28"/>
-          <w:rtl/>
-        </w:rPr>
-      </w:pPr>
-    </w:p>
-    <w:p>
-      <w:pPr>
-        <w:pStyle w:val="a6"/>
-        <w:bidi/>
-        <w:rPr>
-          <w:rFonts w:hint="cs"/>
+          <w:sz w:val="28"/>
+          <w:szCs w:val="28"/>
+          <w:rtl/>
+        </w:rPr>
+      </w:pPr>
+    </w:p>
+    <w:p>
+      <w:pPr>
+        <w:pStyle w:val="ListParagraph"/>
+        <w:bidi/>
+        <w:rPr>
           <w:sz w:val="28"/>
           <w:szCs w:val="28"/>
           <w:rtl/>
@@ -6262,7 +6998,7 @@
     </w:p>
     <w:p>
       <w:pPr>
-        <w:pStyle w:val="a6"/>
+        <w:pStyle w:val="ListParagraph"/>
         <w:bidi/>
         <w:rPr>
           <w:rFonts w:cs="Arial"/>
@@ -6274,7 +7010,7 @@
     </w:p>
     <w:p>
       <w:pPr>
-        <w:pStyle w:val="a6"/>
+        <w:pStyle w:val="ListParagraph"/>
         <w:bidi/>
         <w:rPr>
           <w:rFonts w:cs="Arial"/>
@@ -6286,41 +7022,612 @@
     </w:p>
     <w:p>
       <w:pPr>
-        <w:pStyle w:val="a6"/>
+        <w:pStyle w:val="ListParagraph"/>
         <w:bidi/>
         <w:rPr>
           <w:rFonts w:cs="Arial"/>
           <w:b/>
           <w:bCs/>
-        </w:rPr>
-      </w:pPr>
-      <w:r>
+          <w:rtl/>
+        </w:rPr>
+      </w:pPr>
+    </w:p>
+    <w:p>
+      <w:pPr>
+        <w:pStyle w:val="ListParagraph"/>
+        <w:bidi/>
         <w:rPr>
           <w:rFonts w:cs="Arial"/>
           <w:b/>
           <w:bCs/>
           <w:rtl/>
         </w:rPr>
-        <w:t>الخاتمة</w:t>
-      </w:r>
-      <w:r>
+      </w:pPr>
+    </w:p>
+    <w:p>
+      <w:pPr>
+        <w:pStyle w:val="ListParagraph"/>
+        <w:bidi/>
         <w:rPr>
           <w:rFonts w:cs="Arial"/>
           <w:b/>
           <w:bCs/>
+          <w:rtl/>
+        </w:rPr>
+      </w:pPr>
+    </w:p>
+    <w:p>
+      <w:pPr>
+        <w:pStyle w:val="ListParagraph"/>
+        <w:numPr>
+          <w:ilvl w:val="1"/>
+          <w:numId w:val="6"/>
+        </w:numPr>
+        <w:bidi/>
+        <w:ind w:left="233"/>
+        <w:rPr>
+          <w:b/>
+          <w:bCs/>
+          <w:sz w:val="28"/>
+          <w:szCs w:val="28"/>
+          <w:u w:val="single"/>
+        </w:rPr>
+      </w:pPr>
+      <w:r>
+        <w:rPr>
+          <w:b/>
+          <w:bCs/>
+          <w:sz w:val="28"/>
+          <w:szCs w:val="28"/>
+          <w:u w:val="single"/>
+          <w:rtl/>
+        </w:rPr>
+        <w:lastRenderedPageBreak/>
+        <w:t xml:space="preserve">الطلب </w:t>
+      </w:r>
+      <w:r>
+        <w:rPr>
+          <w:rFonts w:hint="cs"/>
+          <w:b/>
+          <w:bCs/>
+          <w:sz w:val="28"/>
+          <w:szCs w:val="28"/>
+          <w:u w:val="single"/>
+          <w:rtl/>
+        </w:rPr>
+        <w:t>السادس</w:t>
+      </w:r>
+      <w:r>
+        <w:rPr>
+          <w:b/>
+          <w:bCs/>
+          <w:sz w:val="28"/>
+          <w:szCs w:val="28"/>
+          <w:u w:val="single"/>
+          <w:rtl/>
         </w:rPr>
         <w:t>:</w:t>
       </w:r>
     </w:p>
     <w:p>
       <w:pPr>
-        <w:pStyle w:val="a6"/>
-        <w:bidi/>
-        <w:rPr>
-          <w:rFonts w:cs="Arial" w:hint="cs"/>
-          <w:sz w:val="28"/>
-          <w:szCs w:val="28"/>
-          <w:rtl/>
+        <w:bidi/>
+        <w:rPr>
+          <w:b/>
+          <w:bCs/>
+          <w:sz w:val="28"/>
+          <w:szCs w:val="28"/>
+          <w:rtl/>
+        </w:rPr>
+      </w:pPr>
+      <w:r>
+        <w:rPr>
+          <w:b/>
+          <w:bCs/>
+          <w:sz w:val="28"/>
+          <w:szCs w:val="28"/>
+          <w:rtl/>
+        </w:rPr>
+        <w:t xml:space="preserve">تحسين أداء استرجاع البيانات عبر التخزين </w:t>
+      </w:r>
+      <w:proofErr w:type="gramStart"/>
+      <w:r>
+        <w:rPr>
+          <w:b/>
+          <w:bCs/>
+          <w:sz w:val="28"/>
+          <w:szCs w:val="28"/>
+          <w:rtl/>
+        </w:rPr>
+        <w:t>المؤقت</w:t>
+      </w:r>
+      <w:r>
+        <w:rPr>
+          <w:b/>
+          <w:bCs/>
+          <w:sz w:val="28"/>
+          <w:szCs w:val="28"/>
+        </w:rPr>
+        <w:t xml:space="preserve"> </w:t>
+      </w:r>
+      <w:r>
+        <w:rPr>
+          <w:rFonts w:hint="cs"/>
+          <w:b/>
+          <w:bCs/>
+          <w:sz w:val="28"/>
+          <w:szCs w:val="28"/>
+          <w:rtl/>
+        </w:rPr>
+        <w:t xml:space="preserve"> </w:t>
+      </w:r>
+      <w:r>
+        <w:rPr>
+          <w:b/>
+          <w:bCs/>
+          <w:sz w:val="28"/>
+          <w:szCs w:val="28"/>
+        </w:rPr>
+        <w:t>(</w:t>
+      </w:r>
+      <w:proofErr w:type="gramEnd"/>
+      <w:r>
+        <w:rPr>
+          <w:b/>
+          <w:bCs/>
+          <w:sz w:val="28"/>
+          <w:szCs w:val="28"/>
+        </w:rPr>
+        <w:t>Product Listing Caching)</w:t>
+      </w:r>
+      <w:r>
+        <w:rPr>
+          <w:rFonts w:hint="cs"/>
+          <w:b/>
+          <w:bCs/>
+          <w:sz w:val="28"/>
+          <w:szCs w:val="28"/>
+          <w:rtl/>
+        </w:rPr>
+        <w:t xml:space="preserve"> </w:t>
+      </w:r>
+    </w:p>
+    <w:p>
+      <w:pPr>
+        <w:bidi/>
+        <w:rPr>
+          <w:sz w:val="28"/>
+          <w:szCs w:val="28"/>
+          <w:rtl/>
+        </w:rPr>
+      </w:pPr>
+      <w:r>
+        <w:rPr>
+          <w:sz w:val="28"/>
+          <w:szCs w:val="28"/>
+          <w:rtl/>
+        </w:rPr>
+        <w:t>تعتبر صفحة عرض المنتجات</w:t>
+      </w:r>
+      <w:r>
+        <w:rPr>
+          <w:rFonts w:hint="cs"/>
+          <w:sz w:val="28"/>
+          <w:szCs w:val="28"/>
+          <w:rtl/>
+        </w:rPr>
+        <w:t xml:space="preserve"> </w:t>
+      </w:r>
+      <w:r>
+        <w:rPr>
+          <w:sz w:val="28"/>
+          <w:szCs w:val="28"/>
+          <w:rtl/>
+        </w:rPr>
+        <w:t>من أكثر الصفحات استدعاءً من قبل المستخدمين</w:t>
+      </w:r>
+      <w:r>
+        <w:rPr>
+          <w:sz w:val="28"/>
+          <w:szCs w:val="28"/>
+        </w:rPr>
+        <w:t>.</w:t>
+      </w:r>
+    </w:p>
+    <w:p>
+      <w:pPr>
+        <w:bidi/>
+        <w:rPr>
+          <w:sz w:val="28"/>
+          <w:szCs w:val="28"/>
+        </w:rPr>
+      </w:pPr>
+      <w:proofErr w:type="gramStart"/>
+      <w:r>
+        <w:rPr>
+          <w:rFonts w:hint="cs"/>
+          <w:sz w:val="28"/>
+          <w:szCs w:val="28"/>
+          <w:rtl/>
+        </w:rPr>
+        <w:t>ا</w:t>
+      </w:r>
+      <w:r>
+        <w:rPr>
+          <w:sz w:val="28"/>
+          <w:szCs w:val="28"/>
+          <w:rtl/>
+        </w:rPr>
+        <w:t>ذا</w:t>
+      </w:r>
+      <w:proofErr w:type="gramEnd"/>
+      <w:r>
+        <w:rPr>
+          <w:sz w:val="28"/>
+          <w:szCs w:val="28"/>
+          <w:rtl/>
+        </w:rPr>
+        <w:t xml:space="preserve"> كان النظام يقوم بطلب القائمة من قاعدة البيانات</w:t>
+      </w:r>
+      <w:r>
+        <w:rPr>
+          <w:rFonts w:hint="cs"/>
+          <w:sz w:val="28"/>
+          <w:szCs w:val="28"/>
+          <w:rtl/>
+        </w:rPr>
+        <w:t xml:space="preserve"> </w:t>
+      </w:r>
+      <w:r>
+        <w:rPr>
+          <w:sz w:val="28"/>
+          <w:szCs w:val="28"/>
+          <w:rtl/>
+        </w:rPr>
+        <w:t>مع كل إعادة تحميل للصفحة سيؤدي ذلك إلى إبطاء زمن الاستجابة</w:t>
+      </w:r>
+      <w:r>
+        <w:rPr>
+          <w:sz w:val="28"/>
+          <w:szCs w:val="28"/>
+        </w:rPr>
+        <w:t>.</w:t>
+      </w:r>
+    </w:p>
+    <w:p>
+      <w:pPr>
+        <w:bidi/>
+        <w:rPr>
+          <w:sz w:val="28"/>
+          <w:szCs w:val="28"/>
+        </w:rPr>
+      </w:pPr>
+      <w:r>
+        <w:rPr>
+          <w:sz w:val="28"/>
+          <w:szCs w:val="28"/>
+          <w:rtl/>
+        </w:rPr>
+        <w:t xml:space="preserve">تم تطبيق نمط </w:t>
+      </w:r>
+      <w:r>
+        <w:rPr>
+          <w:sz w:val="28"/>
+          <w:szCs w:val="28"/>
+        </w:rPr>
+        <w:t>Cache-</w:t>
+      </w:r>
+      <w:proofErr w:type="gramStart"/>
+      <w:r>
+        <w:rPr>
+          <w:sz w:val="28"/>
+          <w:szCs w:val="28"/>
+        </w:rPr>
+        <w:t>Aside</w:t>
+      </w:r>
+      <w:r>
+        <w:rPr>
+          <w:rFonts w:hint="cs"/>
+          <w:b/>
+          <w:bCs/>
+          <w:sz w:val="28"/>
+          <w:szCs w:val="28"/>
+          <w:rtl/>
+        </w:rPr>
+        <w:t xml:space="preserve"> </w:t>
+      </w:r>
+      <w:r>
+        <w:rPr>
+          <w:sz w:val="28"/>
+          <w:szCs w:val="28"/>
+        </w:rPr>
+        <w:t xml:space="preserve"> </w:t>
+      </w:r>
+      <w:r>
+        <w:rPr>
+          <w:sz w:val="28"/>
+          <w:szCs w:val="28"/>
+          <w:rtl/>
+        </w:rPr>
+        <w:t>لحل</w:t>
+      </w:r>
+      <w:proofErr w:type="gramEnd"/>
+      <w:r>
+        <w:rPr>
+          <w:sz w:val="28"/>
+          <w:szCs w:val="28"/>
+          <w:rtl/>
+        </w:rPr>
+        <w:t xml:space="preserve"> هذه المشكلة عبر خطوتين</w:t>
+      </w:r>
+      <w:r>
+        <w:rPr>
+          <w:sz w:val="28"/>
+          <w:szCs w:val="28"/>
+        </w:rPr>
+        <w:t>:</w:t>
+      </w:r>
+    </w:p>
+    <w:p>
+      <w:pPr>
+        <w:numPr>
+          <w:ilvl w:val="0"/>
+          <w:numId w:val="9"/>
+        </w:numPr>
+        <w:bidi/>
+        <w:rPr>
+          <w:sz w:val="28"/>
+          <w:szCs w:val="28"/>
+        </w:rPr>
+      </w:pPr>
+      <w:r>
+        <w:rPr>
+          <w:sz w:val="28"/>
+          <w:szCs w:val="28"/>
+          <w:rtl/>
+        </w:rPr>
+        <w:t>عند الطلب الأول</w:t>
+      </w:r>
+      <w:r>
+        <w:rPr>
+          <w:sz w:val="28"/>
+          <w:szCs w:val="28"/>
+        </w:rPr>
+        <w:t xml:space="preserve"> (Cache Miss</w:t>
+      </w:r>
+      <w:proofErr w:type="gramStart"/>
+      <w:r>
+        <w:rPr>
+          <w:sz w:val="28"/>
+          <w:szCs w:val="28"/>
+        </w:rPr>
+        <w:t>)</w:t>
+      </w:r>
+      <w:r>
+        <w:rPr>
+          <w:rFonts w:hint="cs"/>
+          <w:sz w:val="28"/>
+          <w:szCs w:val="28"/>
+          <w:rtl/>
+        </w:rPr>
+        <w:t xml:space="preserve"> </w:t>
+      </w:r>
+      <w:r>
+        <w:rPr>
+          <w:sz w:val="28"/>
+          <w:szCs w:val="28"/>
+        </w:rPr>
+        <w:t>:</w:t>
+      </w:r>
+      <w:proofErr w:type="gramEnd"/>
+      <w:r>
+        <w:rPr>
+          <w:rFonts w:hint="cs"/>
+          <w:b/>
+          <w:bCs/>
+          <w:sz w:val="28"/>
+          <w:szCs w:val="28"/>
+          <w:rtl/>
+        </w:rPr>
+        <w:t xml:space="preserve"> </w:t>
+      </w:r>
+      <w:r>
+        <w:rPr>
+          <w:sz w:val="28"/>
+          <w:szCs w:val="28"/>
+          <w:rtl/>
+        </w:rPr>
+        <w:t>يبحث النظام في</w:t>
+      </w:r>
+      <w:r>
+        <w:rPr>
+          <w:sz w:val="28"/>
+          <w:szCs w:val="28"/>
+        </w:rPr>
+        <w:t xml:space="preserve"> Redis</w:t>
+      </w:r>
+      <w:r>
+        <w:rPr>
+          <w:sz w:val="28"/>
+          <w:szCs w:val="28"/>
+          <w:rtl/>
+        </w:rPr>
+        <w:t>، فلا يجد البيانات، فيضطر للذهاب إلى</w:t>
+      </w:r>
+      <w:r>
+        <w:rPr>
+          <w:sz w:val="28"/>
+          <w:szCs w:val="28"/>
+        </w:rPr>
+        <w:t xml:space="preserve"> MySQL </w:t>
+      </w:r>
+      <w:r>
+        <w:rPr>
+          <w:sz w:val="28"/>
+          <w:szCs w:val="28"/>
+          <w:rtl/>
+        </w:rPr>
+        <w:t>وجلب المنتجات، ثم يقوم بحقنها وتخزينها في كاش</w:t>
+      </w:r>
+      <w:r>
+        <w:rPr>
+          <w:sz w:val="28"/>
+          <w:szCs w:val="28"/>
+        </w:rPr>
+        <w:t xml:space="preserve"> Redis </w:t>
+      </w:r>
+      <w:r>
+        <w:rPr>
+          <w:sz w:val="28"/>
+          <w:szCs w:val="28"/>
+          <w:rtl/>
+        </w:rPr>
+        <w:t>قبل إرسالها للمستخدم</w:t>
+      </w:r>
+      <w:r>
+        <w:rPr>
+          <w:sz w:val="28"/>
+          <w:szCs w:val="28"/>
+        </w:rPr>
+        <w:t>.</w:t>
+      </w:r>
+    </w:p>
+    <w:p>
+      <w:pPr>
+        <w:numPr>
+          <w:ilvl w:val="0"/>
+          <w:numId w:val="9"/>
+        </w:numPr>
+        <w:bidi/>
+        <w:rPr>
+          <w:sz w:val="28"/>
+          <w:szCs w:val="28"/>
+        </w:rPr>
+      </w:pPr>
+      <w:r>
+        <w:rPr>
+          <w:sz w:val="28"/>
+          <w:szCs w:val="28"/>
+          <w:rtl/>
+        </w:rPr>
+        <w:t xml:space="preserve">عند الطلب الثاني </w:t>
+      </w:r>
+      <w:r>
+        <w:rPr>
+          <w:sz w:val="28"/>
+          <w:szCs w:val="28"/>
+        </w:rPr>
+        <w:t>(Cache Hit</w:t>
+      </w:r>
+      <w:proofErr w:type="gramStart"/>
+      <w:r>
+        <w:rPr>
+          <w:sz w:val="28"/>
+          <w:szCs w:val="28"/>
+        </w:rPr>
+        <w:t>)</w:t>
+      </w:r>
+      <w:r>
+        <w:rPr>
+          <w:rFonts w:hint="cs"/>
+          <w:sz w:val="28"/>
+          <w:szCs w:val="28"/>
+          <w:rtl/>
+        </w:rPr>
+        <w:t xml:space="preserve"> </w:t>
+      </w:r>
+      <w:r>
+        <w:rPr>
+          <w:sz w:val="28"/>
+          <w:szCs w:val="28"/>
+        </w:rPr>
+        <w:t>:</w:t>
+      </w:r>
+      <w:proofErr w:type="gramEnd"/>
+      <w:r>
+        <w:rPr>
+          <w:rFonts w:hint="cs"/>
+          <w:b/>
+          <w:bCs/>
+          <w:sz w:val="28"/>
+          <w:szCs w:val="28"/>
+          <w:rtl/>
+        </w:rPr>
+        <w:t xml:space="preserve"> </w:t>
+      </w:r>
+      <w:r>
+        <w:rPr>
+          <w:sz w:val="28"/>
+          <w:szCs w:val="28"/>
+          <w:rtl/>
+        </w:rPr>
+        <w:t>يجد النظام القائمة جاهزة وم</w:t>
+      </w:r>
+      <w:r>
+        <w:rPr>
+          <w:rFonts w:hint="cs"/>
+          <w:sz w:val="28"/>
+          <w:szCs w:val="28"/>
+          <w:rtl/>
+        </w:rPr>
+        <w:t>خزنة</w:t>
+      </w:r>
+      <w:r>
+        <w:rPr>
+          <w:sz w:val="28"/>
+          <w:szCs w:val="28"/>
+          <w:rtl/>
+        </w:rPr>
+        <w:t xml:space="preserve"> في الـ</w:t>
+      </w:r>
+      <w:r>
+        <w:rPr>
+          <w:sz w:val="28"/>
+          <w:szCs w:val="28"/>
+        </w:rPr>
+        <w:t xml:space="preserve"> RAM (Redis)</w:t>
+      </w:r>
+      <w:r>
+        <w:rPr>
+          <w:sz w:val="28"/>
+          <w:szCs w:val="28"/>
+          <w:rtl/>
+        </w:rPr>
+        <w:t xml:space="preserve">، فيرجعها فوراً للمستخدم خلال </w:t>
+      </w:r>
+      <w:proofErr w:type="spellStart"/>
+      <w:r>
+        <w:rPr>
+          <w:sz w:val="28"/>
+          <w:szCs w:val="28"/>
+          <w:rtl/>
+        </w:rPr>
+        <w:t>ميكروثوانٍ</w:t>
+      </w:r>
+      <w:proofErr w:type="spellEnd"/>
+      <w:r>
+        <w:rPr>
+          <w:sz w:val="28"/>
+          <w:szCs w:val="28"/>
+          <w:rtl/>
+        </w:rPr>
+        <w:t xml:space="preserve"> دون تكبد عناء استعلامات قاعدة البيانات</w:t>
+      </w:r>
+      <w:r>
+        <w:rPr>
+          <w:sz w:val="28"/>
+          <w:szCs w:val="28"/>
+        </w:rPr>
+        <w:t>.</w:t>
+      </w:r>
+    </w:p>
+    <w:p>
+      <w:pPr>
+        <w:bidi/>
+        <w:ind w:left="720"/>
+        <w:rPr>
+          <w:sz w:val="28"/>
+          <w:szCs w:val="28"/>
         </w:rPr>
       </w:pPr>
       <w:r>
@@ -6330,34 +7637,1341 @@
           <w:szCs w:val="28"/>
           <w:rtl/>
         </w:rPr>
-        <w:t xml:space="preserve">بهذه الإضافات، يكون المشروع قد غطى الجوانب الأساسية للبرمجة المتوازية، بدءاً من حماية البيانات من التضارب </w:t>
-      </w:r>
-      <w:r>
-        <w:rPr>
-          <w:rFonts w:cs="Arial" w:hint="cs"/>
-          <w:sz w:val="28"/>
-          <w:szCs w:val="28"/>
-          <w:rtl/>
+        <w:drawing>
+          <wp:inline distT="0" distB="0" distL="0" distR="0" wp14:anchorId="4EBD7657" wp14:editId="789D4AE1">
+            <wp:extent cx="5638800" cy="3881120"/>
+            <wp:effectExtent l="0" t="0" r="0" b="5080"/>
+            <wp:docPr id="1022533984" name="Picture 1"/>
+            <wp:cNvGraphicFramePr>
+              <a:graphicFrameLocks xmlns:a="http://schemas.openxmlformats.org/drawingml/2006/main" noChangeAspect="1"/>
+            </wp:cNvGraphicFramePr>
+            <a:graphic xmlns:a="http://schemas.openxmlformats.org/drawingml/2006/main">
+              <a:graphicData uri="http://schemas.openxmlformats.org/drawingml/2006/picture">
+                <pic:pic xmlns:pic="http://schemas.openxmlformats.org/drawingml/2006/picture">
+                  <pic:nvPicPr>
+                    <pic:cNvPr id="1022533984" name=""/>
+                    <pic:cNvPicPr/>
+                  </pic:nvPicPr>
+                  <pic:blipFill>
+                    <a:blip r:embed="rId34"/>
+                    <a:stretch>
+                      <a:fillRect/>
+                    </a:stretch>
+                  </pic:blipFill>
+                  <pic:spPr>
+                    <a:xfrm>
+                      <a:off x="0" y="0"/>
+                      <a:ext cx="5638800" cy="3881120"/>
+                    </a:xfrm>
+                    <a:prstGeom prst="rect">
+                      <a:avLst/>
+                    </a:prstGeom>
+                  </pic:spPr>
+                </pic:pic>
+              </a:graphicData>
+            </a:graphic>
+          </wp:inline>
+        </w:drawing>
+      </w:r>
+    </w:p>
+    <w:p>
+      <w:pPr>
+        <w:bidi/>
+        <w:rPr>
+          <w:b/>
+          <w:bCs/>
+          <w:sz w:val="28"/>
+          <w:szCs w:val="28"/>
+          <w:u w:val="single"/>
+          <w:rtl/>
+        </w:rPr>
+      </w:pPr>
+    </w:p>
+    <w:p>
+      <w:pPr>
+        <w:bidi/>
+        <w:rPr>
+          <w:b/>
+          <w:bCs/>
+          <w:sz w:val="28"/>
+          <w:szCs w:val="28"/>
+          <w:u w:val="single"/>
+          <w:rtl/>
+        </w:rPr>
+      </w:pPr>
+    </w:p>
+    <w:p>
+      <w:pPr>
+        <w:bidi/>
+        <w:rPr>
+          <w:b/>
+          <w:bCs/>
+          <w:sz w:val="28"/>
+          <w:szCs w:val="28"/>
+          <w:u w:val="single"/>
+          <w:rtl/>
+        </w:rPr>
+      </w:pPr>
+      <w:r>
+        <w:rPr>
+          <w:rFonts w:hint="cs"/>
+          <w:b/>
+          <w:bCs/>
+          <w:sz w:val="28"/>
+          <w:szCs w:val="28"/>
+          <w:u w:val="single"/>
+          <w:rtl/>
+        </w:rPr>
+        <w:lastRenderedPageBreak/>
+        <w:t>الاختبار</w:t>
+      </w:r>
+      <w:r>
+        <w:rPr>
+          <w:rFonts w:hint="cs"/>
+          <w:b/>
+          <w:bCs/>
+          <w:sz w:val="28"/>
+          <w:szCs w:val="28"/>
+          <w:u w:val="single"/>
+          <w:rtl/>
+        </w:rPr>
+        <w:t>:</w:t>
+      </w:r>
+    </w:p>
+    <w:p>
+      <w:pPr>
+        <w:pStyle w:val="ListParagraph"/>
+        <w:numPr>
+          <w:ilvl w:val="0"/>
+          <w:numId w:val="10"/>
+        </w:numPr>
+        <w:bidi/>
+        <w:rPr>
+          <w:sz w:val="28"/>
+          <w:szCs w:val="28"/>
+        </w:rPr>
+      </w:pPr>
+      <w:r>
+        <w:rPr>
+          <w:rFonts w:hint="cs"/>
+          <w:sz w:val="28"/>
+          <w:szCs w:val="28"/>
+          <w:rtl/>
+        </w:rPr>
+        <w:t xml:space="preserve">نقوم أولا بتنظيف ذاكرة الكاش عبر تعليمة </w:t>
+      </w:r>
+      <w:proofErr w:type="spellStart"/>
+      <w:r>
+        <w:rPr>
+          <w:sz w:val="28"/>
+          <w:szCs w:val="28"/>
+        </w:rPr>
+        <w:t>php</w:t>
+      </w:r>
+      <w:proofErr w:type="spellEnd"/>
+      <w:r>
+        <w:rPr>
+          <w:sz w:val="28"/>
+          <w:szCs w:val="28"/>
+        </w:rPr>
+        <w:t xml:space="preserve"> artisan </w:t>
+      </w:r>
+      <w:proofErr w:type="spellStart"/>
+      <w:proofErr w:type="gramStart"/>
+      <w:r>
+        <w:rPr>
+          <w:sz w:val="28"/>
+          <w:szCs w:val="28"/>
+        </w:rPr>
+        <w:t>cache:clear</w:t>
+      </w:r>
+      <w:proofErr w:type="spellEnd"/>
+      <w:proofErr w:type="gramEnd"/>
+    </w:p>
+    <w:p>
+      <w:pPr>
+        <w:pStyle w:val="ListParagraph"/>
+        <w:bidi/>
+        <w:rPr>
+          <w:sz w:val="28"/>
+          <w:szCs w:val="28"/>
+        </w:rPr>
+      </w:pPr>
+    </w:p>
+    <w:p>
+      <w:pPr>
+        <w:pStyle w:val="ListParagraph"/>
+        <w:bidi/>
+        <w:rPr>
+          <w:sz w:val="28"/>
+          <w:szCs w:val="28"/>
+          <w:rtl/>
+        </w:rPr>
+      </w:pPr>
+      <w:r>
+        <w:rPr>
+          <w:rFonts w:cs="Arial"/>
+          <w:sz w:val="28"/>
+          <w:szCs w:val="28"/>
+          <w:rtl/>
+        </w:rPr>
+        <w:drawing>
+          <wp:inline distT="0" distB="0" distL="0" distR="0" wp14:anchorId="3DC5A4C1" wp14:editId="624E44E5">
+            <wp:extent cx="5077534" cy="695422"/>
+            <wp:effectExtent l="0" t="0" r="8890" b="9525"/>
+            <wp:docPr id="1749566528" name="Picture 1"/>
+            <wp:cNvGraphicFramePr>
+              <a:graphicFrameLocks xmlns:a="http://schemas.openxmlformats.org/drawingml/2006/main" noChangeAspect="1"/>
+            </wp:cNvGraphicFramePr>
+            <a:graphic xmlns:a="http://schemas.openxmlformats.org/drawingml/2006/main">
+              <a:graphicData uri="http://schemas.openxmlformats.org/drawingml/2006/picture">
+                <pic:pic xmlns:pic="http://schemas.openxmlformats.org/drawingml/2006/picture">
+                  <pic:nvPicPr>
+                    <pic:cNvPr id="1749566528" name=""/>
+                    <pic:cNvPicPr/>
+                  </pic:nvPicPr>
+                  <pic:blipFill>
+                    <a:blip r:embed="rId35"/>
+                    <a:stretch>
+                      <a:fillRect/>
+                    </a:stretch>
+                  </pic:blipFill>
+                  <pic:spPr>
+                    <a:xfrm>
+                      <a:off x="0" y="0"/>
+                      <a:ext cx="5077534" cy="695422"/>
+                    </a:xfrm>
+                    <a:prstGeom prst="rect">
+                      <a:avLst/>
+                    </a:prstGeom>
+                  </pic:spPr>
+                </pic:pic>
+              </a:graphicData>
+            </a:graphic>
+          </wp:inline>
+        </w:drawing>
+      </w:r>
+    </w:p>
+    <w:p>
+      <w:pPr>
+        <w:bidi/>
+        <w:rPr>
+          <w:sz w:val="28"/>
+          <w:szCs w:val="28"/>
+        </w:rPr>
+      </w:pPr>
+    </w:p>
+    <w:p>
+      <w:pPr>
+        <w:pStyle w:val="ListParagraph"/>
+        <w:numPr>
+          <w:ilvl w:val="0"/>
+          <w:numId w:val="10"/>
+        </w:numPr>
+        <w:bidi/>
+        <w:rPr>
+          <w:sz w:val="28"/>
+          <w:szCs w:val="28"/>
+        </w:rPr>
+      </w:pPr>
+      <w:r>
+        <w:rPr>
+          <w:rFonts w:hint="cs"/>
+          <w:sz w:val="28"/>
+          <w:szCs w:val="28"/>
+          <w:rtl/>
+        </w:rPr>
+        <w:t xml:space="preserve">ثم نقوم بطلب عرض المنتجات من جدول </w:t>
+      </w:r>
+      <w:r>
+        <w:rPr>
+          <w:sz w:val="28"/>
+          <w:szCs w:val="28"/>
+        </w:rPr>
+        <w:t>Products</w:t>
+      </w:r>
+      <w:r>
+        <w:rPr>
+          <w:rFonts w:hint="cs"/>
+          <w:sz w:val="28"/>
+          <w:szCs w:val="28"/>
+          <w:rtl/>
+        </w:rPr>
+        <w:t xml:space="preserve"> عبر فتح هذا الرابط بالمتصفح </w:t>
+      </w:r>
+    </w:p>
+    <w:p>
+      <w:pPr>
+        <w:pStyle w:val="ListParagraph"/>
+        <w:bidi/>
+        <w:rPr>
+          <w:sz w:val="28"/>
+          <w:szCs w:val="28"/>
+          <w:rtl/>
+        </w:rPr>
+      </w:pPr>
+      <w:hyperlink r:id="rId36" w:history="1">
+        <w:r>
+          <w:rPr>
+            <w:rStyle w:val="Hyperlink"/>
+            <w:sz w:val="28"/>
+            <w:szCs w:val="28"/>
+          </w:rPr>
+          <w:t>http://127.0.0.1:8000/products</w:t>
+        </w:r>
+      </w:hyperlink>
+      <w:r>
+        <w:rPr>
+          <w:rFonts w:hint="cs"/>
+          <w:sz w:val="28"/>
+          <w:szCs w:val="28"/>
+          <w:rtl/>
+        </w:rPr>
+        <w:t xml:space="preserve"> فتظهر لدينا هذه الصفحة بعد بضع ثوان </w:t>
+      </w:r>
+    </w:p>
+    <w:p>
+      <w:pPr>
+        <w:pStyle w:val="ListParagraph"/>
+        <w:bidi/>
+        <w:rPr>
+          <w:sz w:val="28"/>
+          <w:szCs w:val="28"/>
+          <w:rtl/>
+        </w:rPr>
+      </w:pPr>
+      <w:r>
+        <w:rPr>
+          <w:sz w:val="28"/>
+          <w:szCs w:val="28"/>
+          <w:rtl/>
+        </w:rPr>
+        <w:br/>
+      </w:r>
+      <w:r>
+        <w:rPr>
+          <w:rFonts w:cs="Arial"/>
+          <w:sz w:val="28"/>
+          <w:szCs w:val="28"/>
+          <w:rtl/>
+        </w:rPr>
+        <w:drawing>
+          <wp:inline distT="0" distB="0" distL="0" distR="0" wp14:anchorId="5C4420C9" wp14:editId="2E360C83">
+            <wp:extent cx="5638800" cy="4657090"/>
+            <wp:effectExtent l="0" t="0" r="0" b="0"/>
+            <wp:docPr id="2125204457" name="Picture 1"/>
+            <wp:cNvGraphicFramePr>
+              <a:graphicFrameLocks xmlns:a="http://schemas.openxmlformats.org/drawingml/2006/main" noChangeAspect="1"/>
+            </wp:cNvGraphicFramePr>
+            <a:graphic xmlns:a="http://schemas.openxmlformats.org/drawingml/2006/main">
+              <a:graphicData uri="http://schemas.openxmlformats.org/drawingml/2006/picture">
+                <pic:pic xmlns:pic="http://schemas.openxmlformats.org/drawingml/2006/picture">
+                  <pic:nvPicPr>
+                    <pic:cNvPr id="2125204457" name=""/>
+                    <pic:cNvPicPr/>
+                  </pic:nvPicPr>
+                  <pic:blipFill>
+                    <a:blip r:embed="rId37"/>
+                    <a:stretch>
+                      <a:fillRect/>
+                    </a:stretch>
+                  </pic:blipFill>
+                  <pic:spPr>
+                    <a:xfrm>
+                      <a:off x="0" y="0"/>
+                      <a:ext cx="5638800" cy="4657090"/>
+                    </a:xfrm>
+                    <a:prstGeom prst="rect">
+                      <a:avLst/>
+                    </a:prstGeom>
+                  </pic:spPr>
+                </pic:pic>
+              </a:graphicData>
+            </a:graphic>
+          </wp:inline>
+        </w:drawing>
+      </w:r>
+    </w:p>
+    <w:p>
+      <w:pPr>
+        <w:pStyle w:val="ListParagraph"/>
+        <w:numPr>
+          <w:ilvl w:val="0"/>
+          <w:numId w:val="10"/>
+        </w:numPr>
+        <w:bidi/>
+        <w:rPr>
+          <w:sz w:val="28"/>
+          <w:szCs w:val="28"/>
+        </w:rPr>
+      </w:pPr>
+      <w:r>
+        <w:rPr>
+          <w:rFonts w:hint="cs"/>
+          <w:sz w:val="28"/>
+          <w:szCs w:val="28"/>
+          <w:rtl/>
+        </w:rPr>
+        <w:lastRenderedPageBreak/>
+        <w:t>نقوم بعمل تحديث</w:t>
+      </w:r>
+      <w:r>
+        <w:rPr>
+          <w:sz w:val="28"/>
+          <w:szCs w:val="28"/>
+        </w:rPr>
+        <w:t xml:space="preserve"> (Refresh) </w:t>
+      </w:r>
+      <w:r>
+        <w:rPr>
+          <w:rFonts w:hint="cs"/>
+          <w:sz w:val="28"/>
+          <w:szCs w:val="28"/>
+          <w:rtl/>
+        </w:rPr>
+        <w:t xml:space="preserve">للصفحة فتظهر لنا هذه الصفحة بعد أجزاء من الثانية </w:t>
+      </w:r>
+      <w:r>
+        <w:rPr>
+          <w:rFonts w:cs="Arial"/>
+          <w:sz w:val="28"/>
+          <w:szCs w:val="28"/>
+          <w:rtl/>
+        </w:rPr>
+        <w:drawing>
+          <wp:inline distT="0" distB="0" distL="0" distR="0" wp14:anchorId="3D02DAEF" wp14:editId="3195D506">
+            <wp:extent cx="5353797" cy="4096322"/>
+            <wp:effectExtent l="0" t="0" r="0" b="0"/>
+            <wp:docPr id="20411565" name="Picture 1"/>
+            <wp:cNvGraphicFramePr>
+              <a:graphicFrameLocks xmlns:a="http://schemas.openxmlformats.org/drawingml/2006/main" noChangeAspect="1"/>
+            </wp:cNvGraphicFramePr>
+            <a:graphic xmlns:a="http://schemas.openxmlformats.org/drawingml/2006/main">
+              <a:graphicData uri="http://schemas.openxmlformats.org/drawingml/2006/picture">
+                <pic:pic xmlns:pic="http://schemas.openxmlformats.org/drawingml/2006/picture">
+                  <pic:nvPicPr>
+                    <pic:cNvPr id="20411565" name=""/>
+                    <pic:cNvPicPr/>
+                  </pic:nvPicPr>
+                  <pic:blipFill>
+                    <a:blip r:embed="rId38"/>
+                    <a:stretch>
+                      <a:fillRect/>
+                    </a:stretch>
+                  </pic:blipFill>
+                  <pic:spPr>
+                    <a:xfrm>
+                      <a:off x="0" y="0"/>
+                      <a:ext cx="5353797" cy="4096322"/>
+                    </a:xfrm>
+                    <a:prstGeom prst="rect">
+                      <a:avLst/>
+                    </a:prstGeom>
+                  </pic:spPr>
+                </pic:pic>
+              </a:graphicData>
+            </a:graphic>
+          </wp:inline>
+        </w:drawing>
+      </w:r>
+    </w:p>
+    <w:p>
+      <w:pPr>
+        <w:pStyle w:val="ListParagraph"/>
+        <w:bidi/>
+        <w:rPr>
+          <w:sz w:val="28"/>
+          <w:szCs w:val="28"/>
+          <w:rtl/>
+        </w:rPr>
+      </w:pPr>
+    </w:p>
+    <w:p>
+      <w:pPr>
+        <w:pStyle w:val="ListParagraph"/>
+        <w:bidi/>
+        <w:rPr>
+          <w:sz w:val="28"/>
+          <w:szCs w:val="28"/>
+          <w:rtl/>
+        </w:rPr>
+      </w:pPr>
+    </w:p>
+    <w:p>
+      <w:pPr>
+        <w:pStyle w:val="ListParagraph"/>
+        <w:bidi/>
+        <w:rPr>
+          <w:sz w:val="28"/>
+          <w:szCs w:val="28"/>
+          <w:rtl/>
+        </w:rPr>
+      </w:pPr>
+    </w:p>
+    <w:p>
+      <w:pPr>
+        <w:pStyle w:val="ListParagraph"/>
+        <w:bidi/>
+        <w:rPr>
+          <w:sz w:val="28"/>
+          <w:szCs w:val="28"/>
+          <w:rtl/>
+        </w:rPr>
+      </w:pPr>
+    </w:p>
+    <w:p>
+      <w:pPr>
+        <w:pStyle w:val="ListParagraph"/>
+        <w:bidi/>
+        <w:rPr>
+          <w:sz w:val="28"/>
+          <w:szCs w:val="28"/>
+          <w:rtl/>
+        </w:rPr>
+      </w:pPr>
+    </w:p>
+    <w:p>
+      <w:pPr>
+        <w:pStyle w:val="ListParagraph"/>
+        <w:bidi/>
+        <w:rPr>
+          <w:sz w:val="28"/>
+          <w:szCs w:val="28"/>
+          <w:rtl/>
+        </w:rPr>
+      </w:pPr>
+    </w:p>
+    <w:p>
+      <w:pPr>
+        <w:pStyle w:val="ListParagraph"/>
+        <w:bidi/>
+        <w:rPr>
+          <w:sz w:val="28"/>
+          <w:szCs w:val="28"/>
+          <w:rtl/>
+        </w:rPr>
+      </w:pPr>
+    </w:p>
+    <w:p>
+      <w:pPr>
+        <w:pStyle w:val="ListParagraph"/>
+        <w:bidi/>
+        <w:rPr>
+          <w:sz w:val="28"/>
+          <w:szCs w:val="28"/>
+          <w:rtl/>
+        </w:rPr>
+      </w:pPr>
+    </w:p>
+    <w:p>
+      <w:pPr>
+        <w:pStyle w:val="ListParagraph"/>
+        <w:bidi/>
+        <w:rPr>
+          <w:sz w:val="28"/>
+          <w:szCs w:val="28"/>
+          <w:rtl/>
+        </w:rPr>
+      </w:pPr>
+    </w:p>
+    <w:p>
+      <w:pPr>
+        <w:pStyle w:val="ListParagraph"/>
+        <w:bidi/>
+        <w:rPr>
+          <w:sz w:val="28"/>
+          <w:szCs w:val="28"/>
+          <w:rtl/>
+        </w:rPr>
+      </w:pPr>
+    </w:p>
+    <w:p>
+      <w:pPr>
+        <w:pStyle w:val="ListParagraph"/>
+        <w:bidi/>
+        <w:rPr>
+          <w:sz w:val="28"/>
+          <w:szCs w:val="28"/>
+          <w:rtl/>
+        </w:rPr>
+      </w:pPr>
+    </w:p>
+    <w:p>
+      <w:pPr>
+        <w:pStyle w:val="ListParagraph"/>
+        <w:bidi/>
+        <w:rPr>
+          <w:sz w:val="28"/>
+          <w:szCs w:val="28"/>
+          <w:rtl/>
+        </w:rPr>
+      </w:pPr>
+    </w:p>
+    <w:p>
+      <w:pPr>
+        <w:pStyle w:val="ListParagraph"/>
+        <w:bidi/>
+        <w:rPr>
+          <w:sz w:val="28"/>
+          <w:szCs w:val="28"/>
+          <w:rtl/>
+        </w:rPr>
+      </w:pPr>
+    </w:p>
+    <w:p>
+      <w:pPr>
+        <w:pStyle w:val="ListParagraph"/>
+        <w:bidi/>
+        <w:rPr>
+          <w:sz w:val="28"/>
+          <w:szCs w:val="28"/>
+          <w:rtl/>
+        </w:rPr>
+      </w:pPr>
+    </w:p>
+    <w:p>
+      <w:pPr>
+        <w:pStyle w:val="ListParagraph"/>
+        <w:bidi/>
+        <w:rPr>
+          <w:sz w:val="28"/>
+          <w:szCs w:val="28"/>
+          <w:rtl/>
+        </w:rPr>
+      </w:pPr>
+    </w:p>
+    <w:p>
+      <w:pPr>
+        <w:pStyle w:val="ListParagraph"/>
+        <w:bidi/>
+        <w:rPr>
+          <w:sz w:val="28"/>
+          <w:szCs w:val="28"/>
+          <w:rtl/>
+        </w:rPr>
+      </w:pPr>
+    </w:p>
+    <w:p>
+      <w:pPr>
+        <w:pStyle w:val="ListParagraph"/>
+        <w:bidi/>
+        <w:rPr>
+          <w:sz w:val="28"/>
+          <w:szCs w:val="28"/>
+        </w:rPr>
+      </w:pPr>
+      <w:r>
+        <w:rPr>
+          <w:rFonts w:hint="cs"/>
+          <w:sz w:val="28"/>
+          <w:szCs w:val="28"/>
+          <w:rtl/>
+        </w:rPr>
+        <w:lastRenderedPageBreak/>
+        <w:t xml:space="preserve">أو يمكن تطبيق الاختبار عن طريق تشغيل ملف السكريبت </w:t>
+      </w:r>
+      <w:proofErr w:type="spellStart"/>
+      <w:r>
+        <w:rPr>
+          <w:sz w:val="28"/>
+          <w:szCs w:val="28"/>
+        </w:rPr>
+        <w:t>test_products_caching</w:t>
+      </w:r>
+      <w:proofErr w:type="spellEnd"/>
+    </w:p>
+    <w:p>
+      <w:pPr>
+        <w:bidi/>
+        <w:ind w:left="720"/>
+        <w:rPr>
+          <w:sz w:val="28"/>
+          <w:szCs w:val="28"/>
+          <w:rtl/>
+        </w:rPr>
+      </w:pPr>
+      <w:r>
+        <w:rPr>
+          <w:rFonts w:hint="cs"/>
+          <w:sz w:val="28"/>
+          <w:szCs w:val="28"/>
+          <w:rtl/>
+        </w:rPr>
+        <w:t xml:space="preserve">حيث يقوم هذا الملف بعمل </w:t>
+      </w:r>
+      <w:r>
+        <w:rPr>
+          <w:sz w:val="28"/>
+          <w:szCs w:val="28"/>
+        </w:rPr>
+        <w:t xml:space="preserve">Cache </w:t>
+      </w:r>
+      <w:proofErr w:type="gramStart"/>
+      <w:r>
+        <w:rPr>
+          <w:sz w:val="28"/>
+          <w:szCs w:val="28"/>
+        </w:rPr>
+        <w:t xml:space="preserve">clear </w:t>
+      </w:r>
+      <w:r>
+        <w:rPr>
+          <w:rFonts w:hint="cs"/>
+          <w:sz w:val="28"/>
+          <w:szCs w:val="28"/>
+          <w:rtl/>
+        </w:rPr>
+        <w:t xml:space="preserve"> ثم</w:t>
+      </w:r>
+      <w:proofErr w:type="gramEnd"/>
+      <w:r>
+        <w:rPr>
+          <w:rFonts w:hint="cs"/>
+          <w:sz w:val="28"/>
+          <w:szCs w:val="28"/>
+          <w:rtl/>
+        </w:rPr>
+        <w:t xml:space="preserve"> ضرب طلبي عرض المنتجات </w:t>
+      </w:r>
+      <w:r>
+        <w:rPr>
+          <w:sz w:val="28"/>
+          <w:szCs w:val="28"/>
+          <w:rtl/>
+        </w:rPr>
+        <w:br/>
+      </w:r>
+      <w:r>
+        <w:rPr>
+          <w:rFonts w:hint="cs"/>
+          <w:sz w:val="28"/>
+          <w:szCs w:val="28"/>
+          <w:rtl/>
+        </w:rPr>
+        <w:t xml:space="preserve">فيكون الأول من </w:t>
+      </w:r>
+      <w:proofErr w:type="spellStart"/>
+      <w:r>
+        <w:rPr>
+          <w:rFonts w:hint="cs"/>
+          <w:sz w:val="28"/>
+          <w:szCs w:val="28"/>
+          <w:rtl/>
+        </w:rPr>
+        <w:t>الداتابيس</w:t>
+      </w:r>
+      <w:proofErr w:type="spellEnd"/>
+      <w:r>
+        <w:rPr>
+          <w:rFonts w:hint="cs"/>
+          <w:sz w:val="28"/>
+          <w:szCs w:val="28"/>
+          <w:rtl/>
+        </w:rPr>
+        <w:t xml:space="preserve"> والثاني من الرام مع عرض الوقت المستغرق لكل طلب</w:t>
+      </w:r>
+    </w:p>
+    <w:p>
+      <w:pPr>
+        <w:bidi/>
+        <w:ind w:left="720"/>
+        <w:rPr>
+          <w:sz w:val="28"/>
+          <w:szCs w:val="28"/>
+          <w:rtl/>
+        </w:rPr>
+      </w:pPr>
+      <w:r>
+        <w:rPr>
+          <w:rFonts w:cs="Arial"/>
+          <w:rtl/>
+        </w:rPr>
+        <w:drawing>
+          <wp:inline distT="0" distB="0" distL="0" distR="0" wp14:anchorId="620B9C67" wp14:editId="78A19B87">
+            <wp:extent cx="4508500" cy="3359150"/>
+            <wp:effectExtent l="0" t="0" r="6350" b="0"/>
+            <wp:docPr id="1746149023" name="Picture 1"/>
+            <wp:cNvGraphicFramePr>
+              <a:graphicFrameLocks xmlns:a="http://schemas.openxmlformats.org/drawingml/2006/main" noChangeAspect="1"/>
+            </wp:cNvGraphicFramePr>
+            <a:graphic xmlns:a="http://schemas.openxmlformats.org/drawingml/2006/main">
+              <a:graphicData uri="http://schemas.openxmlformats.org/drawingml/2006/picture">
+                <pic:pic xmlns:pic="http://schemas.openxmlformats.org/drawingml/2006/picture">
+                  <pic:nvPicPr>
+                    <pic:cNvPr id="1746149023" name=""/>
+                    <pic:cNvPicPr/>
+                  </pic:nvPicPr>
+                  <pic:blipFill>
+                    <a:blip r:embed="rId39"/>
+                    <a:stretch>
+                      <a:fillRect/>
+                    </a:stretch>
+                  </pic:blipFill>
+                  <pic:spPr>
+                    <a:xfrm>
+                      <a:off x="0" y="0"/>
+                      <a:ext cx="4509132" cy="3359621"/>
+                    </a:xfrm>
+                    <a:prstGeom prst="rect">
+                      <a:avLst/>
+                    </a:prstGeom>
+                  </pic:spPr>
+                </pic:pic>
+              </a:graphicData>
+            </a:graphic>
+          </wp:inline>
+        </w:drawing>
+      </w:r>
+    </w:p>
+    <w:p>
+      <w:pPr>
+        <w:bidi/>
+        <w:rPr>
+          <w:sz w:val="28"/>
+          <w:szCs w:val="28"/>
+          <w:rtl/>
+        </w:rPr>
+      </w:pPr>
+    </w:p>
+    <w:p>
+      <w:pPr>
+        <w:bidi/>
+        <w:rPr>
+          <w:sz w:val="28"/>
+          <w:szCs w:val="28"/>
+          <w:rtl/>
+        </w:rPr>
+      </w:pPr>
+      <w:r>
+        <w:rPr>
+          <w:rFonts w:hint="cs"/>
+          <w:sz w:val="28"/>
+          <w:szCs w:val="28"/>
+          <w:rtl/>
+        </w:rPr>
+        <w:t>ونلاحظ الفارق بالزمن بين الطلبين.</w:t>
+      </w:r>
+    </w:p>
+    <w:p>
+      <w:pPr>
+        <w:bidi/>
+        <w:rPr>
+          <w:sz w:val="28"/>
+          <w:szCs w:val="28"/>
+          <w:rtl/>
+        </w:rPr>
+      </w:pPr>
+    </w:p>
+    <w:p>
+      <w:pPr>
+        <w:pStyle w:val="ListParagraph"/>
+        <w:numPr>
+          <w:ilvl w:val="1"/>
+          <w:numId w:val="6"/>
+        </w:numPr>
+        <w:bidi/>
+        <w:ind w:left="233"/>
+        <w:rPr>
+          <w:b/>
+          <w:bCs/>
+          <w:sz w:val="28"/>
+          <w:szCs w:val="28"/>
+          <w:u w:val="single"/>
+        </w:rPr>
+      </w:pPr>
+      <w:r>
+        <w:rPr>
+          <w:b/>
+          <w:bCs/>
+          <w:sz w:val="28"/>
+          <w:szCs w:val="28"/>
+          <w:u w:val="single"/>
+          <w:rtl/>
+        </w:rPr>
+        <w:t xml:space="preserve">الطلب </w:t>
+      </w:r>
+      <w:r>
+        <w:rPr>
+          <w:rFonts w:hint="cs"/>
+          <w:b/>
+          <w:bCs/>
+          <w:sz w:val="28"/>
+          <w:szCs w:val="28"/>
+          <w:u w:val="single"/>
+          <w:rtl/>
+        </w:rPr>
+        <w:t>السابع</w:t>
+      </w:r>
+      <w:r>
+        <w:rPr>
+          <w:b/>
+          <w:bCs/>
+          <w:sz w:val="28"/>
+          <w:szCs w:val="28"/>
+          <w:u w:val="single"/>
+          <w:rtl/>
+        </w:rPr>
+        <w:t>:</w:t>
+      </w:r>
+    </w:p>
+    <w:p>
+      <w:pPr>
+        <w:bidi/>
+        <w:rPr>
+          <w:b/>
+          <w:bCs/>
+          <w:sz w:val="28"/>
+          <w:szCs w:val="28"/>
+          <w:rtl/>
+        </w:rPr>
+      </w:pPr>
+      <w:r>
+        <w:rPr>
+          <w:b/>
+          <w:bCs/>
+          <w:sz w:val="28"/>
+          <w:szCs w:val="28"/>
+          <w:rtl/>
+        </w:rPr>
+        <w:t xml:space="preserve">حماية المعاملات الحساسة عبر الأقفال </w:t>
+      </w:r>
+      <w:proofErr w:type="gramStart"/>
+      <w:r>
+        <w:rPr>
+          <w:b/>
+          <w:bCs/>
+          <w:sz w:val="28"/>
+          <w:szCs w:val="28"/>
+          <w:rtl/>
+        </w:rPr>
+        <w:t>الموزعة</w:t>
+      </w:r>
+      <w:r>
+        <w:rPr>
+          <w:b/>
+          <w:bCs/>
+          <w:sz w:val="28"/>
+          <w:szCs w:val="28"/>
+        </w:rPr>
+        <w:t xml:space="preserve"> </w:t>
+      </w:r>
+      <w:r>
+        <w:rPr>
+          <w:rFonts w:hint="cs"/>
+          <w:b/>
+          <w:bCs/>
+          <w:sz w:val="28"/>
+          <w:szCs w:val="28"/>
+          <w:rtl/>
+        </w:rPr>
+        <w:t xml:space="preserve"> </w:t>
+      </w:r>
+      <w:r>
+        <w:rPr>
+          <w:b/>
+          <w:bCs/>
+          <w:sz w:val="28"/>
+          <w:szCs w:val="28"/>
         </w:rPr>
         <w:t>(</w:t>
       </w:r>
+      <w:proofErr w:type="gramEnd"/>
+      <w:r>
+        <w:rPr>
+          <w:b/>
+          <w:bCs/>
+          <w:sz w:val="28"/>
+          <w:szCs w:val="28"/>
+        </w:rPr>
+        <w:t>Redis Distributed Lock)</w:t>
+      </w:r>
+      <w:r>
+        <w:rPr>
+          <w:rFonts w:hint="cs"/>
+          <w:b/>
+          <w:bCs/>
+          <w:sz w:val="28"/>
+          <w:szCs w:val="28"/>
+          <w:rtl/>
+        </w:rPr>
+        <w:t xml:space="preserve"> </w:t>
+      </w:r>
+    </w:p>
+    <w:p>
+      <w:pPr>
+        <w:bidi/>
+        <w:rPr>
+          <w:sz w:val="28"/>
+          <w:szCs w:val="28"/>
+        </w:rPr>
+      </w:pPr>
+      <w:r>
+        <w:rPr>
+          <w:sz w:val="28"/>
+          <w:szCs w:val="28"/>
+          <w:rtl/>
+        </w:rPr>
+        <w:t>عندما يضغط مئات المستخدمين على زر شراء في نفس الميكروثانية والمنتج المتبقي منه قطعة واحدة فقط تدخل الطلبات كلها في حالة تسابق</w:t>
+      </w:r>
+      <w:r>
+        <w:rPr>
+          <w:sz w:val="28"/>
+          <w:szCs w:val="28"/>
+        </w:rPr>
+        <w:t xml:space="preserve"> (Race Condition).</w:t>
+      </w:r>
+    </w:p>
+    <w:p>
+      <w:pPr>
+        <w:bidi/>
+        <w:rPr>
+          <w:sz w:val="28"/>
+          <w:szCs w:val="28"/>
+          <w:rtl/>
+        </w:rPr>
+      </w:pPr>
+      <w:r>
+        <w:rPr>
+          <w:sz w:val="28"/>
+          <w:szCs w:val="28"/>
+          <w:rtl/>
+        </w:rPr>
+        <w:t>إذا تم استخدام الفحص التقليدي</w:t>
+      </w:r>
+      <w:r>
+        <w:rPr>
+          <w:sz w:val="28"/>
+          <w:szCs w:val="28"/>
+        </w:rPr>
+        <w:t xml:space="preserve"> </w:t>
+      </w:r>
+      <w:r>
+        <w:rPr>
+          <w:sz w:val="28"/>
+          <w:szCs w:val="28"/>
+          <w:rtl/>
+        </w:rPr>
+        <w:t>بدون أقفال، ستقرأ كل الخيوط البرمجية</w:t>
+      </w:r>
+      <w:r>
+        <w:rPr>
+          <w:sz w:val="28"/>
+          <w:szCs w:val="28"/>
+        </w:rPr>
+        <w:t xml:space="preserve"> (Threads) </w:t>
+      </w:r>
+      <w:r>
+        <w:rPr>
+          <w:sz w:val="28"/>
+          <w:szCs w:val="28"/>
+          <w:rtl/>
+        </w:rPr>
+        <w:t>المتزامنة نفس القيمة القديمة للمخزون</w:t>
+      </w:r>
+      <w:r>
+        <w:rPr>
+          <w:sz w:val="28"/>
+          <w:szCs w:val="28"/>
+        </w:rPr>
+        <w:t xml:space="preserve"> (stock = 1) </w:t>
+      </w:r>
+      <w:r>
+        <w:rPr>
+          <w:sz w:val="28"/>
+          <w:szCs w:val="28"/>
+          <w:rtl/>
+        </w:rPr>
+        <w:t>قبل أن يلحق أي طلب تعديلها، والنتيجة هي الموافقة على جميع عمليات الشراء، مما يؤدي إلى سحب مخزون بالسالب وإنشاء طلبات وهمية ليس لها وجود في المخزن الفعلي</w:t>
+      </w:r>
+      <w:r>
+        <w:rPr>
+          <w:rFonts w:hint="cs"/>
+          <w:sz w:val="28"/>
+          <w:szCs w:val="28"/>
+          <w:rtl/>
+        </w:rPr>
+        <w:t>.</w:t>
+      </w:r>
+    </w:p>
+    <w:p>
+      <w:pPr>
+        <w:bidi/>
+        <w:rPr>
+          <w:sz w:val="28"/>
+          <w:szCs w:val="28"/>
+          <w:rtl/>
+        </w:rPr>
+      </w:pPr>
+    </w:p>
+    <w:p>
+      <w:pPr>
+        <w:bidi/>
+        <w:rPr>
+          <w:sz w:val="28"/>
+          <w:szCs w:val="28"/>
+        </w:rPr>
+      </w:pPr>
+      <w:r>
+        <w:rPr>
+          <w:sz w:val="28"/>
+          <w:szCs w:val="28"/>
+          <w:rtl/>
+        </w:rPr>
+        <w:lastRenderedPageBreak/>
+        <w:t xml:space="preserve">لحل هذه المشكلة تم بناء آلية القفل الموزع باستخدام دالة </w:t>
+      </w:r>
+      <w:proofErr w:type="gramStart"/>
+      <w:r>
+        <w:rPr>
+          <w:sz w:val="28"/>
+          <w:szCs w:val="28"/>
+        </w:rPr>
+        <w:t>Cache::lock()</w:t>
+      </w:r>
+      <w:r>
+        <w:rPr>
+          <w:rFonts w:hint="cs"/>
+          <w:sz w:val="28"/>
+          <w:szCs w:val="28"/>
+          <w:rtl/>
+        </w:rPr>
+        <w:t xml:space="preserve"> </w:t>
+      </w:r>
+      <w:r>
+        <w:rPr>
+          <w:sz w:val="28"/>
+          <w:szCs w:val="28"/>
+        </w:rPr>
+        <w:t xml:space="preserve"> </w:t>
+      </w:r>
+      <w:r>
+        <w:rPr>
+          <w:sz w:val="28"/>
+          <w:szCs w:val="28"/>
+          <w:rtl/>
+        </w:rPr>
+        <w:t>المعتمدة</w:t>
+      </w:r>
+      <w:proofErr w:type="gramEnd"/>
+      <w:r>
+        <w:rPr>
+          <w:sz w:val="28"/>
+          <w:szCs w:val="28"/>
+          <w:rtl/>
+        </w:rPr>
+        <w:t xml:space="preserve"> على خادم</w:t>
+      </w:r>
+      <w:r>
+        <w:rPr>
+          <w:sz w:val="28"/>
+          <w:szCs w:val="28"/>
+        </w:rPr>
+        <w:t xml:space="preserve"> </w:t>
+      </w:r>
+      <w:proofErr w:type="gramStart"/>
+      <w:r>
+        <w:rPr>
+          <w:sz w:val="28"/>
+          <w:szCs w:val="28"/>
+        </w:rPr>
+        <w:t xml:space="preserve">Redis </w:t>
+      </w:r>
+      <w:r>
+        <w:rPr>
+          <w:rFonts w:hint="cs"/>
+          <w:sz w:val="28"/>
+          <w:szCs w:val="28"/>
+          <w:rtl/>
+        </w:rPr>
+        <w:t xml:space="preserve"> </w:t>
+      </w:r>
+      <w:r>
+        <w:rPr>
+          <w:sz w:val="28"/>
+          <w:szCs w:val="28"/>
+          <w:rtl/>
+        </w:rPr>
+        <w:t>المشترك</w:t>
+      </w:r>
+      <w:proofErr w:type="gramEnd"/>
+      <w:r>
+        <w:rPr>
+          <w:sz w:val="28"/>
+          <w:szCs w:val="28"/>
+        </w:rPr>
+        <w:t>.</w:t>
+      </w:r>
+    </w:p>
+    <w:p>
+      <w:pPr>
+        <w:bidi/>
+        <w:rPr>
+          <w:sz w:val="28"/>
+          <w:szCs w:val="28"/>
+          <w:rtl/>
+        </w:rPr>
+      </w:pPr>
+      <w:r>
+        <w:rPr>
+          <w:sz w:val="28"/>
+          <w:szCs w:val="28"/>
+          <w:rtl/>
+        </w:rPr>
+        <w:t>تتمحور الفكرة حول إنشاء قفل فريد لكل منتج</w:t>
+      </w:r>
+      <w:r>
+        <w:rPr>
+          <w:rFonts w:hint="cs"/>
+          <w:sz w:val="28"/>
+          <w:szCs w:val="28"/>
+          <w:rtl/>
+        </w:rPr>
+        <w:t xml:space="preserve"> حيث</w:t>
+      </w:r>
+      <w:r>
+        <w:rPr>
+          <w:sz w:val="28"/>
+          <w:szCs w:val="28"/>
+          <w:rtl/>
+        </w:rPr>
+        <w:t xml:space="preserve"> الطلب الذي يصل أولاً بميكروثانية واحدة يستحوذ على هذا القفل، ويقوم بإغلاق البوابة خلفه تماماً، مما يجبر أي طلب متزامن آخر يأتي في نفس اللحظة على الارتداد فوراً برسالة رفض، دون السماح له حتى بالاقتراب من قاعدة البيانات</w:t>
+      </w:r>
+      <w:r>
+        <w:rPr>
+          <w:sz w:val="28"/>
+          <w:szCs w:val="28"/>
+        </w:rPr>
+        <w:t>.</w:t>
+      </w:r>
+    </w:p>
+    <w:p>
+      <w:pPr>
+        <w:bidi/>
+        <w:rPr>
+          <w:sz w:val="28"/>
+          <w:szCs w:val="28"/>
+          <w:rtl/>
+        </w:rPr>
+      </w:pPr>
+    </w:p>
+    <w:p>
+      <w:pPr>
+        <w:bidi/>
+        <w:rPr>
+          <w:sz w:val="28"/>
+          <w:szCs w:val="28"/>
+        </w:rPr>
+      </w:pPr>
       <w:r>
         <w:rPr>
           <w:rFonts w:cs="Arial"/>
           <w:sz w:val="28"/>
           <w:szCs w:val="28"/>
-        </w:rPr>
-        <w:t>Locks</w:t>
-      </w:r>
-      <w:r>
-        <w:rPr>
-          <w:rFonts w:cs="Arial" w:hint="cs"/>
-          <w:sz w:val="28"/>
-          <w:szCs w:val="28"/>
-          <w:rtl/>
-        </w:rPr>
-        <w:t xml:space="preserve">) </w:t>
-      </w:r>
+          <w:rtl/>
+        </w:rPr>
+        <w:drawing>
+          <wp:inline distT="0" distB="0" distL="0" distR="0" wp14:anchorId="7B0BAFAA" wp14:editId="0A5F040C">
+            <wp:extent cx="4915586" cy="1105054"/>
+            <wp:effectExtent l="0" t="0" r="0" b="0"/>
+            <wp:docPr id="8056627" name="Picture 1"/>
+            <wp:cNvGraphicFramePr>
+              <a:graphicFrameLocks xmlns:a="http://schemas.openxmlformats.org/drawingml/2006/main" noChangeAspect="1"/>
+            </wp:cNvGraphicFramePr>
+            <a:graphic xmlns:a="http://schemas.openxmlformats.org/drawingml/2006/main">
+              <a:graphicData uri="http://schemas.openxmlformats.org/drawingml/2006/picture">
+                <pic:pic xmlns:pic="http://schemas.openxmlformats.org/drawingml/2006/picture">
+                  <pic:nvPicPr>
+                    <pic:cNvPr id="8056627" name=""/>
+                    <pic:cNvPicPr/>
+                  </pic:nvPicPr>
+                  <pic:blipFill>
+                    <a:blip r:embed="rId40"/>
+                    <a:stretch>
+                      <a:fillRect/>
+                    </a:stretch>
+                  </pic:blipFill>
+                  <pic:spPr>
+                    <a:xfrm>
+                      <a:off x="0" y="0"/>
+                      <a:ext cx="4915586" cy="1105054"/>
+                    </a:xfrm>
+                    <a:prstGeom prst="rect">
+                      <a:avLst/>
+                    </a:prstGeom>
+                  </pic:spPr>
+                </pic:pic>
+              </a:graphicData>
+            </a:graphic>
+          </wp:inline>
+        </w:drawing>
+      </w:r>
+    </w:p>
+    <w:p>
+      <w:pPr>
+        <w:bidi/>
+        <w:rPr>
+          <w:sz w:val="28"/>
+          <w:szCs w:val="28"/>
+          <w:rtl/>
+        </w:rPr>
+      </w:pPr>
+      <w:r>
+        <w:rPr>
+          <w:rFonts w:hint="cs"/>
+          <w:sz w:val="28"/>
+          <w:szCs w:val="28"/>
+          <w:rtl/>
+        </w:rPr>
+        <w:t>تكون مدة القفل 5 ثوان فقط لتجنب حادثة ال</w:t>
+      </w:r>
+      <w:proofErr w:type="gramStart"/>
+      <w:r>
+        <w:rPr>
+          <w:sz w:val="28"/>
+          <w:szCs w:val="28"/>
+        </w:rPr>
+        <w:t xml:space="preserve">Deadlock </w:t>
+      </w:r>
+      <w:r>
+        <w:rPr>
+          <w:rFonts w:hint="cs"/>
+          <w:sz w:val="28"/>
+          <w:szCs w:val="28"/>
+          <w:rtl/>
+        </w:rPr>
+        <w:t xml:space="preserve"> في</w:t>
+      </w:r>
+      <w:proofErr w:type="gramEnd"/>
+      <w:r>
+        <w:rPr>
+          <w:rFonts w:hint="cs"/>
+          <w:sz w:val="28"/>
+          <w:szCs w:val="28"/>
+          <w:rtl/>
+        </w:rPr>
+        <w:t xml:space="preserve"> حال تعطل السيرفر</w:t>
+      </w:r>
+    </w:p>
+    <w:p>
+      <w:pPr>
+        <w:bidi/>
+        <w:rPr>
+          <w:sz w:val="28"/>
+          <w:szCs w:val="28"/>
+          <w:rtl/>
+        </w:rPr>
+      </w:pPr>
+    </w:p>
+    <w:p>
+      <w:pPr>
+        <w:bidi/>
+        <w:rPr>
+          <w:rFonts w:hint="cs"/>
+          <w:sz w:val="28"/>
+          <w:szCs w:val="28"/>
+          <w:rtl/>
+        </w:rPr>
+      </w:pPr>
       <w:r>
         <w:rPr>
           <w:rFonts w:cs="Arial"/>
@@ -6365,34 +8979,328 @@
           <w:szCs w:val="28"/>
           <w:rtl/>
         </w:rPr>
-        <w:t>وصولاً إلى توزيع المهام الثقيلة</w:t>
-      </w:r>
-      <w:r>
-        <w:rPr>
-          <w:rFonts w:cs="Arial" w:hint="cs"/>
-          <w:sz w:val="28"/>
-          <w:szCs w:val="28"/>
-          <w:rtl/>
-        </w:rPr>
-        <w:t xml:space="preserve"> (</w:t>
+        <w:drawing>
+          <wp:inline distT="0" distB="0" distL="0" distR="0" wp14:anchorId="53AB0E73" wp14:editId="7BF133B9">
+            <wp:extent cx="5638800" cy="3785235"/>
+            <wp:effectExtent l="0" t="0" r="0" b="5715"/>
+            <wp:docPr id="938972643" name="Picture 1"/>
+            <wp:cNvGraphicFramePr>
+              <a:graphicFrameLocks xmlns:a="http://schemas.openxmlformats.org/drawingml/2006/main" noChangeAspect="1"/>
+            </wp:cNvGraphicFramePr>
+            <a:graphic xmlns:a="http://schemas.openxmlformats.org/drawingml/2006/main">
+              <a:graphicData uri="http://schemas.openxmlformats.org/drawingml/2006/picture">
+                <pic:pic xmlns:pic="http://schemas.openxmlformats.org/drawingml/2006/picture">
+                  <pic:nvPicPr>
+                    <pic:cNvPr id="938972643" name=""/>
+                    <pic:cNvPicPr/>
+                  </pic:nvPicPr>
+                  <pic:blipFill>
+                    <a:blip r:embed="rId41"/>
+                    <a:stretch>
+                      <a:fillRect/>
+                    </a:stretch>
+                  </pic:blipFill>
+                  <pic:spPr>
+                    <a:xfrm>
+                      <a:off x="0" y="0"/>
+                      <a:ext cx="5638800" cy="3785235"/>
+                    </a:xfrm>
+                    <a:prstGeom prst="rect">
+                      <a:avLst/>
+                    </a:prstGeom>
+                  </pic:spPr>
+                </pic:pic>
+              </a:graphicData>
+            </a:graphic>
+          </wp:inline>
+        </w:drawing>
+      </w:r>
+    </w:p>
+    <w:p>
+      <w:pPr>
+        <w:bidi/>
+        <w:rPr>
+          <w:sz w:val="28"/>
+          <w:szCs w:val="28"/>
+          <w:rtl/>
+        </w:rPr>
+      </w:pPr>
+      <w:r>
+        <w:rPr>
+          <w:rFonts w:hint="cs"/>
+          <w:b/>
+          <w:bCs/>
+          <w:sz w:val="28"/>
+          <w:szCs w:val="28"/>
+          <w:rtl/>
+        </w:rPr>
+        <w:t xml:space="preserve"> </w:t>
+      </w:r>
+      <w:r>
+        <w:rPr>
+          <w:rFonts w:hint="cs"/>
+          <w:sz w:val="28"/>
+          <w:szCs w:val="28"/>
+          <w:rtl/>
+        </w:rPr>
+        <w:t xml:space="preserve">في حال كان المنتج مستحوذا على القفل تتم عملية الشراء. </w:t>
+      </w:r>
+    </w:p>
+    <w:p>
+      <w:pPr>
+        <w:bidi/>
+        <w:rPr>
+          <w:sz w:val="28"/>
+          <w:szCs w:val="28"/>
+          <w:rtl/>
+        </w:rPr>
+      </w:pPr>
+      <w:r>
+        <w:rPr>
+          <w:sz w:val="28"/>
+          <w:szCs w:val="28"/>
+          <w:rtl/>
+        </w:rPr>
+        <w:lastRenderedPageBreak/>
+        <w:br/>
       </w:r>
       <w:r>
         <w:rPr>
           <w:rFonts w:cs="Arial"/>
           <w:sz w:val="28"/>
           <w:szCs w:val="28"/>
-        </w:rPr>
-        <w:t>Queues</w:t>
-      </w:r>
-      <w:r>
-        <w:rPr>
-          <w:rFonts w:cs="Arial" w:hint="cs"/>
-          <w:sz w:val="28"/>
-          <w:szCs w:val="28"/>
-          <w:rtl/>
-        </w:rPr>
-        <w:t xml:space="preserve">) </w:t>
-      </w:r>
+          <w:rtl/>
+        </w:rPr>
+        <w:drawing>
+          <wp:inline distT="0" distB="0" distL="0" distR="0" wp14:anchorId="19D81C09" wp14:editId="12B844E3">
+            <wp:extent cx="2105319" cy="685896"/>
+            <wp:effectExtent l="0" t="0" r="0" b="0"/>
+            <wp:docPr id="2019169143" name="Picture 1"/>
+            <wp:cNvGraphicFramePr>
+              <a:graphicFrameLocks xmlns:a="http://schemas.openxmlformats.org/drawingml/2006/main" noChangeAspect="1"/>
+            </wp:cNvGraphicFramePr>
+            <a:graphic xmlns:a="http://schemas.openxmlformats.org/drawingml/2006/main">
+              <a:graphicData uri="http://schemas.openxmlformats.org/drawingml/2006/picture">
+                <pic:pic xmlns:pic="http://schemas.openxmlformats.org/drawingml/2006/picture">
+                  <pic:nvPicPr>
+                    <pic:cNvPr id="2019169143" name=""/>
+                    <pic:cNvPicPr/>
+                  </pic:nvPicPr>
+                  <pic:blipFill>
+                    <a:blip r:embed="rId42"/>
+                    <a:stretch>
+                      <a:fillRect/>
+                    </a:stretch>
+                  </pic:blipFill>
+                  <pic:spPr>
+                    <a:xfrm>
+                      <a:off x="0" y="0"/>
+                      <a:ext cx="2105319" cy="685896"/>
+                    </a:xfrm>
+                    <a:prstGeom prst="rect">
+                      <a:avLst/>
+                    </a:prstGeom>
+                  </pic:spPr>
+                </pic:pic>
+              </a:graphicData>
+            </a:graphic>
+          </wp:inline>
+        </w:drawing>
+      </w:r>
+    </w:p>
+    <w:p>
+      <w:pPr>
+        <w:bidi/>
+        <w:rPr>
+          <w:sz w:val="28"/>
+          <w:szCs w:val="28"/>
+          <w:rtl/>
+        </w:rPr>
+      </w:pPr>
+      <w:r>
+        <w:rPr>
+          <w:rFonts w:hint="cs"/>
+          <w:sz w:val="28"/>
+          <w:szCs w:val="28"/>
+          <w:rtl/>
+        </w:rPr>
+        <w:t>ثم يتم تحرير القفل عند انتهاء العملية.</w:t>
+      </w:r>
+    </w:p>
+    <w:p>
+      <w:pPr>
+        <w:bidi/>
+        <w:rPr>
+          <w:sz w:val="28"/>
+          <w:szCs w:val="28"/>
+          <w:rtl/>
+        </w:rPr>
+      </w:pPr>
+    </w:p>
+    <w:p>
+      <w:pPr>
+        <w:bidi/>
+        <w:rPr>
+          <w:b/>
+          <w:bCs/>
+          <w:sz w:val="28"/>
+          <w:szCs w:val="28"/>
+          <w:u w:val="single"/>
+          <w:rtl/>
+        </w:rPr>
+      </w:pPr>
+      <w:r>
+        <w:rPr>
+          <w:rFonts w:hint="cs"/>
+          <w:b/>
+          <w:bCs/>
+          <w:sz w:val="28"/>
+          <w:szCs w:val="28"/>
+          <w:u w:val="single"/>
+          <w:rtl/>
+        </w:rPr>
+        <w:t>الاختبار:</w:t>
+      </w:r>
+    </w:p>
+    <w:p>
+      <w:pPr>
+        <w:bidi/>
+        <w:rPr>
+          <w:sz w:val="28"/>
+          <w:szCs w:val="28"/>
+          <w:rtl/>
+        </w:rPr>
+      </w:pPr>
+      <w:r>
+        <w:rPr>
+          <w:sz w:val="28"/>
+          <w:szCs w:val="28"/>
+          <w:rtl/>
+        </w:rPr>
+        <w:tab/>
+      </w:r>
+      <w:r>
+        <w:rPr>
+          <w:rFonts w:hint="cs"/>
+          <w:sz w:val="28"/>
+          <w:szCs w:val="28"/>
+          <w:rtl/>
+        </w:rPr>
+        <w:t xml:space="preserve">يوجد ملفي اختبار </w:t>
+      </w:r>
+      <w:proofErr w:type="spellStart"/>
+      <w:r>
+        <w:rPr>
+          <w:sz w:val="28"/>
+          <w:szCs w:val="28"/>
+        </w:rPr>
+        <w:t>test_distributed_lock</w:t>
+      </w:r>
+      <w:proofErr w:type="spellEnd"/>
+      <w:r>
+        <w:rPr>
+          <w:rFonts w:hint="cs"/>
+          <w:sz w:val="28"/>
+          <w:szCs w:val="28"/>
+          <w:rtl/>
+        </w:rPr>
+        <w:t xml:space="preserve"> هو ملف اختبار عملية الشراء بوجود الاقفال </w:t>
+      </w:r>
+      <w:r>
+        <w:rPr>
+          <w:sz w:val="28"/>
+          <w:szCs w:val="28"/>
+          <w:rtl/>
+        </w:rPr>
+        <w:br/>
+      </w:r>
+      <w:r>
+        <w:rPr>
+          <w:sz w:val="28"/>
+          <w:szCs w:val="28"/>
+          <w:rtl/>
+        </w:rPr>
+        <w:tab/>
+      </w:r>
+      <w:r>
+        <w:rPr>
+          <w:rFonts w:hint="cs"/>
+          <w:sz w:val="28"/>
+          <w:szCs w:val="28"/>
+          <w:rtl/>
+        </w:rPr>
+        <w:t xml:space="preserve">وملف </w:t>
+      </w:r>
+      <w:r>
+        <w:rPr>
+          <w:sz w:val="28"/>
+          <w:szCs w:val="28"/>
+        </w:rPr>
+        <w:t>test-without-lock</w:t>
+      </w:r>
+      <w:r>
+        <w:rPr>
+          <w:rFonts w:hint="cs"/>
+          <w:sz w:val="28"/>
+          <w:szCs w:val="28"/>
+          <w:rtl/>
+        </w:rPr>
+        <w:t xml:space="preserve"> هو ملف اختبار عملية الشراء بدون اقفال.</w:t>
+      </w:r>
+      <w:r>
+        <w:rPr>
+          <w:sz w:val="28"/>
+          <w:szCs w:val="28"/>
+          <w:rtl/>
+        </w:rPr>
+        <w:br/>
+      </w:r>
+    </w:p>
+    <w:p>
+      <w:pPr>
+        <w:bidi/>
+        <w:rPr>
+          <w:sz w:val="28"/>
+          <w:szCs w:val="28"/>
+          <w:rtl/>
+        </w:rPr>
+      </w:pPr>
+      <w:r>
+        <w:rPr>
+          <w:rFonts w:hint="cs"/>
+          <w:sz w:val="28"/>
+          <w:szCs w:val="28"/>
+          <w:rtl/>
+        </w:rPr>
+        <w:t xml:space="preserve">عند تشغيل ملف </w:t>
+      </w:r>
+      <w:proofErr w:type="spellStart"/>
+      <w:r>
+        <w:rPr>
+          <w:sz w:val="28"/>
+          <w:szCs w:val="28"/>
+        </w:rPr>
+        <w:t>test_distributed_lock</w:t>
+      </w:r>
+      <w:proofErr w:type="spellEnd"/>
+      <w:r>
+        <w:rPr>
+          <w:rFonts w:hint="cs"/>
+          <w:sz w:val="28"/>
+          <w:szCs w:val="28"/>
+          <w:rtl/>
+        </w:rPr>
+        <w:t xml:space="preserve"> يقوم هذا الملف بضرب 20 عملية شراء بنفس اللحظة</w:t>
+      </w:r>
+    </w:p>
+    <w:p>
+      <w:pPr>
+        <w:bidi/>
+        <w:rPr>
+          <w:sz w:val="28"/>
+          <w:szCs w:val="28"/>
+        </w:rPr>
+      </w:pPr>
       <w:r>
         <w:rPr>
           <w:rFonts w:cs="Arial"/>
@@ -6400,46 +9308,334 @@
           <w:szCs w:val="28"/>
           <w:rtl/>
         </w:rPr>
-        <w:t>وتوزيع أحمال الشبكة</w:t>
-      </w:r>
-      <w:r>
-        <w:rPr>
-          <w:rFonts w:cs="Arial" w:hint="cs"/>
-          <w:sz w:val="28"/>
-          <w:szCs w:val="28"/>
-          <w:rtl/>
-        </w:rPr>
-        <w:t xml:space="preserve"> (</w:t>
-      </w:r>
+        <w:drawing>
+          <wp:inline distT="0" distB="0" distL="0" distR="0" wp14:anchorId="69DD5298" wp14:editId="531B0646">
+            <wp:extent cx="5638800" cy="4199890"/>
+            <wp:effectExtent l="0" t="0" r="0" b="0"/>
+            <wp:docPr id="139910918" name="Picture 1"/>
+            <wp:cNvGraphicFramePr>
+              <a:graphicFrameLocks xmlns:a="http://schemas.openxmlformats.org/drawingml/2006/main" noChangeAspect="1"/>
+            </wp:cNvGraphicFramePr>
+            <a:graphic xmlns:a="http://schemas.openxmlformats.org/drawingml/2006/main">
+              <a:graphicData uri="http://schemas.openxmlformats.org/drawingml/2006/picture">
+                <pic:pic xmlns:pic="http://schemas.openxmlformats.org/drawingml/2006/picture">
+                  <pic:nvPicPr>
+                    <pic:cNvPr id="139910918" name=""/>
+                    <pic:cNvPicPr/>
+                  </pic:nvPicPr>
+                  <pic:blipFill>
+                    <a:blip r:embed="rId43"/>
+                    <a:stretch>
+                      <a:fillRect/>
+                    </a:stretch>
+                  </pic:blipFill>
+                  <pic:spPr>
+                    <a:xfrm>
+                      <a:off x="0" y="0"/>
+                      <a:ext cx="5638800" cy="4199890"/>
+                    </a:xfrm>
+                    <a:prstGeom prst="rect">
+                      <a:avLst/>
+                    </a:prstGeom>
+                  </pic:spPr>
+                </pic:pic>
+              </a:graphicData>
+            </a:graphic>
+          </wp:inline>
+        </w:drawing>
+      </w:r>
+    </w:p>
+    <w:p>
+      <w:pPr>
+        <w:bidi/>
+        <w:rPr>
+          <w:sz w:val="28"/>
+          <w:szCs w:val="28"/>
+          <w:rtl/>
+        </w:rPr>
+      </w:pPr>
+      <w:r>
+        <w:rPr>
+          <w:rFonts w:hint="cs"/>
+          <w:sz w:val="28"/>
+          <w:szCs w:val="28"/>
+          <w:rtl/>
+        </w:rPr>
+        <w:t xml:space="preserve">نلاحظ نجاح الطلبات </w:t>
+      </w:r>
+      <w:proofErr w:type="gramStart"/>
+      <w:r>
+        <w:rPr>
+          <w:rFonts w:hint="cs"/>
+          <w:sz w:val="28"/>
+          <w:szCs w:val="28"/>
+          <w:rtl/>
+        </w:rPr>
+        <w:t>ال4</w:t>
+      </w:r>
+      <w:proofErr w:type="gramEnd"/>
+      <w:r>
+        <w:rPr>
+          <w:rFonts w:hint="cs"/>
+          <w:sz w:val="28"/>
+          <w:szCs w:val="28"/>
+          <w:rtl/>
+        </w:rPr>
+        <w:t xml:space="preserve"> الأولى وفشل الباقي بسبب نفاد الكمية.</w:t>
+      </w:r>
+    </w:p>
+    <w:p>
+      <w:pPr>
+        <w:bidi/>
+        <w:rPr>
+          <w:sz w:val="28"/>
+          <w:szCs w:val="28"/>
+          <w:rtl/>
+        </w:rPr>
+      </w:pPr>
+    </w:p>
+    <w:p>
+      <w:pPr>
+        <w:bidi/>
+        <w:rPr>
+          <w:sz w:val="28"/>
+          <w:szCs w:val="28"/>
+          <w:rtl/>
+        </w:rPr>
+      </w:pPr>
+      <w:r>
+        <w:rPr>
+          <w:rFonts w:hint="cs"/>
+          <w:sz w:val="28"/>
+          <w:szCs w:val="28"/>
+          <w:rtl/>
+        </w:rPr>
+        <w:lastRenderedPageBreak/>
+        <w:t xml:space="preserve">وعند تشغيل ملف </w:t>
+      </w:r>
+      <w:r>
+        <w:rPr>
+          <w:sz w:val="28"/>
+          <w:szCs w:val="28"/>
+        </w:rPr>
+        <w:t>test-without-</w:t>
+      </w:r>
+      <w:proofErr w:type="gramStart"/>
+      <w:r>
+        <w:rPr>
+          <w:sz w:val="28"/>
+          <w:szCs w:val="28"/>
+        </w:rPr>
+        <w:t>lock</w:t>
+      </w:r>
+      <w:r>
+        <w:rPr>
+          <w:rFonts w:hint="cs"/>
+          <w:sz w:val="28"/>
+          <w:szCs w:val="28"/>
+          <w:rtl/>
+        </w:rPr>
+        <w:t xml:space="preserve">  </w:t>
+      </w:r>
+      <w:r>
+        <w:rPr>
+          <w:rFonts w:hint="cs"/>
+          <w:sz w:val="28"/>
+          <w:szCs w:val="28"/>
+          <w:rtl/>
+        </w:rPr>
+        <w:t>الذي</w:t>
+      </w:r>
+      <w:proofErr w:type="gramEnd"/>
+      <w:r>
+        <w:rPr>
+          <w:rFonts w:hint="cs"/>
+          <w:sz w:val="28"/>
+          <w:szCs w:val="28"/>
+          <w:rtl/>
+        </w:rPr>
+        <w:t xml:space="preserve"> يقوم بضرب 20 عملية شراء ولكن بدون اقفال </w:t>
+      </w:r>
+      <w:r>
+        <w:rPr>
+          <w:sz w:val="28"/>
+          <w:szCs w:val="28"/>
+          <w:rtl/>
+        </w:rPr>
+        <w:br/>
+      </w:r>
+      <w:r>
+        <w:rPr>
+          <w:rFonts w:hint="cs"/>
+          <w:sz w:val="28"/>
+          <w:szCs w:val="28"/>
+          <w:rtl/>
+        </w:rPr>
+        <w:t xml:space="preserve">عبر </w:t>
+      </w:r>
+      <w:proofErr w:type="gramStart"/>
+      <w:r>
+        <w:rPr>
+          <w:rFonts w:hint="cs"/>
+          <w:sz w:val="28"/>
+          <w:szCs w:val="28"/>
+          <w:rtl/>
+        </w:rPr>
+        <w:t>الدالة :</w:t>
+      </w:r>
+      <w:proofErr w:type="gramEnd"/>
+    </w:p>
+    <w:p>
+      <w:pPr>
+        <w:bidi/>
+        <w:rPr>
+          <w:sz w:val="28"/>
+          <w:szCs w:val="28"/>
+          <w:rtl/>
+        </w:rPr>
+      </w:pPr>
       <w:r>
         <w:rPr>
           <w:rFonts w:cs="Arial"/>
           <w:sz w:val="28"/>
           <w:szCs w:val="28"/>
-        </w:rPr>
-        <w:t>Load Balancing</w:t>
-      </w:r>
-      <w:r>
-        <w:rPr>
-          <w:rFonts w:cs="Arial" w:hint="cs"/>
-          <w:sz w:val="28"/>
-          <w:szCs w:val="28"/>
-          <w:rtl/>
-        </w:rPr>
-        <w:t>)</w:t>
-      </w:r>
-    </w:p>
-    <w:p>
-      <w:pPr>
-        <w:pStyle w:val="a6"/>
-        <w:bidi/>
-        <w:rPr>
-          <w:rFonts w:hint="cs"/>
-          <w:sz w:val="28"/>
-          <w:szCs w:val="28"/>
-          <w:rtl/>
-        </w:rPr>
-      </w:pPr>
+          <w:rtl/>
+        </w:rPr>
+        <w:drawing>
+          <wp:inline distT="0" distB="0" distL="0" distR="0" wp14:anchorId="420176ED" wp14:editId="7C748D50">
+            <wp:extent cx="5638800" cy="5017770"/>
+            <wp:effectExtent l="0" t="0" r="0" b="0"/>
+            <wp:docPr id="418724027" name="Picture 1"/>
+            <wp:cNvGraphicFramePr>
+              <a:graphicFrameLocks xmlns:a="http://schemas.openxmlformats.org/drawingml/2006/main" noChangeAspect="1"/>
+            </wp:cNvGraphicFramePr>
+            <a:graphic xmlns:a="http://schemas.openxmlformats.org/drawingml/2006/main">
+              <a:graphicData uri="http://schemas.openxmlformats.org/drawingml/2006/picture">
+                <pic:pic xmlns:pic="http://schemas.openxmlformats.org/drawingml/2006/picture">
+                  <pic:nvPicPr>
+                    <pic:cNvPr id="418724027" name=""/>
+                    <pic:cNvPicPr/>
+                  </pic:nvPicPr>
+                  <pic:blipFill>
+                    <a:blip r:embed="rId44"/>
+                    <a:stretch>
+                      <a:fillRect/>
+                    </a:stretch>
+                  </pic:blipFill>
+                  <pic:spPr>
+                    <a:xfrm>
+                      <a:off x="0" y="0"/>
+                      <a:ext cx="5638800" cy="5017770"/>
+                    </a:xfrm>
+                    <a:prstGeom prst="rect">
+                      <a:avLst/>
+                    </a:prstGeom>
+                  </pic:spPr>
+                </pic:pic>
+              </a:graphicData>
+            </a:graphic>
+          </wp:inline>
+        </w:drawing>
+      </w:r>
+    </w:p>
+    <w:p>
+      <w:pPr>
+        <w:bidi/>
+        <w:rPr>
+          <w:sz w:val="28"/>
+          <w:szCs w:val="28"/>
+          <w:rtl/>
+        </w:rPr>
+      </w:pPr>
+      <w:r>
+        <w:rPr>
+          <w:rFonts w:hint="cs"/>
+          <w:sz w:val="28"/>
+          <w:szCs w:val="28"/>
+          <w:rtl/>
+        </w:rPr>
+        <w:t>التي تقوم بعملية شراء ولكن بدون وضع اقفال.</w:t>
+      </w:r>
+    </w:p>
+    <w:p>
+      <w:pPr>
+        <w:bidi/>
+        <w:rPr>
+          <w:rFonts w:hint="cs"/>
+          <w:sz w:val="28"/>
+          <w:szCs w:val="28"/>
+          <w:rtl/>
+        </w:rPr>
+      </w:pPr>
+      <w:r>
+        <w:rPr>
+          <w:sz w:val="28"/>
+          <w:szCs w:val="28"/>
+          <w:rtl/>
+        </w:rPr>
+        <w:lastRenderedPageBreak/>
+        <w:br/>
+      </w:r>
+      <w:r>
+        <w:rPr>
+          <w:rFonts w:hint="cs"/>
+          <w:sz w:val="28"/>
+          <w:szCs w:val="28"/>
+          <w:rtl/>
+        </w:rPr>
+        <w:t xml:space="preserve">فنلاحظ عند تشغيل الملف هبوط الكمية الى -1 عند الطلب الثالث </w:t>
+      </w:r>
+      <w:r>
+        <w:rPr>
+          <w:sz w:val="28"/>
+          <w:szCs w:val="28"/>
+          <w:rtl/>
+        </w:rPr>
+        <w:br/>
+      </w:r>
+      <w:r>
+        <w:rPr>
+          <w:rFonts w:cs="Arial"/>
+          <w:sz w:val="28"/>
+          <w:szCs w:val="28"/>
+          <w:rtl/>
+        </w:rPr>
+        <w:drawing>
+          <wp:inline distT="0" distB="0" distL="0" distR="0" wp14:anchorId="40435BAC" wp14:editId="53409867">
+            <wp:extent cx="5638800" cy="2482215"/>
+            <wp:effectExtent l="0" t="0" r="0" b="0"/>
+            <wp:docPr id="1307223682" name="Picture 1"/>
+            <wp:cNvGraphicFramePr>
+              <a:graphicFrameLocks xmlns:a="http://schemas.openxmlformats.org/drawingml/2006/main" noChangeAspect="1"/>
+            </wp:cNvGraphicFramePr>
+            <a:graphic xmlns:a="http://schemas.openxmlformats.org/drawingml/2006/main">
+              <a:graphicData uri="http://schemas.openxmlformats.org/drawingml/2006/picture">
+                <pic:pic xmlns:pic="http://schemas.openxmlformats.org/drawingml/2006/picture">
+                  <pic:nvPicPr>
+                    <pic:cNvPr id="1307223682" name=""/>
+                    <pic:cNvPicPr/>
+                  </pic:nvPicPr>
+                  <pic:blipFill>
+                    <a:blip r:embed="rId45"/>
+                    <a:stretch>
+                      <a:fillRect/>
+                    </a:stretch>
+                  </pic:blipFill>
+                  <pic:spPr>
+                    <a:xfrm>
+                      <a:off x="0" y="0"/>
+                      <a:ext cx="5638800" cy="2482215"/>
+                    </a:xfrm>
+                    <a:prstGeom prst="rect">
+                      <a:avLst/>
+                    </a:prstGeom>
+                  </pic:spPr>
+                </pic:pic>
+              </a:graphicData>
+            </a:graphic>
+          </wp:inline>
+        </w:drawing>
+      </w:r>
     </w:p>
     <w:sectPr>
       <w:pgSz w:w="12240" w:h="15840"/>
@@ -6449,6 +9645,56 @@
     </w:sectPr>
   </w:body>
 </w:document>
+</file>
+
+<file path=word/endnotes.xml><?xml version="1.0" encoding="utf-8"?>
+<w:endnotes xmlns:wpc="http://schemas.microsoft.com/office/word/2010/wordprocessingCanvas" xmlns:cx="http://schemas.microsoft.com/office/drawing/2014/chartex" xmlns:cx1="http://schemas.microsoft.com/office/drawing/2015/9/8/chartex" xmlns:cx2="http://schemas.microsoft.com/office/drawing/2015/10/21/chartex" xmlns:cx3="http://schemas.microsoft.com/office/drawing/2016/5/9/chartex" xmlns:cx4="http://schemas.microsoft.com/office/drawing/2016/5/10/chartex" xmlns:cx5="http://schemas.microsoft.com/office/drawing/2016/5/11/chartex" xmlns:cx6="http://schemas.microsoft.com/office/drawing/2016/5/12/chartex" xmlns:cx7="http://schemas.microsoft.com/office/drawing/2016/5/13/chartex" xmlns:cx8="http://schemas.microsoft.com/office/drawing/2016/5/14/chartex" xmlns:mc="http://schemas.openxmlformats.org/markup-compatibility/2006" xmlns:aink="http://schemas.microsoft.com/office/drawing/2016/ink" xmlns:am3d="http://schemas.microsoft.com/office/drawing/2017/model3d" xmlns:o="urn:schemas-microsoft-com:office:office" xmlns:oel="http://schemas.microsoft.com/office/2019/extlst" xmlns:r="http://schemas.openxmlformats.org/officeDocument/2006/relationships" xmlns:m="http://schemas.openxmlformats.org/officeDocument/2006/math" xmlns:v="urn:schemas-microsoft-com:vml" xmlns:wp14="http://schemas.microsoft.com/office/word/2010/wordprocessingDrawing" xmlns:wp="http://schemas.openxmlformats.org/drawingml/2006/wordprocessingDrawing" xmlns:w10="urn:schemas-microsoft-com:office:word" xmlns:w="http://schemas.openxmlformats.org/wordprocessingml/2006/main" xmlns:w14="http://schemas.microsoft.com/office/word/2010/wordml" xmlns:w15="http://schemas.microsoft.com/office/word/2012/wordml" xmlns:w16cex="http://schemas.microsoft.com/office/word/2018/wordml/cex" xmlns:w16cid="http://schemas.microsoft.com/office/word/2016/wordml/cid" xmlns:w16="http://schemas.microsoft.com/office/word/2018/wordml" xmlns:w16du="http://schemas.microsoft.com/office/word/2023/wordml/word16du" xmlns:w16sdtdh="http://schemas.microsoft.com/office/word/2020/wordml/sdtdatahash" xmlns:w16sdtfl="http://schemas.microsoft.com/office/word/2024/wordml/sdtformatlock" xmlns:w16se="http://schemas.microsoft.com/office/word/2015/wordml/symex" xmlns:wpg="http://schemas.microsoft.com/office/word/2010/wordprocessingGroup" xmlns:wpi="http://schemas.microsoft.com/office/word/2010/wordprocessingInk" xmlns:wne="http://schemas.microsoft.com/office/word/2006/wordml" xmlns:wps="http://schemas.microsoft.com/office/word/2010/wordprocessingShape" mc:Ignorable="w14 w15 w16se w16cid w16 w16cex w16sdtdh w16sdtfl w16du wp14">
+  <w:endnote w:type="separator" w:id="-1">
+    <w:p>
+      <w:pPr>
+        <w:spacing w:after="0" w:line="240" w:lineRule="auto"/>
+      </w:pPr>
+      <w:r>
+        <w:separator/>
+      </w:r>
+    </w:p>
+  </w:endnote>
+  <w:endnote w:type="continuationSeparator" w:id="0">
+    <w:p>
+      <w:pPr>
+        <w:spacing w:after="0" w:line="240" w:lineRule="auto"/>
+      </w:pPr>
+      <w:r>
+        <w:continuationSeparator/>
+      </w:r>
+    </w:p>
+  </w:endnote>
+</w:endnotes>
+</file>
+
+<file path=word/footnotes.xml><?xml version="1.0" encoding="utf-8"?>
+<w:footnotes xmlns:wpc="http://schemas.microsoft.com/office/word/2010/wordprocessingCanvas" xmlns:cx="http://schemas.microsoft.com/office/drawing/2014/chartex" xmlns:cx1="http://schemas.microsoft.com/office/drawing/2015/9/8/chartex" xmlns:cx2="http://schemas.microsoft.com/office/drawing/2015/10/21/chartex" xmlns:cx3="http://schemas.microsoft.com/office/drawing/2016/5/9/chartex" xmlns:cx4="http://schemas.microsoft.com/office/drawing/2016/5/10/chartex" xmlns:cx5="http://schemas.microsoft.com/office/drawing/2016/5/11/chartex" xmlns:cx6="http://schemas.microsoft.com/office/drawing/2016/5/12/chartex" xmlns:cx7="http://schemas.microsoft.com/office/drawing/2016/5/13/chartex" xmlns:cx8="http://schemas.microsoft.com/office/drawing/2016/5/14/chartex" xmlns:mc="http://schemas.openxmlformats.org/markup-compatibility/2006" xmlns:aink="http://schemas.microsoft.com/office/drawing/2016/ink" xmlns:am3d="http://schemas.microsoft.com/office/drawing/2017/model3d" xmlns:o="urn:schemas-microsoft-com:office:office" xmlns:oel="http://schemas.microsoft.com/office/2019/extlst" xmlns:r="http://schemas.openxmlformats.org/officeDocument/2006/relationships" xmlns:m="http://schemas.openxmlformats.org/officeDocument/2006/math" xmlns:v="urn:schemas-microsoft-com:vml" xmlns:wp14="http://schemas.microsoft.com/office/word/2010/wordprocessingDrawing" xmlns:wp="http://schemas.openxmlformats.org/drawingml/2006/wordprocessingDrawing" xmlns:w10="urn:schemas-microsoft-com:office:word" xmlns:w="http://schemas.openxmlformats.org/wordprocessingml/2006/main" xmlns:w14="http://schemas.microsoft.com/office/word/2010/wordml" xmlns:w15="http://schemas.microsoft.com/office/word/2012/wordml" xmlns:w16cex="http://schemas.microsoft.com/office/word/2018/wordml/cex" xmlns:w16cid="http://schemas.microsoft.com/office/word/2016/wordml/cid" xmlns:w16="http://schemas.microsoft.com/office/word/2018/wordml" xmlns:w16du="http://schemas.microsoft.com/office/word/2023/wordml/word16du" xmlns:w16sdtdh="http://schemas.microsoft.com/office/word/2020/wordml/sdtdatahash" xmlns:w16sdtfl="http://schemas.microsoft.com/office/word/2024/wordml/sdtformatlock" xmlns:w16se="http://schemas.microsoft.com/office/word/2015/wordml/symex" xmlns:wpg="http://schemas.microsoft.com/office/word/2010/wordprocessingGroup" xmlns:wpi="http://schemas.microsoft.com/office/word/2010/wordprocessingInk" xmlns:wne="http://schemas.microsoft.com/office/word/2006/wordml" xmlns:wps="http://schemas.microsoft.com/office/word/2010/wordprocessingShape" mc:Ignorable="w14 w15 w16se w16cid w16 w16cex w16sdtdh w16sdtfl w16du wp14">
+  <w:footnote w:type="separator" w:id="-1">
+    <w:p>
+      <w:pPr>
+        <w:spacing w:after="0" w:line="240" w:lineRule="auto"/>
+      </w:pPr>
+      <w:r>
+        <w:separator/>
+      </w:r>
+    </w:p>
+  </w:footnote>
+  <w:footnote w:type="continuationSeparator" w:id="0">
+    <w:p>
+      <w:pPr>
+        <w:spacing w:after="0" w:line="240" w:lineRule="auto"/>
+      </w:pPr>
+      <w:r>
+        <w:continuationSeparator/>
+      </w:r>
+    </w:p>
+  </w:footnote>
+</w:footnotes>
 </file>
 
 <file path=word/numbering.xml><?xml version="1.0" encoding="utf-8"?>
@@ -6712,6 +9958,92 @@
     </w:lvl>
   </w:abstractNum>
   <w:abstractNum w:abstractNumId="3" w15:restartNumberingAfterBreak="0">
+    <w:nsid w:val="3D12130E"/>
+    <w:multiLevelType w:val="hybridMultilevel"/>
+    <w:tmpl w:val="685873C6"/>
+    <w:lvl w:ilvl="0" w:tplc="FFFFFFFF">
+      <w:start w:val="1"/>
+      <w:numFmt w:val="decimal"/>
+      <w:lvlText w:val="%1."/>
+      <w:lvlJc w:val="left"/>
+      <w:pPr>
+        <w:ind w:left="1800" w:hanging="360"/>
+      </w:pPr>
+    </w:lvl>
+    <w:lvl w:ilvl="1" w:tplc="04090019" w:tentative="1">
+      <w:start w:val="1"/>
+      <w:numFmt w:val="lowerLetter"/>
+      <w:lvlText w:val="%2."/>
+      <w:lvlJc w:val="left"/>
+      <w:pPr>
+        <w:ind w:left="2520" w:hanging="360"/>
+      </w:pPr>
+    </w:lvl>
+    <w:lvl w:ilvl="2" w:tplc="0409001B" w:tentative="1">
+      <w:start w:val="1"/>
+      <w:numFmt w:val="lowerRoman"/>
+      <w:lvlText w:val="%3."/>
+      <w:lvlJc w:val="right"/>
+      <w:pPr>
+        <w:ind w:left="3240" w:hanging="180"/>
+      </w:pPr>
+    </w:lvl>
+    <w:lvl w:ilvl="3" w:tplc="0409000F" w:tentative="1">
+      <w:start w:val="1"/>
+      <w:numFmt w:val="decimal"/>
+      <w:lvlText w:val="%4."/>
+      <w:lvlJc w:val="left"/>
+      <w:pPr>
+        <w:ind w:left="3960" w:hanging="360"/>
+      </w:pPr>
+    </w:lvl>
+    <w:lvl w:ilvl="4" w:tplc="04090019" w:tentative="1">
+      <w:start w:val="1"/>
+      <w:numFmt w:val="lowerLetter"/>
+      <w:lvlText w:val="%5."/>
+      <w:lvlJc w:val="left"/>
+      <w:pPr>
+        <w:ind w:left="4680" w:hanging="360"/>
+      </w:pPr>
+    </w:lvl>
+    <w:lvl w:ilvl="5" w:tplc="0409001B" w:tentative="1">
+      <w:start w:val="1"/>
+      <w:numFmt w:val="lowerRoman"/>
+      <w:lvlText w:val="%6."/>
+      <w:lvlJc w:val="right"/>
+      <w:pPr>
+        <w:ind w:left="5400" w:hanging="180"/>
+      </w:pPr>
+    </w:lvl>
+    <w:lvl w:ilvl="6" w:tplc="0409000F" w:tentative="1">
+      <w:start w:val="1"/>
+      <w:numFmt w:val="decimal"/>
+      <w:lvlText w:val="%7."/>
+      <w:lvlJc w:val="left"/>
+      <w:pPr>
+        <w:ind w:left="6120" w:hanging="360"/>
+      </w:pPr>
+    </w:lvl>
+    <w:lvl w:ilvl="7" w:tplc="04090019" w:tentative="1">
+      <w:start w:val="1"/>
+      <w:numFmt w:val="lowerLetter"/>
+      <w:lvlText w:val="%8."/>
+      <w:lvlJc w:val="left"/>
+      <w:pPr>
+        <w:ind w:left="6840" w:hanging="360"/>
+      </w:pPr>
+    </w:lvl>
+    <w:lvl w:ilvl="8" w:tplc="0409001B" w:tentative="1">
+      <w:start w:val="1"/>
+      <w:numFmt w:val="lowerRoman"/>
+      <w:lvlText w:val="%9."/>
+      <w:lvlJc w:val="right"/>
+      <w:pPr>
+        <w:ind w:left="7560" w:hanging="180"/>
+      </w:pPr>
+    </w:lvl>
+  </w:abstractNum>
+  <w:abstractNum w:abstractNumId="4" w15:restartNumberingAfterBreak="0">
     <w:nsid w:val="4C6200A0"/>
     <w:multiLevelType w:val="hybridMultilevel"/>
     <w:tmpl w:val="BE2E8522"/>
@@ -6800,7 +10132,7 @@
       </w:pPr>
     </w:lvl>
   </w:abstractNum>
-  <w:abstractNum w:abstractNumId="4" w15:restartNumberingAfterBreak="0">
+  <w:abstractNum w:abstractNumId="5" w15:restartNumberingAfterBreak="0">
     <w:nsid w:val="59350377"/>
     <w:multiLevelType w:val="multilevel"/>
     <w:tmpl w:val="5CA2116C"/>
@@ -6949,7 +10281,7 @@
       </w:rPr>
     </w:lvl>
   </w:abstractNum>
-  <w:abstractNum w:abstractNumId="5" w15:restartNumberingAfterBreak="0">
+  <w:abstractNum w:abstractNumId="6" w15:restartNumberingAfterBreak="0">
     <w:nsid w:val="640F6E96"/>
     <w:multiLevelType w:val="hybridMultilevel"/>
     <w:tmpl w:val="02BE6BD2"/>
@@ -7035,14 +10367,326 @@
       </w:pPr>
     </w:lvl>
   </w:abstractNum>
+  <w:abstractNum w:abstractNumId="7" w15:restartNumberingAfterBreak="0">
+    <w:nsid w:val="6599755F"/>
+    <w:multiLevelType w:val="hybridMultilevel"/>
+    <w:tmpl w:val="F38CCF50"/>
+    <w:lvl w:ilvl="0" w:tplc="04090001">
+      <w:start w:val="1"/>
+      <w:numFmt w:val="bullet"/>
+      <w:lvlText w:val=""/>
+      <w:lvlJc w:val="left"/>
+      <w:pPr>
+        <w:ind w:left="720" w:hanging="360"/>
+      </w:pPr>
+      <w:rPr>
+        <w:rFonts w:ascii="Symbol" w:hAnsi="Symbol" w:hint="default"/>
+      </w:rPr>
+    </w:lvl>
+    <w:lvl w:ilvl="1" w:tplc="04090003" w:tentative="1">
+      <w:start w:val="1"/>
+      <w:numFmt w:val="bullet"/>
+      <w:lvlText w:val="o"/>
+      <w:lvlJc w:val="left"/>
+      <w:pPr>
+        <w:ind w:left="1440" w:hanging="360"/>
+      </w:pPr>
+      <w:rPr>
+        <w:rFonts w:ascii="Courier New" w:hAnsi="Courier New" w:cs="Courier New" w:hint="default"/>
+      </w:rPr>
+    </w:lvl>
+    <w:lvl w:ilvl="2" w:tplc="04090005" w:tentative="1">
+      <w:start w:val="1"/>
+      <w:numFmt w:val="bullet"/>
+      <w:lvlText w:val=""/>
+      <w:lvlJc w:val="left"/>
+      <w:pPr>
+        <w:ind w:left="2160" w:hanging="360"/>
+      </w:pPr>
+      <w:rPr>
+        <w:rFonts w:ascii="Wingdings" w:hAnsi="Wingdings" w:hint="default"/>
+      </w:rPr>
+    </w:lvl>
+    <w:lvl w:ilvl="3" w:tplc="04090001" w:tentative="1">
+      <w:start w:val="1"/>
+      <w:numFmt w:val="bullet"/>
+      <w:lvlText w:val=""/>
+      <w:lvlJc w:val="left"/>
+      <w:pPr>
+        <w:ind w:left="2880" w:hanging="360"/>
+      </w:pPr>
+      <w:rPr>
+        <w:rFonts w:ascii="Symbol" w:hAnsi="Symbol" w:hint="default"/>
+      </w:rPr>
+    </w:lvl>
+    <w:lvl w:ilvl="4" w:tplc="04090003" w:tentative="1">
+      <w:start w:val="1"/>
+      <w:numFmt w:val="bullet"/>
+      <w:lvlText w:val="o"/>
+      <w:lvlJc w:val="left"/>
+      <w:pPr>
+        <w:ind w:left="3600" w:hanging="360"/>
+      </w:pPr>
+      <w:rPr>
+        <w:rFonts w:ascii="Courier New" w:hAnsi="Courier New" w:cs="Courier New" w:hint="default"/>
+      </w:rPr>
+    </w:lvl>
+    <w:lvl w:ilvl="5" w:tplc="04090005" w:tentative="1">
+      <w:start w:val="1"/>
+      <w:numFmt w:val="bullet"/>
+      <w:lvlText w:val=""/>
+      <w:lvlJc w:val="left"/>
+      <w:pPr>
+        <w:ind w:left="4320" w:hanging="360"/>
+      </w:pPr>
+      <w:rPr>
+        <w:rFonts w:ascii="Wingdings" w:hAnsi="Wingdings" w:hint="default"/>
+      </w:rPr>
+    </w:lvl>
+    <w:lvl w:ilvl="6" w:tplc="04090001" w:tentative="1">
+      <w:start w:val="1"/>
+      <w:numFmt w:val="bullet"/>
+      <w:lvlText w:val=""/>
+      <w:lvlJc w:val="left"/>
+      <w:pPr>
+        <w:ind w:left="5040" w:hanging="360"/>
+      </w:pPr>
+      <w:rPr>
+        <w:rFonts w:ascii="Symbol" w:hAnsi="Symbol" w:hint="default"/>
+      </w:rPr>
+    </w:lvl>
+    <w:lvl w:ilvl="7" w:tplc="04090003" w:tentative="1">
+      <w:start w:val="1"/>
+      <w:numFmt w:val="bullet"/>
+      <w:lvlText w:val="o"/>
+      <w:lvlJc w:val="left"/>
+      <w:pPr>
+        <w:ind w:left="5760" w:hanging="360"/>
+      </w:pPr>
+      <w:rPr>
+        <w:rFonts w:ascii="Courier New" w:hAnsi="Courier New" w:cs="Courier New" w:hint="default"/>
+      </w:rPr>
+    </w:lvl>
+    <w:lvl w:ilvl="8" w:tplc="04090005" w:tentative="1">
+      <w:start w:val="1"/>
+      <w:numFmt w:val="bullet"/>
+      <w:lvlText w:val=""/>
+      <w:lvlJc w:val="left"/>
+      <w:pPr>
+        <w:ind w:left="6480" w:hanging="360"/>
+      </w:pPr>
+      <w:rPr>
+        <w:rFonts w:ascii="Wingdings" w:hAnsi="Wingdings" w:hint="default"/>
+      </w:rPr>
+    </w:lvl>
+  </w:abstractNum>
+  <w:abstractNum w:abstractNumId="8" w15:restartNumberingAfterBreak="0">
+    <w:nsid w:val="753B1DF8"/>
+    <w:multiLevelType w:val="multilevel"/>
+    <w:tmpl w:val="D36088C4"/>
+    <w:lvl w:ilvl="0">
+      <w:start w:val="1"/>
+      <w:numFmt w:val="decimal"/>
+      <w:lvlText w:val="%1."/>
+      <w:lvlJc w:val="left"/>
+      <w:pPr>
+        <w:tabs>
+          <w:tab w:val="num" w:pos="720"/>
+        </w:tabs>
+        <w:ind w:left="720" w:hanging="360"/>
+      </w:pPr>
+    </w:lvl>
+    <w:lvl w:ilvl="1" w:tentative="1">
+      <w:start w:val="1"/>
+      <w:numFmt w:val="decimal"/>
+      <w:lvlText w:val="%2."/>
+      <w:lvlJc w:val="left"/>
+      <w:pPr>
+        <w:tabs>
+          <w:tab w:val="num" w:pos="1440"/>
+        </w:tabs>
+        <w:ind w:left="1440" w:hanging="360"/>
+      </w:pPr>
+    </w:lvl>
+    <w:lvl w:ilvl="2" w:tentative="1">
+      <w:start w:val="1"/>
+      <w:numFmt w:val="decimal"/>
+      <w:lvlText w:val="%3."/>
+      <w:lvlJc w:val="left"/>
+      <w:pPr>
+        <w:tabs>
+          <w:tab w:val="num" w:pos="2160"/>
+        </w:tabs>
+        <w:ind w:left="2160" w:hanging="360"/>
+      </w:pPr>
+    </w:lvl>
+    <w:lvl w:ilvl="3" w:tentative="1">
+      <w:start w:val="1"/>
+      <w:numFmt w:val="decimal"/>
+      <w:lvlText w:val="%4."/>
+      <w:lvlJc w:val="left"/>
+      <w:pPr>
+        <w:tabs>
+          <w:tab w:val="num" w:pos="2880"/>
+        </w:tabs>
+        <w:ind w:left="2880" w:hanging="360"/>
+      </w:pPr>
+    </w:lvl>
+    <w:lvl w:ilvl="4" w:tentative="1">
+      <w:start w:val="1"/>
+      <w:numFmt w:val="decimal"/>
+      <w:lvlText w:val="%5."/>
+      <w:lvlJc w:val="left"/>
+      <w:pPr>
+        <w:tabs>
+          <w:tab w:val="num" w:pos="3600"/>
+        </w:tabs>
+        <w:ind w:left="3600" w:hanging="360"/>
+      </w:pPr>
+    </w:lvl>
+    <w:lvl w:ilvl="5" w:tentative="1">
+      <w:start w:val="1"/>
+      <w:numFmt w:val="decimal"/>
+      <w:lvlText w:val="%6."/>
+      <w:lvlJc w:val="left"/>
+      <w:pPr>
+        <w:tabs>
+          <w:tab w:val="num" w:pos="4320"/>
+        </w:tabs>
+        <w:ind w:left="4320" w:hanging="360"/>
+      </w:pPr>
+    </w:lvl>
+    <w:lvl w:ilvl="6" w:tentative="1">
+      <w:start w:val="1"/>
+      <w:numFmt w:val="decimal"/>
+      <w:lvlText w:val="%7."/>
+      <w:lvlJc w:val="left"/>
+      <w:pPr>
+        <w:tabs>
+          <w:tab w:val="num" w:pos="5040"/>
+        </w:tabs>
+        <w:ind w:left="5040" w:hanging="360"/>
+      </w:pPr>
+    </w:lvl>
+    <w:lvl w:ilvl="7" w:tentative="1">
+      <w:start w:val="1"/>
+      <w:numFmt w:val="decimal"/>
+      <w:lvlText w:val="%8."/>
+      <w:lvlJc w:val="left"/>
+      <w:pPr>
+        <w:tabs>
+          <w:tab w:val="num" w:pos="5760"/>
+        </w:tabs>
+        <w:ind w:left="5760" w:hanging="360"/>
+      </w:pPr>
+    </w:lvl>
+    <w:lvl w:ilvl="8" w:tentative="1">
+      <w:start w:val="1"/>
+      <w:numFmt w:val="decimal"/>
+      <w:lvlText w:val="%9."/>
+      <w:lvlJc w:val="left"/>
+      <w:pPr>
+        <w:tabs>
+          <w:tab w:val="num" w:pos="6480"/>
+        </w:tabs>
+        <w:ind w:left="6480" w:hanging="360"/>
+      </w:pPr>
+    </w:lvl>
+  </w:abstractNum>
+  <w:abstractNum w:abstractNumId="9" w15:restartNumberingAfterBreak="0">
+    <w:nsid w:val="7EB65328"/>
+    <w:multiLevelType w:val="hybridMultilevel"/>
+    <w:tmpl w:val="E6E23352"/>
+    <w:lvl w:ilvl="0" w:tplc="FFFFFFFF">
+      <w:start w:val="1"/>
+      <w:numFmt w:val="decimal"/>
+      <w:lvlText w:val="%1."/>
+      <w:lvlJc w:val="left"/>
+      <w:pPr>
+        <w:ind w:left="1800" w:hanging="360"/>
+      </w:pPr>
+    </w:lvl>
+    <w:lvl w:ilvl="1" w:tplc="04090019" w:tentative="1">
+      <w:start w:val="1"/>
+      <w:numFmt w:val="lowerLetter"/>
+      <w:lvlText w:val="%2."/>
+      <w:lvlJc w:val="left"/>
+      <w:pPr>
+        <w:ind w:left="2520" w:hanging="360"/>
+      </w:pPr>
+    </w:lvl>
+    <w:lvl w:ilvl="2" w:tplc="0409001B" w:tentative="1">
+      <w:start w:val="1"/>
+      <w:numFmt w:val="lowerRoman"/>
+      <w:lvlText w:val="%3."/>
+      <w:lvlJc w:val="right"/>
+      <w:pPr>
+        <w:ind w:left="3240" w:hanging="180"/>
+      </w:pPr>
+    </w:lvl>
+    <w:lvl w:ilvl="3" w:tplc="0409000F" w:tentative="1">
+      <w:start w:val="1"/>
+      <w:numFmt w:val="decimal"/>
+      <w:lvlText w:val="%4."/>
+      <w:lvlJc w:val="left"/>
+      <w:pPr>
+        <w:ind w:left="3960" w:hanging="360"/>
+      </w:pPr>
+    </w:lvl>
+    <w:lvl w:ilvl="4" w:tplc="04090019" w:tentative="1">
+      <w:start w:val="1"/>
+      <w:numFmt w:val="lowerLetter"/>
+      <w:lvlText w:val="%5."/>
+      <w:lvlJc w:val="left"/>
+      <w:pPr>
+        <w:ind w:left="4680" w:hanging="360"/>
+      </w:pPr>
+    </w:lvl>
+    <w:lvl w:ilvl="5" w:tplc="0409001B" w:tentative="1">
+      <w:start w:val="1"/>
+      <w:numFmt w:val="lowerRoman"/>
+      <w:lvlText w:val="%6."/>
+      <w:lvlJc w:val="right"/>
+      <w:pPr>
+        <w:ind w:left="5400" w:hanging="180"/>
+      </w:pPr>
+    </w:lvl>
+    <w:lvl w:ilvl="6" w:tplc="0409000F" w:tentative="1">
+      <w:start w:val="1"/>
+      <w:numFmt w:val="decimal"/>
+      <w:lvlText w:val="%7."/>
+      <w:lvlJc w:val="left"/>
+      <w:pPr>
+        <w:ind w:left="6120" w:hanging="360"/>
+      </w:pPr>
+    </w:lvl>
+    <w:lvl w:ilvl="7" w:tplc="04090019" w:tentative="1">
+      <w:start w:val="1"/>
+      <w:numFmt w:val="lowerLetter"/>
+      <w:lvlText w:val="%8."/>
+      <w:lvlJc w:val="left"/>
+      <w:pPr>
+        <w:ind w:left="6840" w:hanging="360"/>
+      </w:pPr>
+    </w:lvl>
+    <w:lvl w:ilvl="8" w:tplc="0409001B" w:tentative="1">
+      <w:start w:val="1"/>
+      <w:numFmt w:val="lowerRoman"/>
+      <w:lvlText w:val="%9."/>
+      <w:lvlJc w:val="right"/>
+      <w:pPr>
+        <w:ind w:left="7560" w:hanging="180"/>
+      </w:pPr>
+    </w:lvl>
+  </w:abstractNum>
   <w:num w:numId="1" w16cid:durableId="1842892349">
-    <w:abstractNumId w:val="4"/>
+    <w:abstractNumId w:val="5"/>
   </w:num>
   <w:num w:numId="2" w16cid:durableId="715005822">
-    <w:abstractNumId w:val="5"/>
+    <w:abstractNumId w:val="6"/>
   </w:num>
   <w:num w:numId="3" w16cid:durableId="912083330">
-    <w:abstractNumId w:val="3"/>
+    <w:abstractNumId w:val="4"/>
   </w:num>
   <w:num w:numId="4" w16cid:durableId="858857223">
     <w:abstractNumId w:val="0"/>
@@ -7052,6 +10696,18 @@
   </w:num>
   <w:num w:numId="6" w16cid:durableId="559706701">
     <w:abstractNumId w:val="2"/>
+  </w:num>
+  <w:num w:numId="7" w16cid:durableId="1845391847">
+    <w:abstractNumId w:val="9"/>
+  </w:num>
+  <w:num w:numId="8" w16cid:durableId="61175934">
+    <w:abstractNumId w:val="3"/>
+  </w:num>
+  <w:num w:numId="9" w16cid:durableId="609624915">
+    <w:abstractNumId w:val="8"/>
+  </w:num>
+  <w:num w:numId="10" w16cid:durableId="1822304220">
+    <w:abstractNumId w:val="7"/>
   </w:num>
 </w:numbering>
 </file>
@@ -7453,15 +11109,15 @@
     <w:lsdException w:name="Unresolved Mention" w:semiHidden="1" w:unhideWhenUsed="1"/>
     <w:lsdException w:name="Smart Link" w:semiHidden="1" w:unhideWhenUsed="1"/>
   </w:latentStyles>
-  <w:style w:type="paragraph" w:default="1" w:styleId="a">
+  <w:style w:type="paragraph" w:default="1" w:styleId="Normal">
     <w:name w:val="Normal"/>
     <w:qFormat/>
   </w:style>
-  <w:style w:type="paragraph" w:styleId="1">
+  <w:style w:type="paragraph" w:styleId="Heading1">
     <w:name w:val="heading 1"/>
-    <w:basedOn w:val="a"/>
-    <w:next w:val="a"/>
-    <w:link w:val="1Char"/>
+    <w:basedOn w:val="Normal"/>
+    <w:next w:val="Normal"/>
+    <w:link w:val="Heading1Char"/>
     <w:uiPriority w:val="9"/>
     <w:qFormat/>
     <w:rsid w:val="005E59AC"/>
@@ -7478,11 +11134,11 @@
       <w:szCs w:val="40"/>
     </w:rPr>
   </w:style>
-  <w:style w:type="paragraph" w:styleId="2">
+  <w:style w:type="paragraph" w:styleId="Heading2">
     <w:name w:val="heading 2"/>
-    <w:basedOn w:val="a"/>
-    <w:next w:val="a"/>
-    <w:link w:val="2Char"/>
+    <w:basedOn w:val="Normal"/>
+    <w:next w:val="Normal"/>
+    <w:link w:val="Heading2Char"/>
     <w:uiPriority w:val="9"/>
     <w:semiHidden/>
     <w:unhideWhenUsed/>
@@ -7501,11 +11157,11 @@
       <w:szCs w:val="32"/>
     </w:rPr>
   </w:style>
-  <w:style w:type="paragraph" w:styleId="3">
+  <w:style w:type="paragraph" w:styleId="Heading3">
     <w:name w:val="heading 3"/>
-    <w:basedOn w:val="a"/>
-    <w:next w:val="a"/>
-    <w:link w:val="3Char"/>
+    <w:basedOn w:val="Normal"/>
+    <w:next w:val="Normal"/>
+    <w:link w:val="Heading3Char"/>
     <w:uiPriority w:val="9"/>
     <w:unhideWhenUsed/>
     <w:qFormat/>
@@ -7523,11 +11179,11 @@
       <w:szCs w:val="28"/>
     </w:rPr>
   </w:style>
-  <w:style w:type="paragraph" w:styleId="4">
+  <w:style w:type="paragraph" w:styleId="Heading4">
     <w:name w:val="heading 4"/>
-    <w:basedOn w:val="a"/>
-    <w:next w:val="a"/>
-    <w:link w:val="4Char"/>
+    <w:basedOn w:val="Normal"/>
+    <w:next w:val="Normal"/>
+    <w:link w:val="Heading4Char"/>
     <w:uiPriority w:val="9"/>
     <w:semiHidden/>
     <w:unhideWhenUsed/>
@@ -7546,11 +11202,11 @@
       <w:color w:val="2F5496" w:themeColor="accent1" w:themeShade="BF"/>
     </w:rPr>
   </w:style>
-  <w:style w:type="paragraph" w:styleId="5">
+  <w:style w:type="paragraph" w:styleId="Heading5">
     <w:name w:val="heading 5"/>
-    <w:basedOn w:val="a"/>
-    <w:next w:val="a"/>
-    <w:link w:val="5Char"/>
+    <w:basedOn w:val="Normal"/>
+    <w:next w:val="Normal"/>
+    <w:link w:val="Heading5Char"/>
     <w:uiPriority w:val="9"/>
     <w:semiHidden/>
     <w:unhideWhenUsed/>
@@ -7567,11 +11223,11 @@
       <w:color w:val="2F5496" w:themeColor="accent1" w:themeShade="BF"/>
     </w:rPr>
   </w:style>
-  <w:style w:type="paragraph" w:styleId="6">
+  <w:style w:type="paragraph" w:styleId="Heading6">
     <w:name w:val="heading 6"/>
-    <w:basedOn w:val="a"/>
-    <w:next w:val="a"/>
-    <w:link w:val="6Char"/>
+    <w:basedOn w:val="Normal"/>
+    <w:next w:val="Normal"/>
+    <w:link w:val="Heading6Char"/>
     <w:uiPriority w:val="9"/>
     <w:semiHidden/>
     <w:unhideWhenUsed/>
@@ -7590,11 +11246,11 @@
       <w:color w:val="595959" w:themeColor="text1" w:themeTint="A6"/>
     </w:rPr>
   </w:style>
-  <w:style w:type="paragraph" w:styleId="7">
+  <w:style w:type="paragraph" w:styleId="Heading7">
     <w:name w:val="heading 7"/>
-    <w:basedOn w:val="a"/>
-    <w:next w:val="a"/>
-    <w:link w:val="7Char"/>
+    <w:basedOn w:val="Normal"/>
+    <w:next w:val="Normal"/>
+    <w:link w:val="Heading7Char"/>
     <w:uiPriority w:val="9"/>
     <w:semiHidden/>
     <w:unhideWhenUsed/>
@@ -7611,11 +11267,11 @@
       <w:color w:val="595959" w:themeColor="text1" w:themeTint="A6"/>
     </w:rPr>
   </w:style>
-  <w:style w:type="paragraph" w:styleId="8">
+  <w:style w:type="paragraph" w:styleId="Heading8">
     <w:name w:val="heading 8"/>
-    <w:basedOn w:val="a"/>
-    <w:next w:val="a"/>
-    <w:link w:val="8Char"/>
+    <w:basedOn w:val="Normal"/>
+    <w:next w:val="Normal"/>
+    <w:link w:val="Heading8Char"/>
     <w:uiPriority w:val="9"/>
     <w:semiHidden/>
     <w:unhideWhenUsed/>
@@ -7634,11 +11290,11 @@
       <w:color w:val="272727" w:themeColor="text1" w:themeTint="D8"/>
     </w:rPr>
   </w:style>
-  <w:style w:type="paragraph" w:styleId="9">
+  <w:style w:type="paragraph" w:styleId="Heading9">
     <w:name w:val="heading 9"/>
-    <w:basedOn w:val="a"/>
-    <w:next w:val="a"/>
-    <w:link w:val="9Char"/>
+    <w:basedOn w:val="Normal"/>
+    <w:next w:val="Normal"/>
+    <w:link w:val="Heading9Char"/>
     <w:uiPriority w:val="9"/>
     <w:semiHidden/>
     <w:unhideWhenUsed/>
@@ -7655,12 +11311,12 @@
       <w:color w:val="272727" w:themeColor="text1" w:themeTint="D8"/>
     </w:rPr>
   </w:style>
-  <w:style w:type="character" w:default="1" w:styleId="a0">
+  <w:style w:type="character" w:default="1" w:styleId="DefaultParagraphFont">
     <w:name w:val="Default Paragraph Font"/>
     <w:uiPriority w:val="1"/>
     <w:unhideWhenUsed/>
   </w:style>
-  <w:style w:type="table" w:default="1" w:styleId="a1">
+  <w:style w:type="table" w:default="1" w:styleId="TableNormal">
     <w:name w:val="Normal Table"/>
     <w:uiPriority w:val="99"/>
     <w:semiHidden/>
@@ -7675,16 +11331,16 @@
       </w:tblCellMar>
     </w:tblPr>
   </w:style>
-  <w:style w:type="numbering" w:default="1" w:styleId="a2">
+  <w:style w:type="numbering" w:default="1" w:styleId="NoList">
     <w:name w:val="No List"/>
     <w:uiPriority w:val="99"/>
     <w:semiHidden/>
     <w:unhideWhenUsed/>
   </w:style>
-  <w:style w:type="character" w:customStyle="1" w:styleId="1Char">
-    <w:name w:val="العنوان 1 Char"/>
-    <w:basedOn w:val="a0"/>
-    <w:link w:val="1"/>
+  <w:style w:type="character" w:customStyle="1" w:styleId="Heading1Char">
+    <w:name w:val="Heading 1 Char"/>
+    <w:basedOn w:val="DefaultParagraphFont"/>
+    <w:link w:val="Heading1"/>
     <w:uiPriority w:val="9"/>
     <w:rsid w:val="005E59AC"/>
     <w:rPr>
@@ -7694,10 +11350,10 @@
       <w:szCs w:val="40"/>
     </w:rPr>
   </w:style>
-  <w:style w:type="character" w:customStyle="1" w:styleId="2Char">
-    <w:name w:val="عنوان 2 Char"/>
-    <w:basedOn w:val="a0"/>
-    <w:link w:val="2"/>
+  <w:style w:type="character" w:customStyle="1" w:styleId="Heading2Char">
+    <w:name w:val="Heading 2 Char"/>
+    <w:basedOn w:val="DefaultParagraphFont"/>
+    <w:link w:val="Heading2"/>
     <w:uiPriority w:val="9"/>
     <w:semiHidden/>
     <w:rsid w:val="005E59AC"/>
@@ -7708,10 +11364,10 @@
       <w:szCs w:val="32"/>
     </w:rPr>
   </w:style>
-  <w:style w:type="character" w:customStyle="1" w:styleId="3Char">
-    <w:name w:val="عنوان 3 Char"/>
-    <w:basedOn w:val="a0"/>
-    <w:link w:val="3"/>
+  <w:style w:type="character" w:customStyle="1" w:styleId="Heading3Char">
+    <w:name w:val="Heading 3 Char"/>
+    <w:basedOn w:val="DefaultParagraphFont"/>
+    <w:link w:val="Heading3"/>
     <w:uiPriority w:val="9"/>
     <w:rsid w:val="005E59AC"/>
     <w:rPr>
@@ -7721,10 +11377,10 @@
       <w:szCs w:val="28"/>
     </w:rPr>
   </w:style>
-  <w:style w:type="character" w:customStyle="1" w:styleId="4Char">
-    <w:name w:val="عنوان 4 Char"/>
-    <w:basedOn w:val="a0"/>
-    <w:link w:val="4"/>
+  <w:style w:type="character" w:customStyle="1" w:styleId="Heading4Char">
+    <w:name w:val="Heading 4 Char"/>
+    <w:basedOn w:val="DefaultParagraphFont"/>
+    <w:link w:val="Heading4"/>
     <w:uiPriority w:val="9"/>
     <w:semiHidden/>
     <w:rsid w:val="005E59AC"/>
@@ -7735,10 +11391,10 @@
       <w:color w:val="2F5496" w:themeColor="accent1" w:themeShade="BF"/>
     </w:rPr>
   </w:style>
-  <w:style w:type="character" w:customStyle="1" w:styleId="5Char">
-    <w:name w:val="عنوان 5 Char"/>
-    <w:basedOn w:val="a0"/>
-    <w:link w:val="5"/>
+  <w:style w:type="character" w:customStyle="1" w:styleId="Heading5Char">
+    <w:name w:val="Heading 5 Char"/>
+    <w:basedOn w:val="DefaultParagraphFont"/>
+    <w:link w:val="Heading5"/>
     <w:uiPriority w:val="9"/>
     <w:semiHidden/>
     <w:rsid w:val="005E59AC"/>
@@ -7747,10 +11403,10 @@
       <w:color w:val="2F5496" w:themeColor="accent1" w:themeShade="BF"/>
     </w:rPr>
   </w:style>
-  <w:style w:type="character" w:customStyle="1" w:styleId="6Char">
-    <w:name w:val="عنوان 6 Char"/>
-    <w:basedOn w:val="a0"/>
-    <w:link w:val="6"/>
+  <w:style w:type="character" w:customStyle="1" w:styleId="Heading6Char">
+    <w:name w:val="Heading 6 Char"/>
+    <w:basedOn w:val="DefaultParagraphFont"/>
+    <w:link w:val="Heading6"/>
     <w:uiPriority w:val="9"/>
     <w:semiHidden/>
     <w:rsid w:val="005E59AC"/>
@@ -7761,10 +11417,10 @@
       <w:color w:val="595959" w:themeColor="text1" w:themeTint="A6"/>
     </w:rPr>
   </w:style>
-  <w:style w:type="character" w:customStyle="1" w:styleId="7Char">
-    <w:name w:val="عنوان 7 Char"/>
-    <w:basedOn w:val="a0"/>
-    <w:link w:val="7"/>
+  <w:style w:type="character" w:customStyle="1" w:styleId="Heading7Char">
+    <w:name w:val="Heading 7 Char"/>
+    <w:basedOn w:val="DefaultParagraphFont"/>
+    <w:link w:val="Heading7"/>
     <w:uiPriority w:val="9"/>
     <w:semiHidden/>
     <w:rsid w:val="005E59AC"/>
@@ -7773,10 +11429,10 @@
       <w:color w:val="595959" w:themeColor="text1" w:themeTint="A6"/>
     </w:rPr>
   </w:style>
-  <w:style w:type="character" w:customStyle="1" w:styleId="8Char">
-    <w:name w:val="عنوان 8 Char"/>
-    <w:basedOn w:val="a0"/>
-    <w:link w:val="8"/>
+  <w:style w:type="character" w:customStyle="1" w:styleId="Heading8Char">
+    <w:name w:val="Heading 8 Char"/>
+    <w:basedOn w:val="DefaultParagraphFont"/>
+    <w:link w:val="Heading8"/>
     <w:uiPriority w:val="9"/>
     <w:semiHidden/>
     <w:rsid w:val="005E59AC"/>
@@ -7787,10 +11443,10 @@
       <w:color w:val="272727" w:themeColor="text1" w:themeTint="D8"/>
     </w:rPr>
   </w:style>
-  <w:style w:type="character" w:customStyle="1" w:styleId="9Char">
-    <w:name w:val="عنوان 9 Char"/>
-    <w:basedOn w:val="a0"/>
-    <w:link w:val="9"/>
+  <w:style w:type="character" w:customStyle="1" w:styleId="Heading9Char">
+    <w:name w:val="Heading 9 Char"/>
+    <w:basedOn w:val="DefaultParagraphFont"/>
+    <w:link w:val="Heading9"/>
     <w:uiPriority w:val="9"/>
     <w:semiHidden/>
     <w:rsid w:val="005E59AC"/>
@@ -7799,11 +11455,11 @@
       <w:color w:val="272727" w:themeColor="text1" w:themeTint="D8"/>
     </w:rPr>
   </w:style>
-  <w:style w:type="paragraph" w:styleId="a3">
+  <w:style w:type="paragraph" w:styleId="Title">
     <w:name w:val="Title"/>
-    <w:basedOn w:val="a"/>
-    <w:next w:val="a"/>
-    <w:link w:val="Char"/>
+    <w:basedOn w:val="Normal"/>
+    <w:next w:val="Normal"/>
+    <w:link w:val="TitleChar"/>
     <w:uiPriority w:val="10"/>
     <w:qFormat/>
     <w:rsid w:val="005E59AC"/>
@@ -7819,10 +11475,10 @@
       <w:szCs w:val="56"/>
     </w:rPr>
   </w:style>
-  <w:style w:type="character" w:customStyle="1" w:styleId="Char">
-    <w:name w:val="العنوان Char"/>
-    <w:basedOn w:val="a0"/>
-    <w:link w:val="a3"/>
+  <w:style w:type="character" w:customStyle="1" w:styleId="TitleChar">
+    <w:name w:val="Title Char"/>
+    <w:basedOn w:val="DefaultParagraphFont"/>
+    <w:link w:val="Title"/>
     <w:uiPriority w:val="10"/>
     <w:rsid w:val="005E59AC"/>
     <w:rPr>
@@ -7833,11 +11489,11 @@
       <w:szCs w:val="56"/>
     </w:rPr>
   </w:style>
-  <w:style w:type="paragraph" w:styleId="a4">
+  <w:style w:type="paragraph" w:styleId="Subtitle">
     <w:name w:val="Subtitle"/>
-    <w:basedOn w:val="a"/>
-    <w:next w:val="a"/>
-    <w:link w:val="Char0"/>
+    <w:basedOn w:val="Normal"/>
+    <w:next w:val="Normal"/>
+    <w:link w:val="SubtitleChar"/>
     <w:uiPriority w:val="11"/>
     <w:qFormat/>
     <w:rsid w:val="005E59AC"/>
@@ -7854,10 +11510,10 @@
       <w:szCs w:val="28"/>
     </w:rPr>
   </w:style>
-  <w:style w:type="character" w:customStyle="1" w:styleId="Char0">
-    <w:name w:val="عنوان فرعي Char"/>
-    <w:basedOn w:val="a0"/>
-    <w:link w:val="a4"/>
+  <w:style w:type="character" w:customStyle="1" w:styleId="SubtitleChar">
+    <w:name w:val="Subtitle Char"/>
+    <w:basedOn w:val="DefaultParagraphFont"/>
+    <w:link w:val="Subtitle"/>
     <w:uiPriority w:val="11"/>
     <w:rsid w:val="005E59AC"/>
     <w:rPr>
@@ -7868,11 +11524,11 @@
       <w:szCs w:val="28"/>
     </w:rPr>
   </w:style>
-  <w:style w:type="paragraph" w:styleId="a5">
+  <w:style w:type="paragraph" w:styleId="Quote">
     <w:name w:val="Quote"/>
-    <w:basedOn w:val="a"/>
-    <w:next w:val="a"/>
-    <w:link w:val="Char1"/>
+    <w:basedOn w:val="Normal"/>
+    <w:next w:val="Normal"/>
+    <w:link w:val="QuoteChar"/>
     <w:uiPriority w:val="29"/>
     <w:qFormat/>
     <w:rsid w:val="005E59AC"/>
@@ -7886,10 +11542,10 @@
       <w:color w:val="404040" w:themeColor="text1" w:themeTint="BF"/>
     </w:rPr>
   </w:style>
-  <w:style w:type="character" w:customStyle="1" w:styleId="Char1">
-    <w:name w:val="اقتباس Char"/>
-    <w:basedOn w:val="a0"/>
-    <w:link w:val="a5"/>
+  <w:style w:type="character" w:customStyle="1" w:styleId="QuoteChar">
+    <w:name w:val="Quote Char"/>
+    <w:basedOn w:val="DefaultParagraphFont"/>
+    <w:link w:val="Quote"/>
     <w:uiPriority w:val="29"/>
     <w:rsid w:val="005E59AC"/>
     <w:rPr>
@@ -7898,9 +11554,9 @@
       <w:color w:val="404040" w:themeColor="text1" w:themeTint="BF"/>
     </w:rPr>
   </w:style>
-  <w:style w:type="paragraph" w:styleId="a6">
+  <w:style w:type="paragraph" w:styleId="ListParagraph">
     <w:name w:val="List Paragraph"/>
-    <w:basedOn w:val="a"/>
+    <w:basedOn w:val="Normal"/>
     <w:uiPriority w:val="34"/>
     <w:qFormat/>
     <w:rsid w:val="005E59AC"/>
@@ -7909,9 +11565,9 @@
       <w:contextualSpacing/>
     </w:pPr>
   </w:style>
-  <w:style w:type="character" w:styleId="a7">
+  <w:style w:type="character" w:styleId="IntenseEmphasis">
     <w:name w:val="Intense Emphasis"/>
-    <w:basedOn w:val="a0"/>
+    <w:basedOn w:val="DefaultParagraphFont"/>
     <w:uiPriority w:val="21"/>
     <w:qFormat/>
     <w:rsid w:val="005E59AC"/>
@@ -7921,11 +11577,11 @@
       <w:color w:val="2F5496" w:themeColor="accent1" w:themeShade="BF"/>
     </w:rPr>
   </w:style>
-  <w:style w:type="paragraph" w:styleId="a8">
+  <w:style w:type="paragraph" w:styleId="IntenseQuote">
     <w:name w:val="Intense Quote"/>
-    <w:basedOn w:val="a"/>
-    <w:next w:val="a"/>
-    <w:link w:val="Char2"/>
+    <w:basedOn w:val="Normal"/>
+    <w:next w:val="Normal"/>
+    <w:link w:val="IntenseQuoteChar"/>
     <w:uiPriority w:val="30"/>
     <w:qFormat/>
     <w:rsid w:val="005E59AC"/>
@@ -7944,10 +11600,10 @@
       <w:color w:val="2F5496" w:themeColor="accent1" w:themeShade="BF"/>
     </w:rPr>
   </w:style>
-  <w:style w:type="character" w:customStyle="1" w:styleId="Char2">
-    <w:name w:val="اقتباس مكثف Char"/>
-    <w:basedOn w:val="a0"/>
-    <w:link w:val="a8"/>
+  <w:style w:type="character" w:customStyle="1" w:styleId="IntenseQuoteChar">
+    <w:name w:val="Intense Quote Char"/>
+    <w:basedOn w:val="DefaultParagraphFont"/>
+    <w:link w:val="IntenseQuote"/>
     <w:uiPriority w:val="30"/>
     <w:rsid w:val="005E59AC"/>
     <w:rPr>
@@ -7956,9 +11612,9 @@
       <w:color w:val="2F5496" w:themeColor="accent1" w:themeShade="BF"/>
     </w:rPr>
   </w:style>
-  <w:style w:type="character" w:styleId="a9">
+  <w:style w:type="character" w:styleId="IntenseReference">
     <w:name w:val="Intense Reference"/>
-    <w:basedOn w:val="a0"/>
+    <w:basedOn w:val="DefaultParagraphFont"/>
     <w:uiPriority w:val="32"/>
     <w:qFormat/>
     <w:rsid w:val="005E59AC"/>
@@ -7968,6 +11624,73 @@
       <w:smallCaps/>
       <w:color w:val="2F5496" w:themeColor="accent1" w:themeShade="BF"/>
       <w:spacing w:val="5"/>
+    </w:rPr>
+  </w:style>
+  <w:style w:type="paragraph" w:styleId="Header">
+    <w:name w:val="header"/>
+    <w:basedOn w:val="Normal"/>
+    <w:link w:val="HeaderChar"/>
+    <w:uiPriority w:val="99"/>
+    <w:unhideWhenUsed/>
+    <w:rsid w:val="003A67AF"/>
+    <w:pPr>
+      <w:tabs>
+        <w:tab w:val="center" w:pos="4320"/>
+        <w:tab w:val="right" w:pos="8640"/>
+      </w:tabs>
+      <w:spacing w:after="0" w:line="240" w:lineRule="auto"/>
+    </w:pPr>
+  </w:style>
+  <w:style w:type="character" w:customStyle="1" w:styleId="HeaderChar">
+    <w:name w:val="Header Char"/>
+    <w:basedOn w:val="DefaultParagraphFont"/>
+    <w:link w:val="Header"/>
+    <w:uiPriority w:val="99"/>
+    <w:rsid w:val="003A67AF"/>
+  </w:style>
+  <w:style w:type="paragraph" w:styleId="Footer">
+    <w:name w:val="footer"/>
+    <w:basedOn w:val="Normal"/>
+    <w:link w:val="FooterChar"/>
+    <w:uiPriority w:val="99"/>
+    <w:unhideWhenUsed/>
+    <w:rsid w:val="003A67AF"/>
+    <w:pPr>
+      <w:tabs>
+        <w:tab w:val="center" w:pos="4320"/>
+        <w:tab w:val="right" w:pos="8640"/>
+      </w:tabs>
+      <w:spacing w:after="0" w:line="240" w:lineRule="auto"/>
+    </w:pPr>
+  </w:style>
+  <w:style w:type="character" w:customStyle="1" w:styleId="FooterChar">
+    <w:name w:val="Footer Char"/>
+    <w:basedOn w:val="DefaultParagraphFont"/>
+    <w:link w:val="Footer"/>
+    <w:uiPriority w:val="99"/>
+    <w:rsid w:val="003A67AF"/>
+  </w:style>
+  <w:style w:type="character" w:styleId="Hyperlink">
+    <w:name w:val="Hyperlink"/>
+    <w:basedOn w:val="DefaultParagraphFont"/>
+    <w:uiPriority w:val="99"/>
+    <w:unhideWhenUsed/>
+    <w:rsid w:val="008E388C"/>
+    <w:rPr>
+      <w:color w:val="0563C1" w:themeColor="hyperlink"/>
+      <w:u w:val="single"/>
+    </w:rPr>
+  </w:style>
+  <w:style w:type="character" w:styleId="UnresolvedMention">
+    <w:name w:val="Unresolved Mention"/>
+    <w:basedOn w:val="DefaultParagraphFont"/>
+    <w:uiPriority w:val="99"/>
+    <w:semiHidden/>
+    <w:unhideWhenUsed/>
+    <w:rsid w:val="008E388C"/>
+    <w:rPr>
+      <w:color w:val="605E5C"/>
+      <w:shd w:val="clear" w:color="auto" w:fill="E1DFDD"/>
     </w:rPr>
   </w:style>
 </w:styles>
@@ -8266,4 +11989,16 @@
     </a:ext>
   </a:extLst>
 </a:theme>
+</file>
+
+<file path=customXml/item1.xml><?xml version="1.0" encoding="utf-8"?>
+<b:Sources xmlns:b="http://schemas.openxmlformats.org/officeDocument/2006/bibliography" xmlns="http://schemas.openxmlformats.org/officeDocument/2006/bibliography" SelectedStyle="\APASixthEditionOfficeOnline.xsl" StyleName="APA" Version="6"/>
+</file>
+
+<file path=customXml/itemProps1.xml><?xml version="1.0" encoding="utf-8"?>
+<ds:datastoreItem xmlns:ds="http://schemas.openxmlformats.org/officeDocument/2006/customXml" ds:itemID="{F2CC777D-C0C5-4390-8D2D-52D80F172602}">
+  <ds:schemaRefs>
+    <ds:schemaRef ds:uri="http://schemas.openxmlformats.org/officeDocument/2006/bibliography"/>
+  </ds:schemaRefs>
+</ds:datastoreItem>
 </file>
--- a/التقرير.docx
+++ b/التقرير.docx
@@ -25,12 +25,14 @@
           <w:u w:val="single"/>
           <w:rtl/>
         </w:rPr>
-        <w:t xml:space="preserve">وظيفة البرمجة </w:t>
-      </w:r>
-      <w:proofErr w:type="spellStart"/>
-      <w:r>
-        <w:rPr>
-          <w:rFonts w:hint="cs"/>
+        <w:t>وظيفة البرمجة التفرعية</w:t>
+      </w:r>
+    </w:p>
+    <w:p>
+      <w:pPr>
+        <w:bidi/>
+        <w:jc w:val="center"/>
+        <w:rPr>
           <w:b/>
           <w:bCs/>
           <w:sz w:val="36"/>
@@ -38,22 +40,6 @@
           <w:u w:val="single"/>
           <w:rtl/>
         </w:rPr>
-        <w:t>التفرعية</w:t>
-      </w:r>
-      <w:proofErr w:type="spellEnd"/>
-    </w:p>
-    <w:p>
-      <w:pPr>
-        <w:bidi/>
-        <w:jc w:val="center"/>
-        <w:rPr>
-          <w:b/>
-          <w:bCs/>
-          <w:sz w:val="36"/>
-          <w:szCs w:val="36"/>
-          <w:u w:val="single"/>
-          <w:rtl/>
-        </w:rPr>
       </w:pPr>
     </w:p>
     <w:p>
@@ -258,16 +244,7 @@
           <w:szCs w:val="28"/>
           <w:rtl/>
         </w:rPr>
-        <w:t xml:space="preserve">تكمن أهدافنا الأساسية في منع تضارب </w:t>
-      </w:r>
-      <w:proofErr w:type="gramStart"/>
-      <w:r>
-        <w:rPr>
-          <w:sz w:val="28"/>
-          <w:szCs w:val="28"/>
-          <w:rtl/>
-        </w:rPr>
-        <w:t>العمليات</w:t>
+        <w:t>تكمن أهدافنا الأساسية في منع تضارب العمليات</w:t>
       </w:r>
       <w:r>
         <w:rPr>
@@ -290,32 +267,15 @@
           <w:sz w:val="28"/>
           <w:szCs w:val="28"/>
         </w:rPr>
-        <w:t>(</w:t>
-      </w:r>
-      <w:proofErr w:type="gramEnd"/>
-      <w:r>
-        <w:rPr>
-          <w:sz w:val="28"/>
-          <w:szCs w:val="28"/>
-        </w:rPr>
-        <w:t>Race Conditions)</w:t>
-      </w:r>
-      <w:r>
-        <w:rPr>
-          <w:sz w:val="28"/>
-          <w:szCs w:val="28"/>
-          <w:rtl/>
-        </w:rPr>
-        <w:t xml:space="preserve"> وتنظيم استهلاك موارد </w:t>
-      </w:r>
-      <w:proofErr w:type="gramStart"/>
-      <w:r>
-        <w:rPr>
-          <w:sz w:val="28"/>
-          <w:szCs w:val="28"/>
-          <w:rtl/>
-        </w:rPr>
-        <w:t>الخادم</w:t>
+        <w:t>(Race Conditions)</w:t>
+      </w:r>
+      <w:r>
+        <w:rPr>
+          <w:sz w:val="28"/>
+          <w:szCs w:val="28"/>
+          <w:rtl/>
+        </w:rPr>
+        <w:t xml:space="preserve"> وتنظيم استهلاك موارد الخادم</w:t>
       </w:r>
       <w:r>
         <w:rPr>
@@ -338,15 +298,7 @@
           <w:sz w:val="28"/>
           <w:szCs w:val="28"/>
         </w:rPr>
-        <w:t>(</w:t>
-      </w:r>
-      <w:proofErr w:type="gramEnd"/>
-      <w:r>
-        <w:rPr>
-          <w:sz w:val="28"/>
-          <w:szCs w:val="28"/>
-        </w:rPr>
-        <w:t>CPU &amp; RAM)</w:t>
+        <w:t>(CPU &amp; RAM)</w:t>
       </w:r>
       <w:r>
         <w:rPr>
@@ -623,18 +575,7 @@
           <w:szCs w:val="28"/>
           <w:rtl/>
         </w:rPr>
-        <w:t xml:space="preserve">هيكل قاعدة </w:t>
-      </w:r>
-      <w:proofErr w:type="gramStart"/>
-      <w:r>
-        <w:rPr>
-          <w:b/>
-          <w:bCs/>
-          <w:sz w:val="28"/>
-          <w:szCs w:val="28"/>
-          <w:rtl/>
-        </w:rPr>
-        <w:t>البيانات</w:t>
+        <w:t>هيكل قاعدة البيانات</w:t>
       </w:r>
       <w:r>
         <w:rPr>
@@ -663,17 +604,7 @@
           <w:sz w:val="28"/>
           <w:szCs w:val="28"/>
         </w:rPr>
-        <w:t>(</w:t>
-      </w:r>
-      <w:proofErr w:type="gramEnd"/>
-      <w:r>
-        <w:rPr>
-          <w:b/>
-          <w:bCs/>
-          <w:sz w:val="28"/>
-          <w:szCs w:val="28"/>
-        </w:rPr>
-        <w:t>Database Schema)</w:t>
+        <w:t>(Database Schema)</w:t>
       </w:r>
       <w:r>
         <w:rPr>
@@ -703,52 +634,33 @@
           <w:u w:val="single"/>
           <w:rtl/>
         </w:rPr>
-        <w:t xml:space="preserve">جدول </w:t>
-      </w:r>
-      <w:proofErr w:type="gramStart"/>
+        <w:t>جدول المنتجات</w:t>
+      </w:r>
       <w:r>
         <w:rPr>
           <w:sz w:val="28"/>
           <w:szCs w:val="28"/>
           <w:u w:val="single"/>
-          <w:rtl/>
-        </w:rPr>
-        <w:t>المنتجات</w:t>
-      </w:r>
-      <w:r>
-        <w:rPr>
+        </w:rPr>
+        <w:t xml:space="preserve"> </w:t>
+      </w:r>
+      <w:r>
+        <w:rPr>
+          <w:rFonts w:hint="cs"/>
           <w:sz w:val="28"/>
           <w:szCs w:val="28"/>
           <w:u w:val="single"/>
+          <w:rtl/>
         </w:rPr>
         <w:t xml:space="preserve"> </w:t>
       </w:r>
       <w:r>
         <w:rPr>
-          <w:rFonts w:hint="cs"/>
           <w:sz w:val="28"/>
           <w:szCs w:val="28"/>
           <w:u w:val="single"/>
-          <w:rtl/>
-        </w:rPr>
-        <w:t xml:space="preserve"> </w:t>
-      </w:r>
-      <w:r>
-        <w:rPr>
-          <w:sz w:val="28"/>
-          <w:szCs w:val="28"/>
-          <w:u w:val="single"/>
-        </w:rPr>
-        <w:t>(</w:t>
-      </w:r>
-      <w:proofErr w:type="gramEnd"/>
-      <w:r>
-        <w:rPr>
-          <w:sz w:val="28"/>
-          <w:szCs w:val="28"/>
-          <w:u w:val="single"/>
-        </w:rPr>
-        <w:t>Products)</w:t>
+        </w:rPr>
+        <w:t>(Products)</w:t>
       </w:r>
       <w:r>
         <w:rPr>
@@ -939,44 +851,25 @@
           <w:u w:val="single"/>
           <w:rtl/>
         </w:rPr>
-        <w:t xml:space="preserve">جدول </w:t>
-      </w:r>
-      <w:proofErr w:type="gramStart"/>
-      <w:r>
-        <w:rPr>
+        <w:t>جدول الطلبات</w:t>
+      </w:r>
+      <w:r>
+        <w:rPr>
+          <w:rFonts w:hint="cs"/>
           <w:sz w:val="28"/>
           <w:szCs w:val="28"/>
           <w:u w:val="single"/>
           <w:rtl/>
         </w:rPr>
-        <w:t>الطلبات</w:t>
-      </w:r>
-      <w:r>
-        <w:rPr>
-          <w:rFonts w:hint="cs"/>
+        <w:t xml:space="preserve"> </w:t>
+      </w:r>
+      <w:r>
+        <w:rPr>
           <w:sz w:val="28"/>
           <w:szCs w:val="28"/>
           <w:u w:val="single"/>
-          <w:rtl/>
-        </w:rPr>
-        <w:t xml:space="preserve"> </w:t>
-      </w:r>
-      <w:r>
-        <w:rPr>
-          <w:sz w:val="28"/>
-          <w:szCs w:val="28"/>
-          <w:u w:val="single"/>
-        </w:rPr>
-        <w:t xml:space="preserve"> (</w:t>
-      </w:r>
-      <w:proofErr w:type="gramEnd"/>
-      <w:r>
-        <w:rPr>
-          <w:sz w:val="28"/>
-          <w:szCs w:val="28"/>
-          <w:u w:val="single"/>
-        </w:rPr>
-        <w:t>Orders)</w:t>
+        </w:rPr>
+        <w:t xml:space="preserve"> (Orders)</w:t>
       </w:r>
       <w:r>
         <w:rPr>
@@ -1108,52 +1001,33 @@
           <w:u w:val="single"/>
           <w:rtl/>
         </w:rPr>
-        <w:t xml:space="preserve">جدول </w:t>
-      </w:r>
-      <w:proofErr w:type="gramStart"/>
+        <w:t>جدول المهام</w:t>
+      </w:r>
       <w:r>
         <w:rPr>
           <w:sz w:val="28"/>
           <w:szCs w:val="28"/>
           <w:u w:val="single"/>
-          <w:rtl/>
-        </w:rPr>
-        <w:t>المهام</w:t>
-      </w:r>
-      <w:r>
-        <w:rPr>
+        </w:rPr>
+        <w:t xml:space="preserve"> </w:t>
+      </w:r>
+      <w:r>
+        <w:rPr>
+          <w:rFonts w:hint="cs"/>
           <w:sz w:val="28"/>
           <w:szCs w:val="28"/>
           <w:u w:val="single"/>
+          <w:rtl/>
         </w:rPr>
         <w:t xml:space="preserve"> </w:t>
       </w:r>
       <w:r>
         <w:rPr>
-          <w:rFonts w:hint="cs"/>
           <w:sz w:val="28"/>
           <w:szCs w:val="28"/>
           <w:u w:val="single"/>
-          <w:rtl/>
-        </w:rPr>
-        <w:t xml:space="preserve"> </w:t>
-      </w:r>
-      <w:r>
-        <w:rPr>
-          <w:sz w:val="28"/>
-          <w:szCs w:val="28"/>
-          <w:u w:val="single"/>
-        </w:rPr>
-        <w:t>(</w:t>
-      </w:r>
-      <w:proofErr w:type="gramEnd"/>
-      <w:r>
-        <w:rPr>
-          <w:sz w:val="28"/>
-          <w:szCs w:val="28"/>
-          <w:u w:val="single"/>
-        </w:rPr>
-        <w:t>Jobs)</w:t>
+        </w:rPr>
+        <w:t>(Jobs)</w:t>
       </w:r>
       <w:r>
         <w:rPr>
@@ -1276,33 +1150,48 @@
           <w:u w:val="single"/>
           <w:rtl/>
         </w:rPr>
-        <w:t xml:space="preserve">جدول تفاصيل </w:t>
-      </w:r>
-      <w:proofErr w:type="gramStart"/>
+        <w:t>جدول تفاصيل الطلبات</w:t>
+      </w:r>
       <w:r>
         <w:rPr>
           <w:sz w:val="28"/>
           <w:szCs w:val="28"/>
           <w:u w:val="single"/>
-          <w:rtl/>
-        </w:rPr>
-        <w:t>الطلبات</w:t>
-      </w:r>
-      <w:r>
-        <w:rPr>
+        </w:rPr>
+        <w:t xml:space="preserve"> </w:t>
+      </w:r>
+      <w:r>
+        <w:rPr>
+          <w:rFonts w:hint="cs"/>
           <w:sz w:val="28"/>
           <w:szCs w:val="28"/>
           <w:u w:val="single"/>
+          <w:rtl/>
         </w:rPr>
         <w:t xml:space="preserve"> </w:t>
       </w:r>
       <w:r>
         <w:rPr>
-          <w:rFonts w:hint="cs"/>
           <w:sz w:val="28"/>
           <w:szCs w:val="28"/>
           <w:u w:val="single"/>
-          <w:rtl/>
+        </w:rPr>
+        <w:t>(Order Items)</w:t>
+      </w:r>
+      <w:r>
+        <w:rPr>
+          <w:rFonts w:hint="cs"/>
+          <w:sz w:val="28"/>
+          <w:szCs w:val="28"/>
+          <w:u w:val="single"/>
+          <w:rtl/>
+        </w:rPr>
+        <w:t>:</w:t>
+      </w:r>
+      <w:r>
+        <w:rPr>
+          <w:sz w:val="28"/>
+          <w:szCs w:val="28"/>
         </w:rPr>
         <w:t xml:space="preserve"> </w:t>
       </w:r>
@@ -1310,61 +1199,9 @@
         <w:rPr>
           <w:sz w:val="28"/>
           <w:szCs w:val="28"/>
-          <w:u w:val="single"/>
-        </w:rPr>
-        <w:t>(</w:t>
-      </w:r>
-      <w:proofErr w:type="gramEnd"/>
-      <w:r>
-        <w:rPr>
-          <w:sz w:val="28"/>
-          <w:szCs w:val="28"/>
-          <w:u w:val="single"/>
-        </w:rPr>
-        <w:t>Order Items</w:t>
-      </w:r>
-      <w:proofErr w:type="gramStart"/>
-      <w:r>
-        <w:rPr>
-          <w:sz w:val="28"/>
-          <w:szCs w:val="28"/>
-          <w:u w:val="single"/>
-        </w:rPr>
-        <w:t>)</w:t>
-      </w:r>
-      <w:r>
-        <w:rPr>
-          <w:rFonts w:hint="cs"/>
-          <w:sz w:val="28"/>
-          <w:szCs w:val="28"/>
-          <w:u w:val="single"/>
-          <w:rtl/>
-        </w:rPr>
-        <w:t>:</w:t>
-      </w:r>
-      <w:r>
-        <w:rPr>
-          <w:sz w:val="28"/>
-          <w:szCs w:val="28"/>
-        </w:rPr>
-        <w:t xml:space="preserve"> </w:t>
-      </w:r>
-      <w:r>
-        <w:rPr>
-          <w:sz w:val="28"/>
-          <w:szCs w:val="28"/>
-          <w:rtl/>
-        </w:rPr>
-        <w:t xml:space="preserve"> هو</w:t>
-      </w:r>
-      <w:proofErr w:type="gramEnd"/>
-      <w:r>
-        <w:rPr>
-          <w:sz w:val="28"/>
-          <w:szCs w:val="28"/>
-          <w:rtl/>
-        </w:rPr>
-        <w:t xml:space="preserve"> الجدول الذي يربط الطلب بالمنتج، حيث يسجل لكل طلب ما هي المنتجات التي تم شراؤها وبأي كمية وبأي سعر في تلك اللحظة. </w:t>
+          <w:rtl/>
+        </w:rPr>
+        <w:t xml:space="preserve"> هو الجدول الذي يربط الطلب بالمنتج، حيث يسجل لكل طلب ما هي المنتجات التي تم شراؤها وبأي كمية وبأي سعر في تلك اللحظة. </w:t>
       </w:r>
     </w:p>
     <w:p>
@@ -1533,65 +1370,44 @@
           <w:szCs w:val="32"/>
           <w:rtl/>
         </w:rPr>
-        <w:t xml:space="preserve">سلامة البيانات </w:t>
-      </w:r>
-      <w:proofErr w:type="gramStart"/>
+        <w:t>سلامة البيانات والتزامن</w:t>
+      </w:r>
       <w:r>
         <w:rPr>
           <w:b/>
           <w:bCs/>
           <w:sz w:val="32"/>
           <w:szCs w:val="32"/>
-          <w:rtl/>
-        </w:rPr>
-        <w:t>والتزامن</w:t>
-      </w:r>
-      <w:r>
-        <w:rPr>
+        </w:rPr>
+        <w:t xml:space="preserve"> </w:t>
+      </w:r>
+      <w:r>
+        <w:rPr>
+          <w:rFonts w:hint="cs"/>
           <w:b/>
           <w:bCs/>
           <w:sz w:val="32"/>
           <w:szCs w:val="32"/>
+          <w:rtl/>
         </w:rPr>
         <w:t xml:space="preserve"> </w:t>
       </w:r>
       <w:r>
         <w:rPr>
-          <w:rFonts w:hint="cs"/>
           <w:b/>
           <w:bCs/>
           <w:sz w:val="32"/>
           <w:szCs w:val="32"/>
-          <w:rtl/>
-        </w:rPr>
-        <w:t xml:space="preserve"> </w:t>
-      </w:r>
-      <w:r>
-        <w:rPr>
+        </w:rPr>
+        <w:t>(Data Integrity &amp; Concurrency)</w:t>
+      </w:r>
+      <w:r>
+        <w:rPr>
+          <w:rFonts w:hint="cs"/>
           <w:b/>
           <w:bCs/>
           <w:sz w:val="32"/>
           <w:szCs w:val="32"/>
-        </w:rPr>
-        <w:t>(</w:t>
-      </w:r>
-      <w:proofErr w:type="gramEnd"/>
-      <w:r>
-        <w:rPr>
-          <w:b/>
-          <w:bCs/>
-          <w:sz w:val="32"/>
-          <w:szCs w:val="32"/>
-        </w:rPr>
-        <w:t>Data Integrity &amp; Concurrency)</w:t>
-      </w:r>
-      <w:r>
-        <w:rPr>
-          <w:rFonts w:hint="cs"/>
-          <w:b/>
-          <w:bCs/>
-          <w:sz w:val="32"/>
-          <w:szCs w:val="32"/>
           <w:rtl/>
         </w:rPr>
         <w:t>:</w:t>
@@ -1727,15 +1543,7 @@
           <w:sz w:val="28"/>
           <w:szCs w:val="28"/>
         </w:rPr>
-        <w:t xml:space="preserve">Pessimistic </w:t>
-      </w:r>
-      <w:proofErr w:type="gramStart"/>
-      <w:r>
-        <w:rPr>
-          <w:sz w:val="28"/>
-          <w:szCs w:val="28"/>
-        </w:rPr>
-        <w:t xml:space="preserve">Locking </w:t>
+        <w:t xml:space="preserve">Pessimistic Locking </w:t>
       </w:r>
       <w:r>
         <w:rPr>
@@ -1752,41 +1560,14 @@
           <w:szCs w:val="28"/>
           <w:rtl/>
         </w:rPr>
-        <w:t>عبر</w:t>
-      </w:r>
-      <w:proofErr w:type="gramEnd"/>
-      <w:r>
-        <w:rPr>
-          <w:sz w:val="28"/>
-          <w:szCs w:val="28"/>
-          <w:rtl/>
-        </w:rPr>
-        <w:t xml:space="preserve"> دالة </w:t>
-      </w:r>
-      <w:proofErr w:type="spellStart"/>
-      <w:proofErr w:type="gramStart"/>
-      <w:r>
-        <w:rPr>
-          <w:sz w:val="28"/>
-          <w:szCs w:val="28"/>
-        </w:rPr>
-        <w:t>lockForUpdate</w:t>
-      </w:r>
-      <w:proofErr w:type="spellEnd"/>
-      <w:r>
-        <w:rPr>
-          <w:sz w:val="28"/>
-          <w:szCs w:val="28"/>
-        </w:rPr>
-        <w:t>(</w:t>
-      </w:r>
-      <w:proofErr w:type="gramEnd"/>
-      <w:r>
-        <w:rPr>
-          <w:sz w:val="28"/>
-          <w:szCs w:val="28"/>
-        </w:rPr>
-        <w:t>)</w:t>
+        <w:t xml:space="preserve">عبر دالة </w:t>
+      </w:r>
+      <w:r>
+        <w:rPr>
+          <w:sz w:val="28"/>
+          <w:szCs w:val="28"/>
+        </w:rPr>
+        <w:t>lockForUpdate()</w:t>
       </w:r>
     </w:p>
     <w:p>
@@ -2213,17 +1994,7 @@
           <w:sz w:val="28"/>
           <w:szCs w:val="28"/>
         </w:rPr>
-        <w:t xml:space="preserve">Pessimistic </w:t>
-      </w:r>
-      <w:proofErr w:type="gramStart"/>
-      <w:r>
-        <w:rPr>
-          <w:b/>
-          <w:bCs/>
-          <w:sz w:val="28"/>
-          <w:szCs w:val="28"/>
-        </w:rPr>
-        <w:t>Locking</w:t>
+        <w:t>Pessimistic Locking</w:t>
       </w:r>
       <w:r>
         <w:rPr>
@@ -2247,16 +2018,7 @@
           <w:szCs w:val="28"/>
           <w:rtl/>
         </w:rPr>
-        <w:t>في</w:t>
-      </w:r>
-      <w:proofErr w:type="gramEnd"/>
-      <w:r>
-        <w:rPr>
-          <w:sz w:val="28"/>
-          <w:szCs w:val="28"/>
-          <w:rtl/>
-        </w:rPr>
-        <w:t xml:space="preserve"> منع البيع الوهمي</w:t>
+        <w:t>في منع البيع الوهمي</w:t>
       </w:r>
       <w:r>
         <w:rPr>
@@ -2592,58 +2354,54 @@
           <w:szCs w:val="28"/>
           <w:rtl/>
         </w:rPr>
+        <w:t>او يمكن الاختبار عن طريق تشغيل ملف السكريبت</w:t>
+      </w:r>
+      <w:r>
+        <w:rPr>
+          <w:sz w:val="28"/>
+          <w:szCs w:val="28"/>
+        </w:rPr>
+        <w:t xml:space="preserve">  </w:t>
+      </w:r>
+      <w:r>
+        <w:rPr>
+          <w:sz w:val="28"/>
+          <w:szCs w:val="28"/>
+        </w:rPr>
+        <w:t>test_race_condition</w:t>
+      </w:r>
+      <w:r>
+        <w:rPr>
+          <w:sz w:val="28"/>
+          <w:szCs w:val="28"/>
+        </w:rPr>
+        <w:t>.ps1</w:t>
+      </w:r>
+      <w:r>
+        <w:rPr>
+          <w:sz w:val="28"/>
+          <w:szCs w:val="28"/>
+        </w:rPr>
+        <w:t xml:space="preserve"> </w:t>
+      </w:r>
+    </w:p>
+    <w:p>
+      <w:pPr>
+        <w:pStyle w:val="ListParagraph"/>
+        <w:bidi/>
+        <w:rPr>
+          <w:sz w:val="28"/>
+          <w:szCs w:val="28"/>
+        </w:rPr>
+      </w:pPr>
+      <w:r>
+        <w:rPr>
+          <w:rFonts w:hint="cs"/>
+          <w:sz w:val="28"/>
+          <w:szCs w:val="28"/>
+          <w:rtl/>
+        </w:rPr>
         <w:lastRenderedPageBreak/>
-        <w:t xml:space="preserve">او يمكن الاختبار عن طريق تشغيل ملف </w:t>
-      </w:r>
-      <w:proofErr w:type="gramStart"/>
-      <w:r>
-        <w:rPr>
-          <w:rFonts w:hint="cs"/>
-          <w:sz w:val="28"/>
-          <w:szCs w:val="28"/>
-          <w:rtl/>
-        </w:rPr>
-        <w:t>السكريبت</w:t>
-      </w:r>
-      <w:r>
-        <w:rPr>
-          <w:sz w:val="28"/>
-          <w:szCs w:val="28"/>
-        </w:rPr>
-        <w:t xml:space="preserve">  </w:t>
-      </w:r>
-      <w:r>
-        <w:rPr>
-          <w:sz w:val="28"/>
-          <w:szCs w:val="28"/>
-        </w:rPr>
-        <w:t>test_race_condition_and_rate_limiter.ps1</w:t>
-      </w:r>
-      <w:proofErr w:type="gramEnd"/>
-      <w:r>
-        <w:rPr>
-          <w:sz w:val="28"/>
-          <w:szCs w:val="28"/>
-        </w:rPr>
-        <w:t xml:space="preserve">            </w:t>
-      </w:r>
-    </w:p>
-    <w:p>
-      <w:pPr>
-        <w:pStyle w:val="ListParagraph"/>
-        <w:bidi/>
-        <w:rPr>
-          <w:sz w:val="28"/>
-          <w:szCs w:val="28"/>
-        </w:rPr>
-      </w:pPr>
-      <w:r>
-        <w:rPr>
-          <w:rFonts w:hint="cs"/>
-          <w:sz w:val="28"/>
-          <w:szCs w:val="28"/>
-          <w:rtl/>
-        </w:rPr>
         <w:t xml:space="preserve">الذي يقوم بضرب طلبين بنفس اللحظة </w:t>
       </w:r>
       <w:r>
@@ -2657,6 +2415,7 @@
       <w:r>
         <w:rPr>
           <w:rFonts w:cs="Arial"/>
+          <w:noProof/>
           <w:sz w:val="28"/>
           <w:szCs w:val="28"/>
           <w:rtl/>
@@ -2703,7 +2462,6 @@
         <w:pStyle w:val="ListParagraph"/>
         <w:bidi/>
         <w:rPr>
-          <w:rFonts w:hint="cs"/>
           <w:sz w:val="28"/>
           <w:szCs w:val="28"/>
           <w:rtl/>
@@ -2817,65 +2575,44 @@
           <w:szCs w:val="32"/>
           <w:rtl/>
         </w:rPr>
-        <w:t xml:space="preserve">إدارة السعة وحماية </w:t>
-      </w:r>
-      <w:proofErr w:type="gramStart"/>
+        <w:t>إدارة السعة وحماية النظام</w:t>
+      </w:r>
       <w:r>
         <w:rPr>
           <w:b/>
           <w:bCs/>
           <w:sz w:val="32"/>
           <w:szCs w:val="32"/>
-          <w:rtl/>
-        </w:rPr>
-        <w:t>النظام</w:t>
-      </w:r>
-      <w:r>
-        <w:rPr>
+        </w:rPr>
+        <w:t xml:space="preserve"> </w:t>
+      </w:r>
+      <w:r>
+        <w:rPr>
+          <w:rFonts w:hint="cs"/>
           <w:b/>
           <w:bCs/>
           <w:sz w:val="32"/>
           <w:szCs w:val="32"/>
+          <w:rtl/>
         </w:rPr>
         <w:t xml:space="preserve"> </w:t>
       </w:r>
       <w:r>
         <w:rPr>
-          <w:rFonts w:hint="cs"/>
           <w:b/>
           <w:bCs/>
           <w:sz w:val="32"/>
           <w:szCs w:val="32"/>
-          <w:rtl/>
-        </w:rPr>
-        <w:t xml:space="preserve"> </w:t>
-      </w:r>
-      <w:r>
-        <w:rPr>
+        </w:rPr>
+        <w:t>(Capacity &amp; Rate Limiting)</w:t>
+      </w:r>
+      <w:r>
+        <w:rPr>
+          <w:rFonts w:hint="cs"/>
           <w:b/>
           <w:bCs/>
           <w:sz w:val="32"/>
           <w:szCs w:val="32"/>
-        </w:rPr>
-        <w:t>(</w:t>
-      </w:r>
-      <w:proofErr w:type="gramEnd"/>
-      <w:r>
-        <w:rPr>
-          <w:b/>
-          <w:bCs/>
-          <w:sz w:val="32"/>
-          <w:szCs w:val="32"/>
-        </w:rPr>
-        <w:t>Capacity &amp; Rate Limiting)</w:t>
-      </w:r>
-      <w:r>
-        <w:rPr>
-          <w:rFonts w:hint="cs"/>
-          <w:b/>
-          <w:bCs/>
-          <w:sz w:val="32"/>
-          <w:szCs w:val="32"/>
           <w:rtl/>
         </w:rPr>
         <w:t>:</w:t>
@@ -2897,16 +2634,7 @@
           <w:szCs w:val="28"/>
           <w:rtl/>
         </w:rPr>
-        <w:t xml:space="preserve">عندما يقوم مستخدم واحد (أو </w:t>
-      </w:r>
-      <w:proofErr w:type="gramStart"/>
-      <w:r>
-        <w:rPr>
-          <w:sz w:val="28"/>
-          <w:szCs w:val="28"/>
-          <w:rtl/>
-        </w:rPr>
-        <w:t>بوت)</w:t>
+        <w:t>عندما يقوم مستخدم واحد (أو بوت)</w:t>
       </w:r>
       <w:r>
         <w:rPr>
@@ -2923,25 +2651,7 @@
           <w:szCs w:val="28"/>
           <w:rtl/>
         </w:rPr>
-        <w:t xml:space="preserve"> بإرسال</w:t>
-      </w:r>
-      <w:proofErr w:type="gramEnd"/>
-      <w:r>
-        <w:rPr>
-          <w:sz w:val="28"/>
-          <w:szCs w:val="28"/>
-          <w:rtl/>
-        </w:rPr>
-        <w:t xml:space="preserve"> مئات الطلبات في ثانية واحدة قد يتسبب ذلك في إغراق السيرفر وقاعدة البيانات مما يؤدي لبطء شديد أو توقف الخدمة عن بقية </w:t>
-      </w:r>
-      <w:proofErr w:type="gramStart"/>
-      <w:r>
-        <w:rPr>
-          <w:sz w:val="28"/>
-          <w:szCs w:val="28"/>
-          <w:rtl/>
-        </w:rPr>
-        <w:t>المستخدمين</w:t>
+        <w:t xml:space="preserve"> بإرسال مئات الطلبات في ثانية واحدة قد يتسبب ذلك في إغراق السيرفر وقاعدة البيانات مما يؤدي لبطء شديد أو توقف الخدمة عن بقية المستخدمين</w:t>
       </w:r>
       <w:r>
         <w:rPr>
@@ -2959,7 +2669,6 @@
         </w:rPr>
         <w:t>.</w:t>
       </w:r>
-      <w:proofErr w:type="gramEnd"/>
     </w:p>
     <w:p>
       <w:pPr>
@@ -3004,15 +2713,7 @@
           <w:sz w:val="28"/>
           <w:szCs w:val="28"/>
         </w:rPr>
-        <w:t xml:space="preserve">Rate Limiter </w:t>
-      </w:r>
-      <w:proofErr w:type="gramStart"/>
-      <w:r>
-        <w:rPr>
-          <w:sz w:val="28"/>
-          <w:szCs w:val="28"/>
-        </w:rPr>
-        <w:t xml:space="preserve">Middleware </w:t>
+        <w:t xml:space="preserve">Rate Limiter Middleware </w:t>
       </w:r>
       <w:r>
         <w:rPr>
@@ -3029,16 +2730,7 @@
           <w:szCs w:val="28"/>
           <w:rtl/>
         </w:rPr>
-        <w:t>يقوم</w:t>
-      </w:r>
-      <w:proofErr w:type="gramEnd"/>
-      <w:r>
-        <w:rPr>
-          <w:sz w:val="28"/>
-          <w:szCs w:val="28"/>
-          <w:rtl/>
-        </w:rPr>
-        <w:t xml:space="preserve"> بعدّ الطلبات القادمة من كل مستخدم</w:t>
+        <w:t>يقوم بعدّ الطلبات القادمة من كل مستخدم</w:t>
       </w:r>
       <w:r>
         <w:rPr>
@@ -3068,27 +2760,25 @@
           <w:szCs w:val="28"/>
           <w:rtl/>
         </w:rPr>
-        <w:t xml:space="preserve">الخاص </w:t>
-      </w:r>
-      <w:proofErr w:type="gramStart"/>
-      <w:r>
-        <w:rPr>
-          <w:sz w:val="28"/>
-          <w:szCs w:val="28"/>
-          <w:rtl/>
-        </w:rPr>
-        <w:t>به</w:t>
-      </w:r>
-      <w:r>
-        <w:rPr>
-          <w:rFonts w:hint="cs"/>
-          <w:sz w:val="28"/>
-          <w:szCs w:val="28"/>
-          <w:rtl/>
-        </w:rPr>
-        <w:t xml:space="preserve"> ،</w:t>
-      </w:r>
-      <w:proofErr w:type="gramEnd"/>
+        <w:t>الخاص به</w:t>
+      </w:r>
+      <w:r>
+        <w:rPr>
+          <w:rFonts w:hint="cs"/>
+          <w:sz w:val="28"/>
+          <w:szCs w:val="28"/>
+          <w:rtl/>
+        </w:rPr>
+        <w:t xml:space="preserve"> ، </w:t>
+      </w:r>
+      <w:r>
+        <w:rPr>
+          <w:sz w:val="28"/>
+          <w:szCs w:val="28"/>
+          <w:rtl/>
+        </w:rPr>
+        <w:t>إذا تجاوز المستخدم الحد المسموح به</w:t>
+      </w:r>
       <w:r>
         <w:rPr>
           <w:rFonts w:hint="cs"/>
@@ -3104,7 +2794,33 @@
           <w:szCs w:val="28"/>
           <w:rtl/>
         </w:rPr>
-        <w:t>إذا تجاوز المستخدم الحد المسموح به</w:t>
+        <w:t>يتم حظره مؤقتاً ومنع طلبه من الوصول للكود الأساسي أو قاعدة البيانات</w:t>
+      </w:r>
+      <w:r>
+        <w:rPr>
+          <w:sz w:val="28"/>
+          <w:szCs w:val="28"/>
+        </w:rPr>
+        <w:t>.</w:t>
+      </w:r>
+    </w:p>
+    <w:p>
+      <w:pPr>
+        <w:bidi/>
+        <w:ind w:left="1080"/>
+        <w:rPr>
+          <w:sz w:val="28"/>
+          <w:szCs w:val="28"/>
+          <w:rtl/>
+        </w:rPr>
+      </w:pPr>
+      <w:r>
+        <w:rPr>
+          <w:sz w:val="28"/>
+          <w:szCs w:val="28"/>
+          <w:rtl/>
+        </w:rPr>
+        <w:t>قمنا ببرمجة النظام ليسمح بـ</w:t>
       </w:r>
       <w:r>
         <w:rPr>
@@ -3119,35 +2835,8 @@
         <w:rPr>
           <w:sz w:val="28"/>
           <w:szCs w:val="28"/>
-          <w:rtl/>
-        </w:rPr>
-        <w:t>يتم حظره مؤقتاً ومنع طلبه من الوصول للكود الأساسي أو قاعدة البيانات</w:t>
-      </w:r>
-      <w:r>
-        <w:rPr>
-          <w:sz w:val="28"/>
-          <w:szCs w:val="28"/>
-        </w:rPr>
-        <w:t>.</w:t>
-      </w:r>
-    </w:p>
-    <w:p>
-      <w:pPr>
-        <w:bidi/>
-        <w:ind w:left="1080"/>
-        <w:rPr>
-          <w:sz w:val="28"/>
-          <w:szCs w:val="28"/>
-          <w:rtl/>
-        </w:rPr>
-      </w:pPr>
-      <w:r>
-        <w:rPr>
-          <w:sz w:val="28"/>
-          <w:szCs w:val="28"/>
-          <w:rtl/>
-        </w:rPr>
-        <w:t>قمنا ببرمجة النظام ليسمح بـ</w:t>
+        </w:rPr>
+        <w:t>5</w:t>
       </w:r>
       <w:r>
         <w:rPr>
@@ -3158,48 +2847,22 @@
         </w:rPr>
         <w:t xml:space="preserve"> </w:t>
       </w:r>
-      <w:proofErr w:type="gramStart"/>
-      <w:r>
-        <w:rPr>
-          <w:sz w:val="28"/>
-          <w:szCs w:val="28"/>
-        </w:rPr>
-        <w:t>5</w:t>
-      </w:r>
-      <w:r>
-        <w:rPr>
-          <w:rFonts w:hint="cs"/>
-          <w:sz w:val="28"/>
-          <w:szCs w:val="28"/>
-          <w:rtl/>
+      <w:r>
+        <w:rPr>
+          <w:b/>
+          <w:bCs/>
+          <w:sz w:val="28"/>
+          <w:szCs w:val="28"/>
         </w:rPr>
         <w:t xml:space="preserve"> </w:t>
       </w:r>
       <w:r>
         <w:rPr>
-          <w:b/>
-          <w:bCs/>
-          <w:sz w:val="28"/>
-          <w:szCs w:val="28"/>
-        </w:rPr>
-        <w:t xml:space="preserve"> </w:t>
-      </w:r>
-      <w:r>
-        <w:rPr>
-          <w:sz w:val="28"/>
-          <w:szCs w:val="28"/>
-          <w:rtl/>
-        </w:rPr>
-        <w:t>طلبات</w:t>
-      </w:r>
-      <w:proofErr w:type="gramEnd"/>
-      <w:r>
-        <w:rPr>
-          <w:sz w:val="28"/>
-          <w:szCs w:val="28"/>
-          <w:rtl/>
-        </w:rPr>
-        <w:t xml:space="preserve"> فقط في الدقيقة</w:t>
+          <w:sz w:val="28"/>
+          <w:szCs w:val="28"/>
+          <w:rtl/>
+        </w:rPr>
+        <w:t>طلبات فقط في الدقيقة</w:t>
       </w:r>
       <w:r>
         <w:rPr>
@@ -3332,7 +2995,6 @@
           <w:u w:val="single"/>
           <w:rtl/>
         </w:rPr>
-        <w:lastRenderedPageBreak/>
         <w:t>الاختبار</w:t>
       </w:r>
       <w:r>
@@ -3371,9 +3033,9 @@
           <w:szCs w:val="28"/>
           <w:rtl/>
         </w:rPr>
+        <w:lastRenderedPageBreak/>
         <w:t>نرفع عدد المنتجات في ال</w:t>
       </w:r>
-      <w:proofErr w:type="gramStart"/>
       <w:r>
         <w:rPr>
           <w:sz w:val="28"/>
@@ -3404,17 +3066,7 @@
           <w:szCs w:val="28"/>
           <w:rtl/>
         </w:rPr>
-        <w:t>الى</w:t>
-      </w:r>
-      <w:proofErr w:type="gramEnd"/>
-      <w:r>
-        <w:rPr>
-          <w:rFonts w:hint="cs"/>
-          <w:sz w:val="28"/>
-          <w:szCs w:val="28"/>
-          <w:rtl/>
-        </w:rPr>
-        <w:t xml:space="preserve"> 6 حتى نختبر الضغط على زر الشراء 6 مرات</w:t>
+        <w:t>الى 6 حتى نختبر الضغط على زر الشراء 6 مرات</w:t>
       </w:r>
     </w:p>
     <w:p>
@@ -3515,47 +3167,7 @@
           <w:szCs w:val="28"/>
           <w:rtl/>
         </w:rPr>
-        <w:t xml:space="preserve">نضغط على زر الشراء 6 مرات فنجد ان </w:t>
-      </w:r>
-      <w:proofErr w:type="spellStart"/>
-      <w:r>
-        <w:rPr>
-          <w:rFonts w:hint="cs"/>
-          <w:sz w:val="28"/>
-          <w:szCs w:val="28"/>
-          <w:rtl/>
-        </w:rPr>
-        <w:t>النطام</w:t>
-      </w:r>
-      <w:proofErr w:type="spellEnd"/>
-      <w:r>
-        <w:rPr>
-          <w:rFonts w:hint="cs"/>
-          <w:sz w:val="28"/>
-          <w:szCs w:val="28"/>
-          <w:rtl/>
-        </w:rPr>
-        <w:t xml:space="preserve"> استجاب للضغطات </w:t>
-      </w:r>
-      <w:proofErr w:type="gramStart"/>
-      <w:r>
-        <w:rPr>
-          <w:rFonts w:hint="cs"/>
-          <w:sz w:val="28"/>
-          <w:szCs w:val="28"/>
-          <w:rtl/>
-        </w:rPr>
-        <w:t>ال5</w:t>
-      </w:r>
-      <w:proofErr w:type="gramEnd"/>
-      <w:r>
-        <w:rPr>
-          <w:rFonts w:hint="cs"/>
-          <w:sz w:val="28"/>
-          <w:szCs w:val="28"/>
-          <w:rtl/>
-        </w:rPr>
-        <w:t xml:space="preserve"> الأولى ولكن عند الضغطة السادسة تظهر شاشة الخطأ بأن هناك الكثير من الطلبات حدثت خلال هذه الدقيقة </w:t>
+        <w:t xml:space="preserve">نضغط على زر الشراء 6 مرات فنجد ان النطام استجاب للضغطات ال5 الأولى ولكن عند الضغطة السادسة تظهر شاشة الخطأ بأن هناك الكثير من الطلبات حدثت خلال هذه الدقيقة </w:t>
       </w:r>
     </w:p>
     <w:p>
@@ -3671,7 +3283,6 @@
         </w:rPr>
         <w:t>نجد أن العدد في ال</w:t>
       </w:r>
-      <w:proofErr w:type="gramStart"/>
       <w:r>
         <w:rPr>
           <w:sz w:val="28"/>
@@ -3686,17 +3297,7 @@
           <w:szCs w:val="28"/>
           <w:rtl/>
         </w:rPr>
-        <w:t xml:space="preserve"> اصبح</w:t>
-      </w:r>
-      <w:proofErr w:type="gramEnd"/>
-      <w:r>
-        <w:rPr>
-          <w:rFonts w:hint="cs"/>
-          <w:sz w:val="28"/>
-          <w:szCs w:val="28"/>
-          <w:rtl/>
-        </w:rPr>
-        <w:t xml:space="preserve"> 1 بدل ان يصبح 0 على الرغم من الضغط 6 مرات</w:t>
+        <w:t xml:space="preserve"> اصبح 1 بدل ان يصبح 0 على الرغم من الضغط 6 مرات</w:t>
       </w:r>
     </w:p>
     <w:p>
@@ -3865,12 +3466,59 @@
       <w:pPr>
         <w:bidi/>
         <w:rPr>
-          <w:rFonts w:hint="cs"/>
-          <w:sz w:val="28"/>
-          <w:szCs w:val="28"/>
-          <w:rtl/>
-        </w:rPr>
-      </w:pPr>
+          <w:sz w:val="28"/>
+          <w:szCs w:val="28"/>
+          <w:rtl/>
+        </w:rPr>
+      </w:pPr>
+      <w:r>
+        <w:rPr>
+          <w:rFonts w:hint="cs"/>
+          <w:sz w:val="28"/>
+          <w:szCs w:val="28"/>
+          <w:rtl/>
+        </w:rPr>
+        <w:t xml:space="preserve">او يمكن الاختبار عن طريق تشغيل ملف السكريبت </w:t>
+      </w:r>
+      <w:r>
+        <w:rPr>
+          <w:sz w:val="28"/>
+          <w:szCs w:val="28"/>
+        </w:rPr>
+        <w:t>test-rate-limiter</w:t>
+      </w:r>
+      <w:r>
+        <w:rPr>
+          <w:sz w:val="28"/>
+          <w:szCs w:val="28"/>
+        </w:rPr>
+        <w:t>.ps1</w:t>
+      </w:r>
+      <w:r>
+        <w:rPr>
+          <w:sz w:val="28"/>
+          <w:szCs w:val="28"/>
+          <w:rtl/>
+        </w:rPr>
+        <w:br/>
+      </w:r>
+      <w:r>
+        <w:rPr>
+          <w:rFonts w:hint="cs"/>
+          <w:sz w:val="28"/>
+          <w:szCs w:val="28"/>
+          <w:rtl/>
+        </w:rPr>
+        <w:t>حيث نقوم برفع الحد الى24 طلب بدلا من 6, ويقوم السكريبت بضرب 26 طلب شراء</w:t>
+      </w:r>
+      <w:r>
+        <w:rPr>
+          <w:sz w:val="28"/>
+          <w:szCs w:val="28"/>
+          <w:rtl/>
+        </w:rPr>
+        <w:br/>
+      </w:r>
       <w:r>
         <w:rPr>
           <w:rFonts w:hint="cs"/>
@@ -3879,21 +3527,7 @@
           <w:rtl/>
         </w:rPr>
         <w:lastRenderedPageBreak/>
-        <w:t xml:space="preserve">او يمكن الاختبار عن طريق تشغيل ملف السكريبت </w:t>
-      </w:r>
-      <w:r>
-        <w:rPr>
-          <w:sz w:val="28"/>
-          <w:szCs w:val="28"/>
-        </w:rPr>
-        <w:t>test-rate-limiter</w:t>
-      </w:r>
-      <w:r>
-        <w:rPr>
-          <w:sz w:val="28"/>
-          <w:szCs w:val="28"/>
-        </w:rPr>
-        <w:t>.ps1</w:t>
+        <w:t xml:space="preserve">فنجد ان الطلبات ال24 الأولى تمت بنجاح بينما فشل طلبان </w:t>
       </w:r>
       <w:r>
         <w:rPr>
@@ -3905,61 +3539,8 @@
       </w:r>
       <w:r>
         <w:rPr>
-          <w:rFonts w:hint="cs"/>
-          <w:sz w:val="28"/>
-          <w:szCs w:val="28"/>
-          <w:rtl/>
-        </w:rPr>
-        <w:t>حيث نقوم برفع الحد الى24 طلب بدلا من 6, ويقوم السكريبت بضرب 26 طلب شراء</w:t>
-      </w:r>
-      <w:r>
-        <w:rPr>
-          <w:sz w:val="28"/>
-          <w:szCs w:val="28"/>
-          <w:rtl/>
-        </w:rPr>
-        <w:br/>
-      </w:r>
-      <w:r>
-        <w:rPr>
-          <w:rFonts w:hint="cs"/>
-          <w:sz w:val="28"/>
-          <w:szCs w:val="28"/>
-          <w:rtl/>
-        </w:rPr>
-        <w:t xml:space="preserve">فنجد ان الطلبات </w:t>
-      </w:r>
-      <w:proofErr w:type="gramStart"/>
-      <w:r>
-        <w:rPr>
-          <w:rFonts w:hint="cs"/>
-          <w:sz w:val="28"/>
-          <w:szCs w:val="28"/>
-          <w:rtl/>
-        </w:rPr>
-        <w:t>ال24</w:t>
-      </w:r>
-      <w:proofErr w:type="gramEnd"/>
-      <w:r>
-        <w:rPr>
-          <w:rFonts w:hint="cs"/>
-          <w:sz w:val="28"/>
-          <w:szCs w:val="28"/>
-          <w:rtl/>
-        </w:rPr>
-        <w:t xml:space="preserve"> الأولى تمت بنجاح بينما فشل طلبان </w:t>
-      </w:r>
-      <w:r>
-        <w:rPr>
-          <w:sz w:val="28"/>
-          <w:szCs w:val="28"/>
-          <w:rtl/>
-        </w:rPr>
-        <w:br/>
-      </w:r>
-      <w:r>
-        <w:rPr>
           <w:rFonts w:cs="Arial"/>
+          <w:noProof/>
           <w:sz w:val="28"/>
           <w:szCs w:val="28"/>
           <w:rtl/>
@@ -4143,18 +3724,7 @@
           <w:szCs w:val="28"/>
           <w:rtl/>
         </w:rPr>
-        <w:t xml:space="preserve">الأداء والمعالجة </w:t>
-      </w:r>
-      <w:proofErr w:type="gramStart"/>
-      <w:r>
-        <w:rPr>
-          <w:b/>
-          <w:bCs/>
-          <w:sz w:val="28"/>
-          <w:szCs w:val="28"/>
-          <w:rtl/>
-        </w:rPr>
-        <w:t>المؤجلة</w:t>
+        <w:t>الأداء والمعالجة المؤجلة</w:t>
       </w:r>
       <w:r>
         <w:rPr>
@@ -4183,17 +3753,7 @@
           <w:sz w:val="28"/>
           <w:szCs w:val="28"/>
         </w:rPr>
-        <w:t>(</w:t>
-      </w:r>
-      <w:proofErr w:type="gramEnd"/>
-      <w:r>
-        <w:rPr>
-          <w:b/>
-          <w:bCs/>
-          <w:sz w:val="28"/>
-          <w:szCs w:val="28"/>
-        </w:rPr>
-        <w:t>Performance - Asynchronous Queues)</w:t>
+        <w:t>(Performance - Asynchronous Queues)</w:t>
       </w:r>
       <w:r>
         <w:rPr>
@@ -4251,25 +3811,7 @@
           <w:szCs w:val="28"/>
           <w:rtl/>
         </w:rPr>
-        <w:t xml:space="preserve"> إذا نفذنا هذه المهام مباشرة أثناء طلب الشراء سيضطر المستخدم للانتظار </w:t>
-      </w:r>
-      <w:proofErr w:type="spellStart"/>
-      <w:r>
-        <w:rPr>
-          <w:sz w:val="28"/>
-          <w:szCs w:val="28"/>
-          <w:rtl/>
-        </w:rPr>
-        <w:t>لثوانٍ</w:t>
-      </w:r>
-      <w:proofErr w:type="spellEnd"/>
-      <w:r>
-        <w:rPr>
-          <w:sz w:val="28"/>
-          <w:szCs w:val="28"/>
-          <w:rtl/>
-        </w:rPr>
-        <w:t xml:space="preserve"> طويلة أمام شاشة بيضاء قبل أن يعرف هل نجحت العملية أم لا مما يؤدي لتجربة مستخدم سيئة</w:t>
+        <w:t xml:space="preserve"> إذا نفذنا هذه المهام مباشرة أثناء طلب الشراء سيضطر المستخدم للانتظار لثوانٍ طويلة أمام شاشة بيضاء قبل أن يعرف هل نجحت العملية أم لا مما يؤدي لتجربة مستخدم سيئة</w:t>
       </w:r>
       <w:r>
         <w:rPr>
@@ -4284,11 +3826,124 @@
         <w:bidi/>
         <w:ind w:left="1080"/>
         <w:rPr>
-          <w:rFonts w:hint="cs"/>
-          <w:sz w:val="28"/>
-          <w:szCs w:val="28"/>
-        </w:rPr>
-      </w:pPr>
+          <w:sz w:val="28"/>
+          <w:szCs w:val="28"/>
+        </w:rPr>
+      </w:pPr>
+      <w:r>
+        <w:rPr>
+          <w:rFonts w:hint="cs"/>
+          <w:sz w:val="28"/>
+          <w:szCs w:val="28"/>
+          <w:rtl/>
+        </w:rPr>
+        <w:t>لحل هذه المشكلة استخدمنا نظام الطوابير "</w:t>
+      </w:r>
+      <w:r>
+        <w:rPr>
+          <w:sz w:val="28"/>
+          <w:szCs w:val="28"/>
+        </w:rPr>
+        <w:t>Queues</w:t>
+      </w:r>
+      <w:r>
+        <w:rPr>
+          <w:rFonts w:hint="cs"/>
+          <w:sz w:val="28"/>
+          <w:szCs w:val="28"/>
+          <w:rtl/>
+        </w:rPr>
+        <w:t xml:space="preserve">" ف </w:t>
+      </w:r>
+      <w:r>
+        <w:rPr>
+          <w:sz w:val="28"/>
+          <w:szCs w:val="28"/>
+          <w:rtl/>
+        </w:rPr>
+        <w:t xml:space="preserve">بدلاً من تنفيذ المهمة الثقيلة فوراً يقوم النظام بإنشاء تذكرة للمهمة ويضعها في جدول </w:t>
+      </w:r>
+      <w:r>
+        <w:rPr>
+          <w:sz w:val="28"/>
+          <w:szCs w:val="28"/>
+        </w:rPr>
+        <w:t xml:space="preserve">jobs </w:t>
+      </w:r>
+      <w:r>
+        <w:rPr>
+          <w:rFonts w:hint="cs"/>
+          <w:sz w:val="28"/>
+          <w:szCs w:val="28"/>
+          <w:rtl/>
+        </w:rPr>
+        <w:t xml:space="preserve"> </w:t>
+      </w:r>
+      <w:r>
+        <w:rPr>
+          <w:sz w:val="28"/>
+          <w:szCs w:val="28"/>
+          <w:rtl/>
+        </w:rPr>
+        <w:t>في قاعدة البيانات</w:t>
+      </w:r>
+      <w:r>
+        <w:rPr>
+          <w:rFonts w:hint="cs"/>
+          <w:sz w:val="28"/>
+          <w:szCs w:val="28"/>
+          <w:rtl/>
+        </w:rPr>
+        <w:t xml:space="preserve"> ثم </w:t>
+      </w:r>
+      <w:r>
+        <w:rPr>
+          <w:sz w:val="28"/>
+          <w:szCs w:val="28"/>
+          <w:rtl/>
+        </w:rPr>
+        <w:t>يُرسل النظام رداً فورياً للمستخدم بكلمة "تم النجاح</w:t>
+      </w:r>
+      <w:r>
+        <w:rPr>
+          <w:sz w:val="28"/>
+          <w:szCs w:val="28"/>
+        </w:rPr>
+        <w:t>".</w:t>
+      </w:r>
+      <w:r>
+        <w:rPr>
+          <w:rFonts w:hint="cs"/>
+          <w:sz w:val="28"/>
+          <w:szCs w:val="28"/>
+          <w:rtl/>
+        </w:rPr>
+        <w:t xml:space="preserve"> </w:t>
+      </w:r>
+      <w:r>
+        <w:rPr>
+          <w:rFonts w:hint="cs"/>
+          <w:sz w:val="28"/>
+          <w:szCs w:val="28"/>
+          <w:rtl/>
+        </w:rPr>
+        <w:t xml:space="preserve">عن طريق تابع </w:t>
+      </w:r>
+      <w:r>
+        <w:rPr>
+          <w:sz w:val="28"/>
+          <w:szCs w:val="28"/>
+        </w:rPr>
+        <w:t>Dispatch</w:t>
+      </w:r>
+      <w:r>
+        <w:rPr>
+          <w:sz w:val="28"/>
+          <w:szCs w:val="28"/>
+          <w:rtl/>
+        </w:rPr>
+        <w:br/>
+      </w:r>
       <w:r>
         <w:rPr>
           <w:rFonts w:hint="cs"/>
@@ -4297,130 +3952,6 @@
           <w:rtl/>
         </w:rPr>
         <w:lastRenderedPageBreak/>
-        <w:t>لحل هذه المشكلة استخدمنا نظام الطوابير "</w:t>
-      </w:r>
-      <w:r>
-        <w:rPr>
-          <w:sz w:val="28"/>
-          <w:szCs w:val="28"/>
-        </w:rPr>
-        <w:t>Queues</w:t>
-      </w:r>
-      <w:r>
-        <w:rPr>
-          <w:rFonts w:hint="cs"/>
-          <w:sz w:val="28"/>
-          <w:szCs w:val="28"/>
-          <w:rtl/>
-        </w:rPr>
-        <w:t xml:space="preserve">" ف </w:t>
-      </w:r>
-      <w:r>
-        <w:rPr>
-          <w:sz w:val="28"/>
-          <w:szCs w:val="28"/>
-          <w:rtl/>
-        </w:rPr>
-        <w:t xml:space="preserve">بدلاً من تنفيذ المهمة الثقيلة فوراً يقوم النظام بإنشاء تذكرة للمهمة ويضعها في جدول </w:t>
-      </w:r>
-      <w:proofErr w:type="gramStart"/>
-      <w:r>
-        <w:rPr>
-          <w:sz w:val="28"/>
-          <w:szCs w:val="28"/>
-        </w:rPr>
-        <w:t xml:space="preserve">jobs </w:t>
-      </w:r>
-      <w:r>
-        <w:rPr>
-          <w:rFonts w:hint="cs"/>
-          <w:sz w:val="28"/>
-          <w:szCs w:val="28"/>
-          <w:rtl/>
-        </w:rPr>
-        <w:t xml:space="preserve"> </w:t>
-      </w:r>
-      <w:r>
-        <w:rPr>
-          <w:sz w:val="28"/>
-          <w:szCs w:val="28"/>
-          <w:rtl/>
-        </w:rPr>
-        <w:t>في</w:t>
-      </w:r>
-      <w:proofErr w:type="gramEnd"/>
-      <w:r>
-        <w:rPr>
-          <w:sz w:val="28"/>
-          <w:szCs w:val="28"/>
-          <w:rtl/>
-        </w:rPr>
-        <w:t xml:space="preserve"> قاعدة البيانات</w:t>
-      </w:r>
-      <w:r>
-        <w:rPr>
-          <w:rFonts w:hint="cs"/>
-          <w:sz w:val="28"/>
-          <w:szCs w:val="28"/>
-          <w:rtl/>
-        </w:rPr>
-        <w:t xml:space="preserve"> ثم </w:t>
-      </w:r>
-      <w:r>
-        <w:rPr>
-          <w:sz w:val="28"/>
-          <w:szCs w:val="28"/>
-          <w:rtl/>
-        </w:rPr>
-        <w:t>يُرسل النظام رداً فورياً للمستخدم بكلمة "تم النجاح</w:t>
-      </w:r>
-      <w:r>
-        <w:rPr>
-          <w:sz w:val="28"/>
-          <w:szCs w:val="28"/>
-        </w:rPr>
-        <w:t>".</w:t>
-      </w:r>
-      <w:r>
-        <w:rPr>
-          <w:rFonts w:hint="cs"/>
-          <w:sz w:val="28"/>
-          <w:szCs w:val="28"/>
-          <w:rtl/>
-        </w:rPr>
-        <w:t xml:space="preserve"> </w:t>
-      </w:r>
-      <w:r>
-        <w:rPr>
-          <w:rFonts w:hint="cs"/>
-          <w:sz w:val="28"/>
-          <w:szCs w:val="28"/>
-          <w:rtl/>
-        </w:rPr>
-        <w:t xml:space="preserve">عن طريق تابع </w:t>
-      </w:r>
-      <w:r>
-        <w:rPr>
-          <w:sz w:val="28"/>
-          <w:szCs w:val="28"/>
-        </w:rPr>
-        <w:t>Dispatch</w:t>
-      </w:r>
-      <w:r>
-        <w:rPr>
-          <w:sz w:val="28"/>
-          <w:szCs w:val="28"/>
-          <w:rtl/>
-        </w:rPr>
-        <w:br/>
-      </w:r>
-      <w:r>
-        <w:rPr>
-          <w:rFonts w:hint="cs"/>
-          <w:sz w:val="28"/>
-          <w:szCs w:val="28"/>
-          <w:rtl/>
-        </w:rPr>
         <w:t xml:space="preserve">على الرغم من وجود </w:t>
       </w:r>
       <w:r>
@@ -4439,21 +3970,12 @@
         </w:rPr>
         <w:t xml:space="preserve"> لمدة 5 ثوان داخل كلاس </w:t>
       </w:r>
-      <w:proofErr w:type="spellStart"/>
-      <w:r>
-        <w:rPr>
-          <w:sz w:val="28"/>
-          <w:szCs w:val="28"/>
-        </w:rPr>
-        <w:t>PeocessOrderConfirmation</w:t>
-      </w:r>
-      <w:proofErr w:type="spellEnd"/>
-      <w:r>
-        <w:rPr>
-          <w:sz w:val="28"/>
-          <w:szCs w:val="28"/>
-        </w:rPr>
-        <w:t xml:space="preserve"> </w:t>
+      <w:r>
+        <w:rPr>
+          <w:sz w:val="28"/>
+          <w:szCs w:val="28"/>
+        </w:rPr>
+        <w:t xml:space="preserve">PeocessOrderConfirmation </w:t>
       </w:r>
     </w:p>
     <w:p>
@@ -4468,6 +3990,7 @@
       <w:r>
         <w:rPr>
           <w:rFonts w:cs="Arial"/>
+          <w:noProof/>
           <w:sz w:val="28"/>
           <w:szCs w:val="28"/>
           <w:rtl/>
@@ -4514,7 +4037,6 @@
         <w:bidi/>
         <w:ind w:left="1080"/>
         <w:rPr>
-          <w:rFonts w:hint="cs"/>
           <w:sz w:val="28"/>
           <w:szCs w:val="28"/>
           <w:rtl/>
@@ -4668,33 +4190,13 @@
         </w:rPr>
         <w:t xml:space="preserve">نقوم بإيقاف المحرك عبر تعليمة </w:t>
       </w:r>
-      <w:proofErr w:type="spellStart"/>
-      <w:r>
-        <w:rPr>
-          <w:sz w:val="28"/>
-          <w:szCs w:val="28"/>
-        </w:rPr>
-        <w:t>php</w:t>
-      </w:r>
-      <w:proofErr w:type="spellEnd"/>
-      <w:r>
-        <w:rPr>
-          <w:sz w:val="28"/>
-          <w:szCs w:val="28"/>
-        </w:rPr>
-        <w:t xml:space="preserve"> artisan </w:t>
-      </w:r>
-      <w:proofErr w:type="spellStart"/>
-      <w:proofErr w:type="gramStart"/>
-      <w:r>
-        <w:rPr>
-          <w:sz w:val="28"/>
-          <w:szCs w:val="28"/>
-        </w:rPr>
-        <w:t>queue:clear</w:t>
-      </w:r>
-      <w:proofErr w:type="spellEnd"/>
-      <w:proofErr w:type="gramEnd"/>
+      <w:r>
+        <w:rPr>
+          <w:sz w:val="28"/>
+          <w:szCs w:val="28"/>
+        </w:rPr>
+        <w:t>php artisan queue:clear</w:t>
+      </w:r>
     </w:p>
     <w:p>
       <w:pPr>
@@ -5066,7 +4568,6 @@
           <w:szCs w:val="28"/>
           <w:rtl/>
         </w:rPr>
-        <w:lastRenderedPageBreak/>
         <w:t>نقوم ب</w:t>
       </w:r>
       <w:r>
@@ -5077,33 +4578,13 @@
         </w:rPr>
         <w:t xml:space="preserve">تفعيل محرك الطوابير عبر الأمر </w:t>
       </w:r>
-      <w:proofErr w:type="spellStart"/>
-      <w:r>
-        <w:rPr>
-          <w:sz w:val="28"/>
-          <w:szCs w:val="28"/>
-        </w:rPr>
-        <w:t>php</w:t>
-      </w:r>
-      <w:proofErr w:type="spellEnd"/>
-      <w:r>
-        <w:rPr>
-          <w:sz w:val="28"/>
-          <w:szCs w:val="28"/>
-        </w:rPr>
-        <w:t xml:space="preserve"> artisan </w:t>
-      </w:r>
-      <w:proofErr w:type="spellStart"/>
-      <w:proofErr w:type="gramStart"/>
-      <w:r>
-        <w:rPr>
-          <w:sz w:val="28"/>
-          <w:szCs w:val="28"/>
-        </w:rPr>
-        <w:t>queue:work</w:t>
-      </w:r>
-      <w:proofErr w:type="spellEnd"/>
-      <w:proofErr w:type="gramEnd"/>
+      <w:r>
+        <w:rPr>
+          <w:sz w:val="28"/>
+          <w:szCs w:val="28"/>
+        </w:rPr>
+        <w:t>php artisan queue:work</w:t>
+      </w:r>
       <w:r>
         <w:rPr>
           <w:rFonts w:hint="cs"/>
@@ -5311,6 +4792,7 @@
       <w:r>
         <w:rPr>
           <w:rFonts w:cs="Arial"/>
+          <w:noProof/>
           <w:sz w:val="28"/>
           <w:szCs w:val="28"/>
           <w:rtl/>
@@ -5368,30 +4850,19 @@
         <w:pStyle w:val="ListParagraph"/>
         <w:bidi/>
         <w:rPr>
-          <w:rFonts w:hint="cs"/>
-          <w:sz w:val="28"/>
-          <w:szCs w:val="28"/>
-          <w:rtl/>
-        </w:rPr>
-      </w:pPr>
-      <w:r>
-        <w:rPr>
-          <w:rFonts w:hint="cs"/>
-          <w:sz w:val="28"/>
-          <w:szCs w:val="28"/>
-          <w:rtl/>
-        </w:rPr>
-        <w:t xml:space="preserve">ولكن نجد ان الوقت الكلي هو اقل من ثانيتين بسبب وجود تابع </w:t>
-      </w:r>
-      <w:proofErr w:type="gramStart"/>
-      <w:r>
-        <w:rPr>
-          <w:rFonts w:hint="cs"/>
-          <w:sz w:val="28"/>
-          <w:szCs w:val="28"/>
-          <w:rtl/>
-        </w:rPr>
-        <w:t>ال</w:t>
+          <w:sz w:val="28"/>
+          <w:szCs w:val="28"/>
+          <w:rtl/>
+        </w:rPr>
+      </w:pPr>
+      <w:r>
+        <w:rPr>
+          <w:rFonts w:hint="cs"/>
+          <w:sz w:val="28"/>
+          <w:szCs w:val="28"/>
+          <w:rtl/>
+        </w:rPr>
+        <w:t>ولكن نجد ان الوقت الكلي هو اقل من ثانيتين بسبب وجود تابع ال</w:t>
       </w:r>
       <w:r>
         <w:rPr>
@@ -5400,7 +4871,6 @@
         </w:rPr>
         <w:t>Dispatch</w:t>
       </w:r>
-      <w:proofErr w:type="gramEnd"/>
       <w:r>
         <w:rPr>
           <w:rFonts w:hint="cs"/>
@@ -5425,29 +4895,8 @@
           <w:szCs w:val="28"/>
           <w:rtl/>
         </w:rPr>
-        <w:t xml:space="preserve">ونلاحظ ظهور 10 </w:t>
-      </w:r>
-      <w:proofErr w:type="gramStart"/>
-      <w:r>
-        <w:rPr>
-          <w:rFonts w:hint="cs"/>
-          <w:sz w:val="28"/>
-          <w:szCs w:val="28"/>
-          <w:rtl/>
-        </w:rPr>
-        <w:t>اسطر</w:t>
-      </w:r>
-      <w:proofErr w:type="gramEnd"/>
-      <w:r>
-        <w:rPr>
-          <w:rFonts w:hint="cs"/>
-          <w:sz w:val="28"/>
-          <w:szCs w:val="28"/>
-          <w:rtl/>
-        </w:rPr>
-        <w:t xml:space="preserve"> في جدول </w:t>
-      </w:r>
-      <w:proofErr w:type="gramStart"/>
+        <w:t xml:space="preserve">ونلاحظ ظهور 10 اسطر في جدول </w:t>
+      </w:r>
       <w:r>
         <w:rPr>
           <w:sz w:val="28"/>
@@ -5462,65 +4911,15 @@
           <w:szCs w:val="28"/>
           <w:rtl/>
         </w:rPr>
-        <w:t xml:space="preserve"> في</w:t>
-      </w:r>
-      <w:proofErr w:type="gramEnd"/>
-      <w:r>
-        <w:rPr>
-          <w:rFonts w:hint="cs"/>
-          <w:sz w:val="28"/>
-          <w:szCs w:val="28"/>
-          <w:rtl/>
-        </w:rPr>
-        <w:t xml:space="preserve"> </w:t>
-      </w:r>
-      <w:proofErr w:type="spellStart"/>
-      <w:r>
-        <w:rPr>
-          <w:rFonts w:hint="cs"/>
-          <w:sz w:val="28"/>
-          <w:szCs w:val="28"/>
-          <w:rtl/>
-        </w:rPr>
-        <w:t>الداتابيس</w:t>
-      </w:r>
-      <w:proofErr w:type="spellEnd"/>
-      <w:r>
-        <w:rPr>
-          <w:rFonts w:hint="cs"/>
-          <w:sz w:val="28"/>
-          <w:szCs w:val="28"/>
-          <w:rtl/>
-        </w:rPr>
-        <w:t xml:space="preserve"> تنتظر تشغيل </w:t>
-      </w:r>
-      <w:proofErr w:type="spellStart"/>
-      <w:r>
-        <w:rPr>
-          <w:sz w:val="28"/>
-          <w:szCs w:val="28"/>
-        </w:rPr>
-        <w:t>php</w:t>
-      </w:r>
-      <w:proofErr w:type="spellEnd"/>
-      <w:r>
-        <w:rPr>
-          <w:sz w:val="28"/>
-          <w:szCs w:val="28"/>
-        </w:rPr>
-        <w:t xml:space="preserve"> artisan </w:t>
-      </w:r>
-      <w:proofErr w:type="spellStart"/>
-      <w:proofErr w:type="gramStart"/>
-      <w:r>
-        <w:rPr>
-          <w:sz w:val="28"/>
-          <w:szCs w:val="28"/>
-        </w:rPr>
-        <w:t>queue:work</w:t>
-      </w:r>
-      <w:proofErr w:type="spellEnd"/>
-      <w:proofErr w:type="gramEnd"/>
+        <w:t xml:space="preserve"> في الداتابيس تنتظر تشغيل </w:t>
+      </w:r>
+      <w:r>
+        <w:rPr>
+          <w:sz w:val="28"/>
+          <w:szCs w:val="28"/>
+        </w:rPr>
+        <w:t>php artisan queue:work</w:t>
+      </w:r>
       <w:r>
         <w:rPr>
           <w:rFonts w:hint="cs"/>
@@ -5652,7 +5051,6 @@
         </w:rPr>
         <w:t xml:space="preserve">تقنية </w:t>
       </w:r>
-      <w:proofErr w:type="gramStart"/>
       <w:r>
         <w:rPr>
           <w:b/>
@@ -5686,7 +5084,6 @@
         </w:rPr>
         <w:t>في</w:t>
       </w:r>
-      <w:proofErr w:type="gramEnd"/>
       <w:r>
         <w:rPr>
           <w:sz w:val="28"/>
@@ -5819,7 +5216,6 @@
         </w:rPr>
         <w:t xml:space="preserve">يسمى </w:t>
       </w:r>
-      <w:proofErr w:type="gramStart"/>
       <w:r>
         <w:rPr>
           <w:sz w:val="28"/>
@@ -5850,32 +5246,14 @@
           <w:szCs w:val="28"/>
           <w:rtl/>
         </w:rPr>
-        <w:t>يقوم</w:t>
-      </w:r>
-      <w:proofErr w:type="gramEnd"/>
-      <w:r>
-        <w:rPr>
-          <w:sz w:val="28"/>
-          <w:szCs w:val="28"/>
-          <w:rtl/>
-        </w:rPr>
-        <w:t xml:space="preserve"> بتقسيم البيانات إلى مجموعات صغيرة، واستخدام دالة </w:t>
-      </w:r>
-      <w:proofErr w:type="gramStart"/>
-      <w:r>
-        <w:rPr>
-          <w:sz w:val="28"/>
-          <w:szCs w:val="28"/>
-        </w:rPr>
-        <w:t>Bus::</w:t>
-      </w:r>
-      <w:proofErr w:type="gramEnd"/>
-      <w:r>
-        <w:rPr>
-          <w:sz w:val="28"/>
-          <w:szCs w:val="28"/>
-        </w:rPr>
-        <w:t xml:space="preserve">batch </w:t>
+        <w:t xml:space="preserve">يقوم بتقسيم البيانات إلى مجموعات صغيرة، واستخدام دالة </w:t>
+      </w:r>
+      <w:r>
+        <w:rPr>
+          <w:sz w:val="28"/>
+          <w:szCs w:val="28"/>
+        </w:rPr>
+        <w:t xml:space="preserve">Bus::batch </w:t>
       </w:r>
       <w:r>
         <w:rPr>
@@ -5922,6 +5300,7 @@
           <w:szCs w:val="28"/>
           <w:rtl/>
         </w:rPr>
+        <w:lastRenderedPageBreak/>
         <w:drawing>
           <wp:inline distT="0" distB="0" distL="0" distR="0" wp14:anchorId="37F0F657" wp14:editId="68AFCD26">
             <wp:extent cx="5638800" cy="1823085"/>
@@ -6025,25 +5404,14 @@
         </w:rPr>
         <w:t xml:space="preserve">عند تشغيل الرابط المخصص للاختبار، يقوم النظام بإطلاق مجموعة من المهام في الخلفية. يمكن ملاحظة النتائج في جدول </w:t>
       </w:r>
-      <w:proofErr w:type="spellStart"/>
       <w:r>
         <w:rPr>
           <w:sz w:val="28"/>
           <w:szCs w:val="28"/>
           <w:highlight w:val="lightGray"/>
         </w:rPr>
-        <w:t>job_</w:t>
-      </w:r>
-      <w:proofErr w:type="gramStart"/>
-      <w:r>
-        <w:rPr>
-          <w:sz w:val="28"/>
-          <w:szCs w:val="28"/>
-          <w:highlight w:val="lightGray"/>
-        </w:rPr>
-        <w:t>batches</w:t>
-      </w:r>
-      <w:proofErr w:type="spellEnd"/>
+        <w:t>job_batches</w:t>
+      </w:r>
       <w:r>
         <w:rPr>
           <w:sz w:val="28"/>
@@ -6066,16 +5434,7 @@
           <w:szCs w:val="28"/>
           <w:rtl/>
         </w:rPr>
-        <w:t>في</w:t>
-      </w:r>
-      <w:proofErr w:type="gramEnd"/>
-      <w:r>
-        <w:rPr>
-          <w:sz w:val="28"/>
-          <w:szCs w:val="28"/>
-          <w:rtl/>
-        </w:rPr>
-        <w:t xml:space="preserve"> قاعدة البيانات الذي يوضح حالة كل دفعة ونسبة الإنجاز، بالإضافة إلى ملف السجلات</w:t>
+        <w:t>في قاعدة البيانات الذي يوضح حالة كل دفعة ونسبة الإنجاز، بالإضافة إلى ملف السجلات</w:t>
       </w:r>
       <w:r>
         <w:rPr>
@@ -6386,32 +5745,110 @@
           <w:sz w:val="28"/>
           <w:szCs w:val="28"/>
         </w:rPr>
-        <w:t xml:space="preserve">Server </w:t>
-      </w:r>
-      <w:proofErr w:type="gramStart"/>
-      <w:r>
-        <w:rPr>
-          <w:sz w:val="28"/>
-          <w:szCs w:val="28"/>
-        </w:rPr>
-        <w:t xml:space="preserve">A </w:t>
-      </w:r>
-      <w:r>
-        <w:rPr>
-          <w:rFonts w:hint="cs"/>
-          <w:sz w:val="28"/>
-          <w:szCs w:val="28"/>
-          <w:rtl/>
-        </w:rPr>
-        <w:t xml:space="preserve"> و</w:t>
-      </w:r>
-      <w:proofErr w:type="gramEnd"/>
-      <w:r>
-        <w:rPr>
-          <w:rFonts w:hint="cs"/>
-          <w:sz w:val="28"/>
-          <w:szCs w:val="28"/>
-          <w:rtl/>
+        <w:t xml:space="preserve">Server A </w:t>
+      </w:r>
+      <w:r>
+        <w:rPr>
+          <w:rFonts w:hint="cs"/>
+          <w:sz w:val="28"/>
+          <w:szCs w:val="28"/>
+          <w:rtl/>
+        </w:rPr>
+        <w:t xml:space="preserve"> و </w:t>
+      </w:r>
+      <w:r>
+        <w:rPr>
+          <w:sz w:val="28"/>
+          <w:szCs w:val="28"/>
+        </w:rPr>
+        <w:t>Server B</w:t>
+      </w:r>
+      <w:r>
+        <w:rPr>
+          <w:rFonts w:hint="cs"/>
+          <w:sz w:val="28"/>
+          <w:szCs w:val="28"/>
+          <w:rtl/>
+        </w:rPr>
+        <w:t xml:space="preserve">) </w:t>
+      </w:r>
+      <w:r>
+        <w:rPr>
+          <w:sz w:val="28"/>
+          <w:szCs w:val="28"/>
+          <w:rtl/>
+        </w:rPr>
+        <w:t>وتوزيع الطلبات بينهما لضمان عدم انهيار خادم واحد تحت الضغط</w:t>
+      </w:r>
+      <w:r>
+        <w:rPr>
+          <w:sz w:val="28"/>
+          <w:szCs w:val="28"/>
+        </w:rPr>
+        <w:t>.</w:t>
+      </w:r>
+    </w:p>
+    <w:p>
+      <w:pPr>
+        <w:pStyle w:val="ListParagraph"/>
+        <w:bidi/>
+        <w:rPr>
+          <w:sz w:val="28"/>
+          <w:szCs w:val="28"/>
+          <w:rtl/>
+        </w:rPr>
+      </w:pPr>
+      <w:r>
+        <w:rPr>
+          <w:b/>
+          <w:bCs/>
+          <w:sz w:val="28"/>
+          <w:szCs w:val="28"/>
+          <w:rtl/>
+        </w:rPr>
+        <w:t>التنفيذ البرمجي</w:t>
+      </w:r>
+      <w:r>
+        <w:rPr>
+          <w:b/>
+          <w:bCs/>
+          <w:sz w:val="28"/>
+          <w:szCs w:val="28"/>
+        </w:rPr>
+        <w:t>:</w:t>
+      </w:r>
+    </w:p>
+    <w:p>
+      <w:pPr>
+        <w:pStyle w:val="ListParagraph"/>
+        <w:bidi/>
+        <w:rPr>
+          <w:sz w:val="28"/>
+          <w:szCs w:val="28"/>
+          <w:rtl/>
+        </w:rPr>
+      </w:pPr>
+      <w:r>
+        <w:rPr>
+          <w:sz w:val="28"/>
+          <w:szCs w:val="28"/>
+          <w:rtl/>
+        </w:rPr>
+        <w:t xml:space="preserve">استخدمنا </w:t>
+      </w:r>
+      <w:r>
+        <w:rPr>
+          <w:b/>
+          <w:bCs/>
+          <w:sz w:val="28"/>
+          <w:szCs w:val="28"/>
+        </w:rPr>
+        <w:t>Middleware</w:t>
+      </w:r>
+      <w:r>
+        <w:rPr>
+          <w:sz w:val="28"/>
+          <w:szCs w:val="28"/>
         </w:rPr>
         <w:t xml:space="preserve"> </w:t>
       </w:r>
@@ -6419,107 +5856,10 @@
         <w:rPr>
           <w:sz w:val="28"/>
           <w:szCs w:val="28"/>
-        </w:rPr>
-        <w:t>Server B</w:t>
-      </w:r>
-      <w:r>
-        <w:rPr>
-          <w:rFonts w:hint="cs"/>
-          <w:sz w:val="28"/>
-          <w:szCs w:val="28"/>
-          <w:rtl/>
-        </w:rPr>
-        <w:t xml:space="preserve">) </w:t>
-      </w:r>
-      <w:r>
-        <w:rPr>
-          <w:sz w:val="28"/>
-          <w:szCs w:val="28"/>
-          <w:rtl/>
-        </w:rPr>
-        <w:t>وتوزيع الطلبات بينهما لضمان عدم انهيار خادم واحد تحت الضغط</w:t>
-      </w:r>
-      <w:r>
-        <w:rPr>
-          <w:sz w:val="28"/>
-          <w:szCs w:val="28"/>
-        </w:rPr>
-        <w:t>.</w:t>
-      </w:r>
-    </w:p>
-    <w:p>
-      <w:pPr>
-        <w:pStyle w:val="ListParagraph"/>
-        <w:bidi/>
-        <w:rPr>
-          <w:sz w:val="28"/>
-          <w:szCs w:val="28"/>
-          <w:rtl/>
-        </w:rPr>
-      </w:pPr>
-      <w:r>
-        <w:rPr>
-          <w:b/>
-          <w:bCs/>
-          <w:sz w:val="28"/>
-          <w:szCs w:val="28"/>
-          <w:rtl/>
-        </w:rPr>
-        <w:t>التنفيذ البرمجي</w:t>
-      </w:r>
-      <w:r>
-        <w:rPr>
-          <w:b/>
-          <w:bCs/>
-          <w:sz w:val="28"/>
-          <w:szCs w:val="28"/>
-        </w:rPr>
-        <w:t>:</w:t>
-      </w:r>
-    </w:p>
-    <w:p>
-      <w:pPr>
-        <w:pStyle w:val="ListParagraph"/>
-        <w:bidi/>
-        <w:rPr>
-          <w:sz w:val="28"/>
-          <w:szCs w:val="28"/>
-          <w:rtl/>
-        </w:rPr>
-      </w:pPr>
-      <w:r>
-        <w:rPr>
-          <w:sz w:val="28"/>
-          <w:szCs w:val="28"/>
-          <w:rtl/>
-        </w:rPr>
-        <w:t xml:space="preserve">استخدمنا </w:t>
-      </w:r>
-      <w:r>
-        <w:rPr>
-          <w:b/>
-          <w:bCs/>
-          <w:sz w:val="28"/>
-          <w:szCs w:val="28"/>
-        </w:rPr>
-        <w:t>Middleware</w:t>
-      </w:r>
-      <w:r>
-        <w:rPr>
-          <w:sz w:val="28"/>
-          <w:szCs w:val="28"/>
-        </w:rPr>
-        <w:t xml:space="preserve"> </w:t>
-      </w:r>
-      <w:r>
-        <w:rPr>
-          <w:sz w:val="28"/>
-          <w:szCs w:val="28"/>
           <w:rtl/>
         </w:rPr>
         <w:t xml:space="preserve">مخصص يسمى </w:t>
       </w:r>
-      <w:proofErr w:type="spellStart"/>
       <w:r>
         <w:rPr>
           <w:sz w:val="28"/>
@@ -6528,7 +5868,6 @@
         </w:rPr>
         <w:t>LoadBalancerMiddleware</w:t>
       </w:r>
-      <w:proofErr w:type="spellEnd"/>
       <w:r>
         <w:rPr>
           <w:rFonts w:hint="cs"/>
@@ -6722,16 +6061,7 @@
           <w:szCs w:val="28"/>
           <w:rtl/>
         </w:rPr>
-        <w:t xml:space="preserve">للمتصفح، نلاحظ في </w:t>
-      </w:r>
-      <w:proofErr w:type="gramStart"/>
-      <w:r>
-        <w:rPr>
-          <w:sz w:val="28"/>
-          <w:szCs w:val="28"/>
-          <w:rtl/>
-        </w:rPr>
-        <w:t xml:space="preserve">ملف </w:t>
+        <w:t xml:space="preserve">للمتصفح، نلاحظ في ملف </w:t>
       </w:r>
       <w:r>
         <w:rPr>
@@ -6745,15 +6075,7 @@
           <w:sz w:val="28"/>
           <w:szCs w:val="28"/>
         </w:rPr>
-        <w:t>storage/logs/laravel.log</w:t>
-      </w:r>
-      <w:proofErr w:type="gramEnd"/>
-      <w:r>
-        <w:rPr>
-          <w:sz w:val="28"/>
-          <w:szCs w:val="28"/>
-        </w:rPr>
-        <w:t xml:space="preserve"> </w:t>
+        <w:t xml:space="preserve">storage/logs/laravel.log </w:t>
       </w:r>
       <w:r>
         <w:rPr>
@@ -6801,7 +6123,6 @@
         </w:rPr>
         <w:t xml:space="preserve">Load Balancer: Request directed to </w:t>
       </w:r>
-      <w:proofErr w:type="spellStart"/>
       <w:r>
         <w:rPr>
           <w:sz w:val="28"/>
@@ -6810,7 +6131,6 @@
         </w:rPr>
         <w:t>Server_A</w:t>
       </w:r>
-      <w:proofErr w:type="spellEnd"/>
     </w:p>
     <w:p>
       <w:pPr>
@@ -6843,7 +6163,6 @@
         </w:rPr>
         <w:t xml:space="preserve">Load Balancer: Request directed to </w:t>
       </w:r>
-      <w:proofErr w:type="spellStart"/>
       <w:r>
         <w:rPr>
           <w:sz w:val="28"/>
@@ -6852,7 +6171,6 @@
         </w:rPr>
         <w:t>Server_B</w:t>
       </w:r>
-      <w:proofErr w:type="spellEnd"/>
     </w:p>
     <w:p>
       <w:pPr>
@@ -7128,18 +6446,7 @@
           <w:szCs w:val="28"/>
           <w:rtl/>
         </w:rPr>
-        <w:t xml:space="preserve">تحسين أداء استرجاع البيانات عبر التخزين </w:t>
-      </w:r>
-      <w:proofErr w:type="gramStart"/>
-      <w:r>
-        <w:rPr>
-          <w:b/>
-          <w:bCs/>
-          <w:sz w:val="28"/>
-          <w:szCs w:val="28"/>
-          <w:rtl/>
-        </w:rPr>
-        <w:t>المؤقت</w:t>
+        <w:t>تحسين أداء استرجاع البيانات عبر التخزين المؤقت</w:t>
       </w:r>
       <w:r>
         <w:rPr>
@@ -7168,17 +6475,7 @@
           <w:sz w:val="28"/>
           <w:szCs w:val="28"/>
         </w:rPr>
-        <w:t>(</w:t>
-      </w:r>
-      <w:proofErr w:type="gramEnd"/>
-      <w:r>
-        <w:rPr>
-          <w:b/>
-          <w:bCs/>
-          <w:sz w:val="28"/>
-          <w:szCs w:val="28"/>
-        </w:rPr>
-        <w:t>Product Listing Caching)</w:t>
+        <w:t>(Product Listing Caching)</w:t>
       </w:r>
       <w:r>
         <w:rPr>
@@ -7242,7 +6539,6 @@
           <w:szCs w:val="28"/>
         </w:rPr>
       </w:pPr>
-      <w:proofErr w:type="gramStart"/>
       <w:r>
         <w:rPr>
           <w:rFonts w:hint="cs"/>
@@ -7258,16 +6554,7 @@
           <w:szCs w:val="28"/>
           <w:rtl/>
         </w:rPr>
-        <w:t>ذا</w:t>
-      </w:r>
-      <w:proofErr w:type="gramEnd"/>
-      <w:r>
-        <w:rPr>
-          <w:sz w:val="28"/>
-          <w:szCs w:val="28"/>
-          <w:rtl/>
-        </w:rPr>
-        <w:t xml:space="preserve"> كان النظام يقوم بطلب القائمة من قاعدة البيانات</w:t>
+        <w:t>ذا كان النظام يقوم بطلب القائمة من قاعدة البيانات</w:t>
       </w:r>
       <w:r>
         <w:rPr>
@@ -7315,15 +6602,7 @@
           <w:sz w:val="28"/>
           <w:szCs w:val="28"/>
         </w:rPr>
-        <w:t>Cache-</w:t>
-      </w:r>
-      <w:proofErr w:type="gramStart"/>
-      <w:r>
-        <w:rPr>
-          <w:sz w:val="28"/>
-          <w:szCs w:val="28"/>
-        </w:rPr>
-        <w:t>Aside</w:t>
+        <w:t>Cache-Aside</w:t>
       </w:r>
       <w:r>
         <w:rPr>
@@ -7349,16 +6628,7 @@
           <w:szCs w:val="28"/>
           <w:rtl/>
         </w:rPr>
-        <w:t>لحل</w:t>
-      </w:r>
-      <w:proofErr w:type="gramEnd"/>
-      <w:r>
-        <w:rPr>
-          <w:sz w:val="28"/>
-          <w:szCs w:val="28"/>
-          <w:rtl/>
-        </w:rPr>
-        <w:t xml:space="preserve"> هذه المشكلة عبر خطوتين</w:t>
+        <w:t>لحل هذه المشكلة عبر خطوتين</w:t>
       </w:r>
       <w:r>
         <w:rPr>
@@ -7393,15 +6663,7 @@
           <w:sz w:val="28"/>
           <w:szCs w:val="28"/>
         </w:rPr>
-        <w:t xml:space="preserve"> (Cache Miss</w:t>
-      </w:r>
-      <w:proofErr w:type="gramStart"/>
-      <w:r>
-        <w:rPr>
-          <w:sz w:val="28"/>
-          <w:szCs w:val="28"/>
-        </w:rPr>
-        <w:t>)</w:t>
+        <w:t xml:space="preserve"> (Cache Miss)</w:t>
       </w:r>
       <w:r>
         <w:rPr>
@@ -7419,7 +6681,6 @@
         </w:rPr>
         <w:t>:</w:t>
       </w:r>
-      <w:proofErr w:type="gramEnd"/>
       <w:r>
         <w:rPr>
           <w:rFonts w:hint="cs"/>
@@ -7517,15 +6778,7 @@
           <w:sz w:val="28"/>
           <w:szCs w:val="28"/>
         </w:rPr>
-        <w:t>(Cache Hit</w:t>
-      </w:r>
-      <w:proofErr w:type="gramStart"/>
-      <w:r>
-        <w:rPr>
-          <w:sz w:val="28"/>
-          <w:szCs w:val="28"/>
-        </w:rPr>
-        <w:t>)</w:t>
+        <w:t>(Cache Hit)</w:t>
       </w:r>
       <w:r>
         <w:rPr>
@@ -7543,7 +6796,6 @@
         </w:rPr>
         <w:t>:</w:t>
       </w:r>
-      <w:proofErr w:type="gramEnd"/>
       <w:r>
         <w:rPr>
           <w:rFonts w:hint="cs"/>
@@ -7593,25 +6845,7 @@
           <w:szCs w:val="28"/>
           <w:rtl/>
         </w:rPr>
-        <w:t xml:space="preserve">، فيرجعها فوراً للمستخدم خلال </w:t>
-      </w:r>
-      <w:proofErr w:type="spellStart"/>
-      <w:r>
-        <w:rPr>
-          <w:sz w:val="28"/>
-          <w:szCs w:val="28"/>
-          <w:rtl/>
-        </w:rPr>
-        <w:t>ميكروثوانٍ</w:t>
-      </w:r>
-      <w:proofErr w:type="spellEnd"/>
-      <w:r>
-        <w:rPr>
-          <w:sz w:val="28"/>
-          <w:szCs w:val="28"/>
-          <w:rtl/>
-        </w:rPr>
-        <w:t xml:space="preserve"> دون تكبد عناء استعلامات قاعدة البيانات</w:t>
+        <w:t>، فيرجعها فوراً للمستخدم خلال ميكروثوانٍ دون تكبد عناء استعلامات قاعدة البيانات</w:t>
       </w:r>
       <w:r>
         <w:rPr>
@@ -7633,6 +6867,7 @@
       <w:r>
         <w:rPr>
           <w:rFonts w:cs="Arial"/>
+          <w:noProof/>
           <w:sz w:val="28"/>
           <w:szCs w:val="28"/>
           <w:rtl/>
@@ -7760,33 +6995,13 @@
         </w:rPr>
         <w:t xml:space="preserve">نقوم أولا بتنظيف ذاكرة الكاش عبر تعليمة </w:t>
       </w:r>
-      <w:proofErr w:type="spellStart"/>
-      <w:r>
-        <w:rPr>
-          <w:sz w:val="28"/>
-          <w:szCs w:val="28"/>
-        </w:rPr>
-        <w:t>php</w:t>
-      </w:r>
-      <w:proofErr w:type="spellEnd"/>
-      <w:r>
-        <w:rPr>
-          <w:sz w:val="28"/>
-          <w:szCs w:val="28"/>
-        </w:rPr>
-        <w:t xml:space="preserve"> artisan </w:t>
-      </w:r>
-      <w:proofErr w:type="spellStart"/>
-      <w:proofErr w:type="gramStart"/>
-      <w:r>
-        <w:rPr>
-          <w:sz w:val="28"/>
-          <w:szCs w:val="28"/>
-        </w:rPr>
-        <w:t>cache:clear</w:t>
-      </w:r>
-      <w:proofErr w:type="spellEnd"/>
-      <w:proofErr w:type="gramEnd"/>
+      <w:r>
+        <w:rPr>
+          <w:sz w:val="28"/>
+          <w:szCs w:val="28"/>
+        </w:rPr>
+        <w:t>php artisan cache:clear</w:t>
+      </w:r>
     </w:p>
     <w:p>
       <w:pPr>
@@ -7811,6 +7026,7 @@
       <w:r>
         <w:rPr>
           <w:rFonts w:cs="Arial"/>
+          <w:noProof/>
           <w:sz w:val="28"/>
           <w:szCs w:val="28"/>
           <w:rtl/>
@@ -7951,6 +7167,7 @@
       <w:r>
         <w:rPr>
           <w:rFonts w:cs="Arial"/>
+          <w:noProof/>
           <w:sz w:val="28"/>
           <w:szCs w:val="28"/>
           <w:rtl/>
@@ -8034,6 +7251,7 @@
       <w:r>
         <w:rPr>
           <w:rFonts w:cs="Arial"/>
+          <w:noProof/>
           <w:sz w:val="28"/>
           <w:szCs w:val="28"/>
           <w:rtl/>
@@ -8270,7 +7488,6 @@
         <w:lastRenderedPageBreak/>
         <w:t xml:space="preserve">أو يمكن تطبيق الاختبار عن طريق تشغيل ملف السكريبت </w:t>
       </w:r>
-      <w:proofErr w:type="spellStart"/>
       <w:r>
         <w:rPr>
           <w:sz w:val="28"/>
@@ -8278,7 +7495,6 @@
         </w:rPr>
         <w:t>test_products_caching</w:t>
       </w:r>
-      <w:proofErr w:type="spellEnd"/>
     </w:p>
     <w:p>
       <w:pPr>
@@ -8304,34 +7520,16 @@
           <w:sz w:val="28"/>
           <w:szCs w:val="28"/>
         </w:rPr>
-        <w:t xml:space="preserve">Cache </w:t>
-      </w:r>
-      <w:proofErr w:type="gramStart"/>
-      <w:r>
-        <w:rPr>
-          <w:sz w:val="28"/>
-          <w:szCs w:val="28"/>
-        </w:rPr>
-        <w:t xml:space="preserve">clear </w:t>
-      </w:r>
-      <w:r>
-        <w:rPr>
-          <w:rFonts w:hint="cs"/>
-          <w:sz w:val="28"/>
-          <w:szCs w:val="28"/>
-          <w:rtl/>
-        </w:rPr>
-        <w:t xml:space="preserve"> ثم</w:t>
-      </w:r>
-      <w:proofErr w:type="gramEnd"/>
-      <w:r>
-        <w:rPr>
-          <w:rFonts w:hint="cs"/>
-          <w:sz w:val="28"/>
-          <w:szCs w:val="28"/>
-          <w:rtl/>
-        </w:rPr>
-        <w:t xml:space="preserve"> ضرب طلبي عرض المنتجات </w:t>
+        <w:t xml:space="preserve">Cache clear </w:t>
+      </w:r>
+      <w:r>
+        <w:rPr>
+          <w:rFonts w:hint="cs"/>
+          <w:sz w:val="28"/>
+          <w:szCs w:val="28"/>
+          <w:rtl/>
+        </w:rPr>
+        <w:t xml:space="preserve"> ثم ضرب طلبي عرض المنتجات </w:t>
       </w:r>
       <w:r>
         <w:rPr>
@@ -8348,27 +7546,7 @@
           <w:szCs w:val="28"/>
           <w:rtl/>
         </w:rPr>
-        <w:t xml:space="preserve">فيكون الأول من </w:t>
-      </w:r>
-      <w:proofErr w:type="spellStart"/>
-      <w:r>
-        <w:rPr>
-          <w:rFonts w:hint="cs"/>
-          <w:sz w:val="28"/>
-          <w:szCs w:val="28"/>
-          <w:rtl/>
-        </w:rPr>
-        <w:t>الداتابيس</w:t>
-      </w:r>
-      <w:proofErr w:type="spellEnd"/>
-      <w:r>
-        <w:rPr>
-          <w:rFonts w:hint="cs"/>
-          <w:sz w:val="28"/>
-          <w:szCs w:val="28"/>
-          <w:rtl/>
-        </w:rPr>
-        <w:t xml:space="preserve"> والثاني من الرام مع عرض الوقت المستغرق لكل طلب</w:t>
+        <w:t>فيكون الأول من الداتابيس والثاني من الرام مع عرض الوقت المستغرق لكل طلب</w:t>
       </w:r>
     </w:p>
     <w:p>
@@ -8384,6 +7562,7 @@
       <w:r>
         <w:rPr>
           <w:rFonts w:cs="Arial"/>
+          <w:noProof/>
           <w:rtl/>
         </w:rPr>
         <w:drawing>
@@ -8533,18 +7712,7 @@
           <w:szCs w:val="28"/>
           <w:rtl/>
         </w:rPr>
-        <w:t xml:space="preserve">حماية المعاملات الحساسة عبر الأقفال </w:t>
-      </w:r>
-      <w:proofErr w:type="gramStart"/>
-      <w:r>
-        <w:rPr>
-          <w:b/>
-          <w:bCs/>
-          <w:sz w:val="28"/>
-          <w:szCs w:val="28"/>
-          <w:rtl/>
-        </w:rPr>
-        <w:t>الموزعة</w:t>
+        <w:t>حماية المعاملات الحساسة عبر الأقفال الموزعة</w:t>
       </w:r>
       <w:r>
         <w:rPr>
@@ -8573,17 +7741,7 @@
           <w:sz w:val="28"/>
           <w:szCs w:val="28"/>
         </w:rPr>
-        <w:t>(</w:t>
-      </w:r>
-      <w:proofErr w:type="gramEnd"/>
-      <w:r>
-        <w:rPr>
-          <w:b/>
-          <w:bCs/>
-          <w:sz w:val="28"/>
-          <w:szCs w:val="28"/>
-        </w:rPr>
-        <w:t>Redis Distributed Lock)</w:t>
+        <w:t>(Redis Distributed Lock)</w:t>
       </w:r>
       <w:r>
         <w:rPr>
@@ -8720,7 +7878,6 @@
         <w:lastRenderedPageBreak/>
         <w:t xml:space="preserve">لحل هذه المشكلة تم بناء آلية القفل الموزع باستخدام دالة </w:t>
       </w:r>
-      <w:proofErr w:type="gramStart"/>
       <w:r>
         <w:rPr>
           <w:sz w:val="28"/>
@@ -8750,41 +7907,24 @@
           <w:szCs w:val="28"/>
           <w:rtl/>
         </w:rPr>
-        <w:t>المعتمدة</w:t>
-      </w:r>
-      <w:proofErr w:type="gramEnd"/>
-      <w:r>
-        <w:rPr>
-          <w:sz w:val="28"/>
-          <w:szCs w:val="28"/>
-          <w:rtl/>
-        </w:rPr>
-        <w:t xml:space="preserve"> على خادم</w:t>
-      </w:r>
-      <w:r>
-        <w:rPr>
-          <w:sz w:val="28"/>
-          <w:szCs w:val="28"/>
+        <w:t>المعتمدة على خادم</w:t>
+      </w:r>
+      <w:r>
+        <w:rPr>
+          <w:sz w:val="28"/>
+          <w:szCs w:val="28"/>
+        </w:rPr>
+        <w:t xml:space="preserve"> Redis </w:t>
+      </w:r>
+      <w:r>
+        <w:rPr>
+          <w:rFonts w:hint="cs"/>
+          <w:sz w:val="28"/>
+          <w:szCs w:val="28"/>
+          <w:rtl/>
         </w:rPr>
         <w:t xml:space="preserve"> </w:t>
       </w:r>
-      <w:proofErr w:type="gramStart"/>
-      <w:r>
-        <w:rPr>
-          <w:sz w:val="28"/>
-          <w:szCs w:val="28"/>
-        </w:rPr>
-        <w:t xml:space="preserve">Redis </w:t>
-      </w:r>
-      <w:r>
-        <w:rPr>
-          <w:rFonts w:hint="cs"/>
-          <w:sz w:val="28"/>
-          <w:szCs w:val="28"/>
-          <w:rtl/>
-        </w:rPr>
-        <w:t xml:space="preserve"> </w:t>
-      </w:r>
       <w:r>
         <w:rPr>
           <w:sz w:val="28"/>
@@ -8793,7 +7933,6 @@
         </w:rPr>
         <w:t>المشترك</w:t>
       </w:r>
-      <w:proofErr w:type="gramEnd"/>
       <w:r>
         <w:rPr>
           <w:sz w:val="28"/>
@@ -8865,6 +8004,7 @@
       <w:r>
         <w:rPr>
           <w:rFonts w:cs="Arial"/>
+          <w:noProof/>
           <w:sz w:val="28"/>
           <w:szCs w:val="28"/>
           <w:rtl/>
@@ -8924,7 +8064,6 @@
         </w:rPr>
         <w:t>تكون مدة القفل 5 ثوان فقط لتجنب حادثة ال</w:t>
       </w:r>
-      <w:proofErr w:type="gramStart"/>
       <w:r>
         <w:rPr>
           <w:sz w:val="28"/>
@@ -8939,34 +8078,23 @@
           <w:szCs w:val="28"/>
           <w:rtl/>
         </w:rPr>
-        <w:t xml:space="preserve"> في</w:t>
-      </w:r>
-      <w:proofErr w:type="gramEnd"/>
-      <w:r>
-        <w:rPr>
-          <w:rFonts w:hint="cs"/>
-          <w:sz w:val="28"/>
-          <w:szCs w:val="28"/>
-          <w:rtl/>
-        </w:rPr>
-        <w:t xml:space="preserve"> حال تعطل السيرفر</w:t>
-      </w:r>
-    </w:p>
-    <w:p>
-      <w:pPr>
-        <w:bidi/>
-        <w:rPr>
-          <w:sz w:val="28"/>
-          <w:szCs w:val="28"/>
-          <w:rtl/>
-        </w:rPr>
-      </w:pPr>
-    </w:p>
-    <w:p>
-      <w:pPr>
-        <w:bidi/>
-        <w:rPr>
-          <w:rFonts w:hint="cs"/>
+        <w:t xml:space="preserve"> في حال تعطل السيرفر</w:t>
+      </w:r>
+    </w:p>
+    <w:p>
+      <w:pPr>
+        <w:bidi/>
+        <w:rPr>
+          <w:sz w:val="28"/>
+          <w:szCs w:val="28"/>
+          <w:rtl/>
+        </w:rPr>
+      </w:pPr>
+    </w:p>
+    <w:p>
+      <w:pPr>
+        <w:bidi/>
+        <w:rPr>
           <w:sz w:val="28"/>
           <w:szCs w:val="28"/>
           <w:rtl/>
@@ -8975,6 +8103,7 @@
       <w:r>
         <w:rPr>
           <w:rFonts w:cs="Arial"/>
+          <w:noProof/>
           <w:sz w:val="28"/>
           <w:szCs w:val="28"/>
           <w:rtl/>
@@ -9067,6 +8196,7 @@
       <w:r>
         <w:rPr>
           <w:rFonts w:cs="Arial"/>
+          <w:noProof/>
           <w:sz w:val="28"/>
           <w:szCs w:val="28"/>
           <w:rtl/>
@@ -9188,7 +8318,6 @@
         </w:rPr>
         <w:t xml:space="preserve">يوجد ملفي اختبار </w:t>
       </w:r>
-      <w:proofErr w:type="spellStart"/>
       <w:r>
         <w:rPr>
           <w:sz w:val="28"/>
@@ -9196,7 +8325,6 @@
         </w:rPr>
         <w:t>test_distributed_lock</w:t>
       </w:r>
-      <w:proofErr w:type="spellEnd"/>
       <w:r>
         <w:rPr>
           <w:rFonts w:hint="cs"/>
@@ -9274,7 +8402,6 @@
         </w:rPr>
         <w:t xml:space="preserve">عند تشغيل ملف </w:t>
       </w:r>
-      <w:proofErr w:type="spellStart"/>
       <w:r>
         <w:rPr>
           <w:sz w:val="28"/>
@@ -9282,7 +8409,6 @@
         </w:rPr>
         <w:t>test_distributed_lock</w:t>
       </w:r>
-      <w:proofErr w:type="spellEnd"/>
       <w:r>
         <w:rPr>
           <w:rFonts w:hint="cs"/>
@@ -9304,6 +8430,7 @@
       <w:r>
         <w:rPr>
           <w:rFonts w:cs="Arial"/>
+          <w:noProof/>
           <w:sz w:val="28"/>
           <w:szCs w:val="28"/>
           <w:rtl/>
@@ -9361,27 +8488,7 @@
           <w:szCs w:val="28"/>
           <w:rtl/>
         </w:rPr>
-        <w:t xml:space="preserve">نلاحظ نجاح الطلبات </w:t>
-      </w:r>
-      <w:proofErr w:type="gramStart"/>
-      <w:r>
-        <w:rPr>
-          <w:rFonts w:hint="cs"/>
-          <w:sz w:val="28"/>
-          <w:szCs w:val="28"/>
-          <w:rtl/>
-        </w:rPr>
-        <w:t>ال4</w:t>
-      </w:r>
-      <w:proofErr w:type="gramEnd"/>
-      <w:r>
-        <w:rPr>
-          <w:rFonts w:hint="cs"/>
-          <w:sz w:val="28"/>
-          <w:szCs w:val="28"/>
-          <w:rtl/>
-        </w:rPr>
-        <w:t xml:space="preserve"> الأولى وفشل الباقي بسبب نفاد الكمية.</w:t>
+        <w:t>نلاحظ نجاح الطلبات ال4 الأولى وفشل الباقي بسبب نفاد الكمية.</w:t>
       </w:r>
     </w:p>
     <w:p>
@@ -9418,15 +8525,7 @@
           <w:sz w:val="28"/>
           <w:szCs w:val="28"/>
         </w:rPr>
-        <w:t>test-without-</w:t>
-      </w:r>
-      <w:proofErr w:type="gramStart"/>
-      <w:r>
-        <w:rPr>
-          <w:sz w:val="28"/>
-          <w:szCs w:val="28"/>
-        </w:rPr>
-        <w:t>lock</w:t>
+        <w:t>test-without-lock</w:t>
       </w:r>
       <w:r>
         <w:rPr>
@@ -9444,17 +8543,7 @@
           <w:szCs w:val="28"/>
           <w:rtl/>
         </w:rPr>
-        <w:t>الذي</w:t>
-      </w:r>
-      <w:proofErr w:type="gramEnd"/>
-      <w:r>
-        <w:rPr>
-          <w:rFonts w:hint="cs"/>
-          <w:sz w:val="28"/>
-          <w:szCs w:val="28"/>
-          <w:rtl/>
-        </w:rPr>
-        <w:t xml:space="preserve"> يقوم بضرب 20 عملية شراء ولكن بدون اقفال </w:t>
+        <w:t xml:space="preserve">الذي يقوم بضرب 20 عملية شراء ولكن بدون اقفال </w:t>
       </w:r>
       <w:r>
         <w:rPr>
@@ -9471,19 +8560,8 @@
           <w:szCs w:val="28"/>
           <w:rtl/>
         </w:rPr>
-        <w:t xml:space="preserve">عبر </w:t>
-      </w:r>
-      <w:proofErr w:type="gramStart"/>
-      <w:r>
-        <w:rPr>
-          <w:rFonts w:hint="cs"/>
-          <w:sz w:val="28"/>
-          <w:szCs w:val="28"/>
-          <w:rtl/>
-        </w:rPr>
-        <w:t>الدالة :</w:t>
-      </w:r>
-      <w:proofErr w:type="gramEnd"/>
+        <w:t>عبر الدالة :</w:t>
+      </w:r>
     </w:p>
     <w:p>
       <w:pPr>
@@ -9497,6 +8575,7 @@
       <w:r>
         <w:rPr>
           <w:rFonts w:cs="Arial"/>
+          <w:noProof/>
           <w:sz w:val="28"/>
           <w:szCs w:val="28"/>
           <w:rtl/>
@@ -9561,7 +8640,6 @@
       <w:pPr>
         <w:bidi/>
         <w:rPr>
-          <w:rFonts w:hint="cs"/>
           <w:sz w:val="28"/>
           <w:szCs w:val="28"/>
           <w:rtl/>
@@ -9596,6 +8674,7 @@
       <w:r>
         <w:rPr>
           <w:rFonts w:cs="Arial"/>
+          <w:noProof/>
           <w:sz w:val="28"/>
           <w:szCs w:val="28"/>
           <w:rtl/>
@@ -11314,6 +10393,7 @@
   <w:style w:type="character" w:default="1" w:styleId="DefaultParagraphFont">
     <w:name w:val="Default Paragraph Font"/>
     <w:uiPriority w:val="1"/>
+    <w:semiHidden/>
     <w:unhideWhenUsed/>
   </w:style>
   <w:style w:type="table" w:default="1" w:styleId="TableNormal">
